--- a/5.人员管理/2.运行记录类文件/TXHS-05-13-2026年度1-4月人员管理报告.docx
+++ b/5.人员管理/2.运行记录类文件/TXHS-05-13-2026年度1-4月人员管理报告.docx
@@ -21,8 +21,8 @@
         <w:spacing w:before="3120" w:beforeLines="1000"/>
         <w:textAlignment w:val="baseline"/>
       </w:pPr>
-      <w:bookmarkStart w:id="0" w:name="_Toc27047"/>
-      <w:bookmarkStart w:id="1" w:name="_Toc19276"/>
+      <w:bookmarkStart w:id="0" w:name="_Toc19276"/>
+      <w:bookmarkStart w:id="1" w:name="_Toc27047"/>
       <w:r>
         <w:drawing>
           <wp:anchor distT="0" distB="0" distL="114300" distR="114300" simplePos="0" relativeHeight="251661312" behindDoc="1" locked="0" layoutInCell="1" allowOverlap="1">
@@ -353,6 +353,12 @@
             <w:insideH w:val="none" w:color="auto" w:sz="0" w:space="0"/>
             <w:insideV w:val="none" w:color="auto" w:sz="0" w:space="0"/>
           </w:tblBorders>
+          <w:tblCellMar>
+            <w:top w:w="0" w:type="dxa"/>
+            <w:left w:w="108" w:type="dxa"/>
+            <w:bottom w:w="0" w:type="dxa"/>
+            <w:right w:w="108" w:type="dxa"/>
+          </w:tblCellMar>
         </w:tblPrEx>
         <w:trPr>
           <w:trHeight w:val="810" w:hRule="atLeast"/>
@@ -878,12 +884,6 @@
             <w:insideH w:val="single" w:color="000000" w:sz="2" w:space="0"/>
             <w:insideV w:val="single" w:color="000000" w:sz="2" w:space="0"/>
           </w:tblBorders>
-          <w:tblCellMar>
-            <w:top w:w="0" w:type="dxa"/>
-            <w:left w:w="0" w:type="dxa"/>
-            <w:bottom w:w="0" w:type="dxa"/>
-            <w:right w:w="0" w:type="dxa"/>
-          </w:tblCellMar>
         </w:tblPrEx>
         <w:trPr>
           <w:trHeight w:val="593" w:hRule="atLeast"/>
@@ -1438,7 +1438,7 @@
                 <w:vertAlign w:val="baseline"/>
                 <w:lang w:val="en-US" w:eastAsia="zh-CN"/>
               </w:rPr>
-              <w:t>陈凯</w:t>
+              <w:t>茅建根</w:t>
             </w:r>
           </w:p>
         </w:tc>
@@ -3356,7 +3356,17 @@
             <w:t xml:space="preserve">2.6. </w:t>
           </w:r>
           <w:r>
-            <w:t>人员技能评定完成情况</w:t>
+            <w:t>人员</w:t>
+          </w:r>
+          <w:r>
+            <w:rPr>
+              <w:rFonts w:hint="eastAsia"/>
+              <w:lang w:eastAsia="zh-CN"/>
+            </w:rPr>
+            <w:t>能力评价</w:t>
+          </w:r>
+          <w:r>
+            <w:t>完成情况</w:t>
           </w:r>
           <w:r>
             <w:tab/>
@@ -3419,7 +3429,17 @@
             <w:t xml:space="preserve">2.6.1. </w:t>
           </w:r>
           <w:r>
-            <w:t>人员技能评定详情</w:t>
+            <w:t>人员</w:t>
+          </w:r>
+          <w:r>
+            <w:rPr>
+              <w:rFonts w:hint="eastAsia"/>
+              <w:lang w:eastAsia="zh-CN"/>
+            </w:rPr>
+            <w:t>能力评价</w:t>
+          </w:r>
+          <w:r>
+            <w:t>详情</w:t>
           </w:r>
           <w:r>
             <w:tab/>
@@ -3482,7 +3502,17 @@
             <w:t xml:space="preserve">2.6.2. </w:t>
           </w:r>
           <w:r>
-            <w:t>2.6.2 人员技能评定KPI完成情况</w:t>
+            <w:t>2.6.2 人员</w:t>
+          </w:r>
+          <w:r>
+            <w:rPr>
+              <w:rFonts w:hint="eastAsia"/>
+              <w:lang w:eastAsia="zh-CN"/>
+            </w:rPr>
+            <w:t>能力评价</w:t>
+          </w:r>
+          <w:r>
+            <w:t>KPI完成情况</w:t>
           </w:r>
           <w:r>
             <w:tab/>
@@ -3918,8 +3948,8 @@
         <w:snapToGrid w:val="0"/>
         <w:textAlignment w:val="baseline"/>
       </w:pPr>
-      <w:bookmarkStart w:id="3" w:name="_Toc1076"/>
-      <w:bookmarkStart w:id="4" w:name="heading_0"/>
+      <w:bookmarkStart w:id="3" w:name="heading_0"/>
+      <w:bookmarkStart w:id="4" w:name="_Toc1076"/>
       <w:r>
         <w:t>总体概述</w:t>
       </w:r>
@@ -3955,7 +3985,17 @@
         <w:t>4</w:t>
       </w:r>
       <w:r>
-        <w:t>月底（第一季度）的执行情况。总体而言，计划执行符合预期，在人员储备、招聘、培训、备份、绩效考核及技能评定等模块均按计划推进，各项KPI指标均达成或超越考核目标，为全年人员管理工作的顺利开展奠定了坚实基础。</w:t>
+        <w:t>月底（第一季度）的执行情况。总体而言，计划执行符合预期，在人员储备、招聘、培训、备份、绩效考核及</w:t>
+      </w:r>
+      <w:r>
+        <w:rPr>
+          <w:rFonts w:hint="eastAsia"/>
+          <w:lang w:eastAsia="zh-CN"/>
+        </w:rPr>
+        <w:t>能力评价</w:t>
+      </w:r>
+      <w:r>
+        <w:t>等模块均按计划推进，各项KPI指标均达成或超越考核目标，为全年人员管理工作的顺利开展奠定了坚实基础。</w:t>
       </w:r>
     </w:p>
     <w:p>
@@ -3976,8 +4016,8 @@
         <w:snapToGrid w:val="0"/>
         <w:textAlignment w:val="baseline"/>
       </w:pPr>
-      <w:bookmarkStart w:id="5" w:name="_Toc28759"/>
-      <w:bookmarkStart w:id="6" w:name="heading_1"/>
+      <w:bookmarkStart w:id="5" w:name="heading_1"/>
+      <w:bookmarkStart w:id="6" w:name="_Toc28759"/>
       <w:r>
         <w:t>计划执行成果</w:t>
       </w:r>
@@ -4002,8 +4042,8 @@
         <w:snapToGrid w:val="0"/>
         <w:textAlignment w:val="baseline"/>
       </w:pPr>
-      <w:bookmarkStart w:id="7" w:name="heading_2"/>
-      <w:bookmarkStart w:id="8" w:name="_Toc25262"/>
+      <w:bookmarkStart w:id="7" w:name="_Toc25262"/>
+      <w:bookmarkStart w:id="8" w:name="heading_2"/>
       <w:r>
         <w:t>人员储备完成情况</w:t>
       </w:r>
@@ -4055,6 +4095,1458 @@
         <w:textAlignment w:val="baseline"/>
         <w:rPr>
           <w:rFonts w:hint="eastAsia"/>
+          <w:lang w:val="en-US" w:eastAsia="zh-CN"/>
+        </w:rPr>
+      </w:pPr>
+      <w:r>
+        <w:rPr>
+          <w:rFonts w:hint="eastAsia"/>
+          <w:lang w:val="en-US" w:eastAsia="zh-CN"/>
+        </w:rPr>
+        <w:t>截止2026年4月，人员储备情况如下：</w:t>
+      </w:r>
+    </w:p>
+    <w:tbl>
+      <w:tblPr>
+        <w:tblStyle w:val="20"/>
+        <w:tblW w:w="8541" w:type="dxa"/>
+        <w:jc w:val="center"/>
+        <w:tblBorders>
+          <w:top w:val="none" w:color="auto" w:sz="0" w:space="0"/>
+          <w:left w:val="none" w:color="auto" w:sz="0" w:space="0"/>
+          <w:bottom w:val="none" w:color="auto" w:sz="0" w:space="0"/>
+          <w:right w:val="none" w:color="auto" w:sz="0" w:space="0"/>
+          <w:insideH w:val="none" w:color="auto" w:sz="0" w:space="0"/>
+          <w:insideV w:val="none" w:color="auto" w:sz="0" w:space="0"/>
+        </w:tblBorders>
+        <w:tblLayout w:type="autofit"/>
+        <w:tblCellMar>
+          <w:top w:w="0" w:type="dxa"/>
+          <w:left w:w="10" w:type="dxa"/>
+          <w:bottom w:w="0" w:type="dxa"/>
+          <w:right w:w="10" w:type="dxa"/>
+        </w:tblCellMar>
+      </w:tblPr>
+      <w:tblGrid>
+        <w:gridCol w:w="583"/>
+        <w:gridCol w:w="1485"/>
+        <w:gridCol w:w="1857"/>
+        <w:gridCol w:w="655"/>
+        <w:gridCol w:w="1121"/>
+        <w:gridCol w:w="1420"/>
+        <w:gridCol w:w="1420"/>
+      </w:tblGrid>
+      <w:tr>
+        <w:tblPrEx>
+          <w:tblBorders>
+            <w:top w:val="none" w:color="auto" w:sz="0" w:space="0"/>
+            <w:left w:val="none" w:color="auto" w:sz="0" w:space="0"/>
+            <w:bottom w:val="none" w:color="auto" w:sz="0" w:space="0"/>
+            <w:right w:val="none" w:color="auto" w:sz="0" w:space="0"/>
+            <w:insideH w:val="none" w:color="auto" w:sz="0" w:space="0"/>
+            <w:insideV w:val="none" w:color="auto" w:sz="0" w:space="0"/>
+          </w:tblBorders>
+          <w:tblCellMar>
+            <w:top w:w="0" w:type="dxa"/>
+            <w:left w:w="10" w:type="dxa"/>
+            <w:bottom w:w="0" w:type="dxa"/>
+            <w:right w:w="10" w:type="dxa"/>
+          </w:tblCellMar>
+        </w:tblPrEx>
+        <w:trPr>
+          <w:trHeight w:val="0" w:hRule="atLeast"/>
+          <w:tblHeader/>
+          <w:jc w:val="center"/>
+        </w:trPr>
+        <w:tc>
+          <w:tcPr>
+            <w:tcW w:w="583" w:type="dxa"/>
+            <w:tcBorders>
+              <w:top w:val="single" w:color="auto" w:sz="12" w:space="0"/>
+              <w:left w:val="single" w:color="auto" w:sz="12" w:space="0"/>
+              <w:bottom w:val="nil"/>
+              <w:right w:val="nil"/>
+            </w:tcBorders>
+            <w:tcMar>
+              <w:top w:w="60" w:type="dxa"/>
+              <w:left w:w="120" w:type="dxa"/>
+              <w:bottom w:w="30" w:type="dxa"/>
+              <w:right w:w="120" w:type="dxa"/>
+            </w:tcMar>
+            <w:vAlign w:val="center"/>
+          </w:tcPr>
+          <w:p>
+            <w:pPr>
+              <w:pStyle w:val="30"/>
+              <w:keepNext w:val="0"/>
+              <w:keepLines w:val="0"/>
+              <w:pageBreakBefore w:val="0"/>
+              <w:widowControl w:val="0"/>
+              <w:kinsoku w:val="0"/>
+              <w:wordWrap/>
+              <w:overflowPunct/>
+              <w:topLinePunct w:val="0"/>
+              <w:autoSpaceDE w:val="0"/>
+              <w:autoSpaceDN w:val="0"/>
+              <w:bidi w:val="0"/>
+              <w:adjustRightInd w:val="0"/>
+              <w:snapToGrid w:val="0"/>
+              <w:spacing w:line="240" w:lineRule="auto"/>
+              <w:ind w:left="0" w:leftChars="0" w:right="0" w:rightChars="0" w:firstLine="0" w:firstLineChars="0"/>
+              <w:jc w:val="center"/>
+              <w:textAlignment w:val="baseline"/>
+              <w:rPr>
+                <w:b/>
+              </w:rPr>
+            </w:pPr>
+            <w:r>
+              <w:rPr>
+                <w:b/>
+              </w:rPr>
+              <w:t>序号</w:t>
+            </w:r>
+          </w:p>
+        </w:tc>
+        <w:tc>
+          <w:tcPr>
+            <w:tcW w:w="1485" w:type="dxa"/>
+            <w:tcBorders>
+              <w:top w:val="single" w:color="auto" w:sz="12" w:space="0"/>
+              <w:left w:val="single" w:color="auto" w:sz="4" w:space="0"/>
+              <w:bottom w:val="nil"/>
+              <w:right w:val="nil"/>
+            </w:tcBorders>
+            <w:tcMar>
+              <w:top w:w="60" w:type="dxa"/>
+              <w:left w:w="120" w:type="dxa"/>
+              <w:bottom w:w="30" w:type="dxa"/>
+              <w:right w:w="120" w:type="dxa"/>
+            </w:tcMar>
+            <w:vAlign w:val="center"/>
+          </w:tcPr>
+          <w:p>
+            <w:pPr>
+              <w:pStyle w:val="30"/>
+              <w:keepNext w:val="0"/>
+              <w:keepLines w:val="0"/>
+              <w:pageBreakBefore w:val="0"/>
+              <w:widowControl w:val="0"/>
+              <w:kinsoku w:val="0"/>
+              <w:wordWrap/>
+              <w:overflowPunct/>
+              <w:topLinePunct w:val="0"/>
+              <w:autoSpaceDE w:val="0"/>
+              <w:autoSpaceDN w:val="0"/>
+              <w:bidi w:val="0"/>
+              <w:adjustRightInd w:val="0"/>
+              <w:snapToGrid w:val="0"/>
+              <w:spacing w:line="240" w:lineRule="auto"/>
+              <w:ind w:left="0" w:leftChars="0" w:right="0" w:rightChars="0" w:firstLine="0" w:firstLineChars="0"/>
+              <w:jc w:val="center"/>
+              <w:textAlignment w:val="baseline"/>
+              <w:rPr>
+                <w:b/>
+              </w:rPr>
+            </w:pPr>
+            <w:r>
+              <w:rPr>
+                <w:b/>
+              </w:rPr>
+              <w:t>岗位名称</w:t>
+            </w:r>
+          </w:p>
+        </w:tc>
+        <w:tc>
+          <w:tcPr>
+            <w:tcW w:w="1857" w:type="dxa"/>
+            <w:tcBorders>
+              <w:top w:val="single" w:color="auto" w:sz="12" w:space="0"/>
+              <w:left w:val="single" w:color="auto" w:sz="4" w:space="0"/>
+              <w:bottom w:val="nil"/>
+              <w:right w:val="nil"/>
+            </w:tcBorders>
+            <w:tcMar>
+              <w:top w:w="60" w:type="dxa"/>
+              <w:left w:w="120" w:type="dxa"/>
+              <w:bottom w:w="30" w:type="dxa"/>
+              <w:right w:w="120" w:type="dxa"/>
+            </w:tcMar>
+            <w:vAlign w:val="center"/>
+          </w:tcPr>
+          <w:p>
+            <w:pPr>
+              <w:pStyle w:val="30"/>
+              <w:keepNext w:val="0"/>
+              <w:keepLines w:val="0"/>
+              <w:pageBreakBefore w:val="0"/>
+              <w:widowControl w:val="0"/>
+              <w:kinsoku w:val="0"/>
+              <w:wordWrap/>
+              <w:overflowPunct/>
+              <w:topLinePunct w:val="0"/>
+              <w:autoSpaceDE w:val="0"/>
+              <w:autoSpaceDN w:val="0"/>
+              <w:bidi w:val="0"/>
+              <w:adjustRightInd w:val="0"/>
+              <w:snapToGrid w:val="0"/>
+              <w:spacing w:line="240" w:lineRule="auto"/>
+              <w:ind w:left="0" w:leftChars="0" w:right="0" w:rightChars="0" w:firstLine="0" w:firstLineChars="0"/>
+              <w:jc w:val="center"/>
+              <w:textAlignment w:val="baseline"/>
+              <w:rPr>
+                <w:b/>
+              </w:rPr>
+            </w:pPr>
+            <w:r>
+              <w:rPr>
+                <w:b/>
+              </w:rPr>
+              <w:t>识别依据</w:t>
+            </w:r>
+          </w:p>
+        </w:tc>
+        <w:tc>
+          <w:tcPr>
+            <w:tcW w:w="655" w:type="dxa"/>
+            <w:tcBorders>
+              <w:top w:val="single" w:color="auto" w:sz="12" w:space="0"/>
+              <w:left w:val="single" w:color="auto" w:sz="4" w:space="0"/>
+              <w:bottom w:val="nil"/>
+              <w:right w:val="nil"/>
+            </w:tcBorders>
+            <w:tcMar>
+              <w:top w:w="60" w:type="dxa"/>
+              <w:left w:w="120" w:type="dxa"/>
+              <w:bottom w:w="30" w:type="dxa"/>
+              <w:right w:w="120" w:type="dxa"/>
+            </w:tcMar>
+            <w:vAlign w:val="center"/>
+          </w:tcPr>
+          <w:p>
+            <w:pPr>
+              <w:pStyle w:val="30"/>
+              <w:keepNext w:val="0"/>
+              <w:keepLines w:val="0"/>
+              <w:pageBreakBefore w:val="0"/>
+              <w:widowControl w:val="0"/>
+              <w:kinsoku w:val="0"/>
+              <w:wordWrap/>
+              <w:overflowPunct/>
+              <w:topLinePunct w:val="0"/>
+              <w:autoSpaceDE w:val="0"/>
+              <w:autoSpaceDN w:val="0"/>
+              <w:bidi w:val="0"/>
+              <w:adjustRightInd w:val="0"/>
+              <w:snapToGrid w:val="0"/>
+              <w:spacing w:line="240" w:lineRule="auto"/>
+              <w:ind w:left="0" w:leftChars="0" w:right="0" w:rightChars="0" w:firstLine="0" w:firstLineChars="0"/>
+              <w:jc w:val="center"/>
+              <w:textAlignment w:val="baseline"/>
+              <w:rPr>
+                <w:b/>
+              </w:rPr>
+            </w:pPr>
+            <w:r>
+              <w:rPr>
+                <w:b/>
+              </w:rPr>
+              <w:t>储备人数</w:t>
+            </w:r>
+          </w:p>
+        </w:tc>
+        <w:tc>
+          <w:tcPr>
+            <w:tcW w:w="1121" w:type="dxa"/>
+            <w:tcBorders>
+              <w:top w:val="single" w:color="auto" w:sz="12" w:space="0"/>
+              <w:left w:val="single" w:color="auto" w:sz="4" w:space="0"/>
+              <w:bottom w:val="nil"/>
+              <w:right w:val="nil"/>
+            </w:tcBorders>
+            <w:tcMar>
+              <w:top w:w="60" w:type="dxa"/>
+              <w:left w:w="120" w:type="dxa"/>
+              <w:bottom w:w="30" w:type="dxa"/>
+              <w:right w:w="120" w:type="dxa"/>
+            </w:tcMar>
+            <w:vAlign w:val="center"/>
+          </w:tcPr>
+          <w:p>
+            <w:pPr>
+              <w:pStyle w:val="30"/>
+              <w:keepNext w:val="0"/>
+              <w:keepLines w:val="0"/>
+              <w:pageBreakBefore w:val="0"/>
+              <w:widowControl w:val="0"/>
+              <w:kinsoku w:val="0"/>
+              <w:wordWrap/>
+              <w:overflowPunct/>
+              <w:topLinePunct w:val="0"/>
+              <w:autoSpaceDE w:val="0"/>
+              <w:autoSpaceDN w:val="0"/>
+              <w:bidi w:val="0"/>
+              <w:adjustRightInd w:val="0"/>
+              <w:snapToGrid w:val="0"/>
+              <w:spacing w:line="240" w:lineRule="auto"/>
+              <w:ind w:left="0" w:leftChars="0" w:right="0" w:rightChars="0" w:firstLine="0" w:firstLineChars="0"/>
+              <w:jc w:val="center"/>
+              <w:textAlignment w:val="baseline"/>
+              <w:rPr>
+                <w:b/>
+              </w:rPr>
+            </w:pPr>
+            <w:r>
+              <w:rPr>
+                <w:b/>
+              </w:rPr>
+              <w:t>储备来源</w:t>
+            </w:r>
+          </w:p>
+        </w:tc>
+        <w:tc>
+          <w:tcPr>
+            <w:tcW w:w="1420" w:type="dxa"/>
+            <w:tcBorders>
+              <w:top w:val="single" w:color="auto" w:sz="12" w:space="0"/>
+              <w:left w:val="single" w:color="auto" w:sz="4" w:space="0"/>
+              <w:bottom w:val="nil"/>
+              <w:right w:val="single" w:color="auto" w:sz="12" w:space="0"/>
+            </w:tcBorders>
+            <w:tcMar>
+              <w:top w:w="60" w:type="dxa"/>
+              <w:left w:w="120" w:type="dxa"/>
+              <w:bottom w:w="30" w:type="dxa"/>
+              <w:right w:w="120" w:type="dxa"/>
+            </w:tcMar>
+            <w:vAlign w:val="center"/>
+          </w:tcPr>
+          <w:p>
+            <w:pPr>
+              <w:pStyle w:val="30"/>
+              <w:keepNext w:val="0"/>
+              <w:keepLines w:val="0"/>
+              <w:pageBreakBefore w:val="0"/>
+              <w:widowControl w:val="0"/>
+              <w:kinsoku w:val="0"/>
+              <w:wordWrap/>
+              <w:overflowPunct/>
+              <w:topLinePunct w:val="0"/>
+              <w:autoSpaceDE w:val="0"/>
+              <w:autoSpaceDN w:val="0"/>
+              <w:bidi w:val="0"/>
+              <w:adjustRightInd w:val="0"/>
+              <w:snapToGrid w:val="0"/>
+              <w:spacing w:line="240" w:lineRule="auto"/>
+              <w:ind w:left="0" w:leftChars="0" w:right="0" w:rightChars="0" w:firstLine="0" w:firstLineChars="0"/>
+              <w:jc w:val="center"/>
+              <w:textAlignment w:val="baseline"/>
+              <w:rPr>
+                <w:b/>
+              </w:rPr>
+            </w:pPr>
+            <w:r>
+              <w:rPr>
+                <w:b/>
+              </w:rPr>
+              <w:t>计划完成时间</w:t>
+            </w:r>
+          </w:p>
+        </w:tc>
+        <w:tc>
+          <w:tcPr>
+            <w:tcW w:w="1420" w:type="dxa"/>
+            <w:tcBorders>
+              <w:top w:val="single" w:color="auto" w:sz="12" w:space="0"/>
+              <w:left w:val="single" w:color="auto" w:sz="4" w:space="0"/>
+              <w:bottom w:val="nil"/>
+              <w:right w:val="single" w:color="auto" w:sz="12" w:space="0"/>
+            </w:tcBorders>
+            <w:tcMar>
+              <w:top w:w="60" w:type="dxa"/>
+              <w:left w:w="120" w:type="dxa"/>
+              <w:bottom w:w="30" w:type="dxa"/>
+              <w:right w:w="120" w:type="dxa"/>
+            </w:tcMar>
+            <w:vAlign w:val="center"/>
+          </w:tcPr>
+          <w:p>
+            <w:pPr>
+              <w:pStyle w:val="30"/>
+              <w:keepNext w:val="0"/>
+              <w:keepLines w:val="0"/>
+              <w:pageBreakBefore w:val="0"/>
+              <w:widowControl w:val="0"/>
+              <w:kinsoku w:val="0"/>
+              <w:wordWrap/>
+              <w:overflowPunct/>
+              <w:topLinePunct w:val="0"/>
+              <w:autoSpaceDE w:val="0"/>
+              <w:autoSpaceDN w:val="0"/>
+              <w:bidi w:val="0"/>
+              <w:adjustRightInd w:val="0"/>
+              <w:snapToGrid w:val="0"/>
+              <w:spacing w:line="240" w:lineRule="auto"/>
+              <w:ind w:left="0" w:leftChars="0" w:right="0" w:rightChars="0" w:firstLine="0" w:firstLineChars="0"/>
+              <w:jc w:val="center"/>
+              <w:textAlignment w:val="baseline"/>
+              <w:rPr>
+                <w:rFonts w:hint="default" w:eastAsia="宋体"/>
+                <w:b/>
+                <w:lang w:val="en-US" w:eastAsia="zh-CN"/>
+              </w:rPr>
+            </w:pPr>
+            <w:r>
+              <w:rPr>
+                <w:rFonts w:hint="eastAsia"/>
+                <w:b/>
+                <w:lang w:val="en-US" w:eastAsia="zh-CN"/>
+              </w:rPr>
+              <w:t>完成情况</w:t>
+            </w:r>
+          </w:p>
+        </w:tc>
+      </w:tr>
+      <w:tr>
+        <w:tblPrEx>
+          <w:tblBorders>
+            <w:top w:val="none" w:color="auto" w:sz="0" w:space="0"/>
+            <w:left w:val="none" w:color="auto" w:sz="0" w:space="0"/>
+            <w:bottom w:val="none" w:color="auto" w:sz="0" w:space="0"/>
+            <w:right w:val="none" w:color="auto" w:sz="0" w:space="0"/>
+            <w:insideH w:val="none" w:color="auto" w:sz="0" w:space="0"/>
+            <w:insideV w:val="none" w:color="auto" w:sz="0" w:space="0"/>
+          </w:tblBorders>
+          <w:tblCellMar>
+            <w:top w:w="0" w:type="dxa"/>
+            <w:left w:w="10" w:type="dxa"/>
+            <w:bottom w:w="0" w:type="dxa"/>
+            <w:right w:w="10" w:type="dxa"/>
+          </w:tblCellMar>
+        </w:tblPrEx>
+        <w:trPr>
+          <w:trHeight w:val="0" w:hRule="atLeast"/>
+          <w:jc w:val="center"/>
+        </w:trPr>
+        <w:tc>
+          <w:tcPr>
+            <w:tcW w:w="583" w:type="dxa"/>
+            <w:tcBorders>
+              <w:top w:val="single" w:color="auto" w:sz="4" w:space="0"/>
+              <w:left w:val="single" w:color="auto" w:sz="12" w:space="0"/>
+              <w:bottom w:val="nil"/>
+              <w:right w:val="nil"/>
+            </w:tcBorders>
+            <w:tcMar>
+              <w:top w:w="60" w:type="dxa"/>
+              <w:left w:w="120" w:type="dxa"/>
+              <w:bottom w:w="30" w:type="dxa"/>
+              <w:right w:w="120" w:type="dxa"/>
+            </w:tcMar>
+            <w:vAlign w:val="center"/>
+          </w:tcPr>
+          <w:p>
+            <w:pPr>
+              <w:pStyle w:val="30"/>
+              <w:keepNext w:val="0"/>
+              <w:keepLines w:val="0"/>
+              <w:pageBreakBefore w:val="0"/>
+              <w:widowControl w:val="0"/>
+              <w:kinsoku w:val="0"/>
+              <w:wordWrap/>
+              <w:overflowPunct/>
+              <w:topLinePunct w:val="0"/>
+              <w:autoSpaceDE w:val="0"/>
+              <w:autoSpaceDN w:val="0"/>
+              <w:bidi w:val="0"/>
+              <w:adjustRightInd w:val="0"/>
+              <w:snapToGrid w:val="0"/>
+              <w:spacing w:line="240" w:lineRule="auto"/>
+              <w:ind w:left="0" w:leftChars="0" w:right="0" w:rightChars="0" w:firstLine="0" w:firstLineChars="0"/>
+              <w:jc w:val="center"/>
+              <w:textAlignment w:val="baseline"/>
+            </w:pPr>
+            <w:r>
+              <w:t>1</w:t>
+            </w:r>
+          </w:p>
+        </w:tc>
+        <w:tc>
+          <w:tcPr>
+            <w:tcW w:w="1485" w:type="dxa"/>
+            <w:tcBorders>
+              <w:top w:val="single" w:color="auto" w:sz="4" w:space="0"/>
+              <w:left w:val="single" w:color="auto" w:sz="4" w:space="0"/>
+              <w:bottom w:val="nil"/>
+              <w:right w:val="nil"/>
+            </w:tcBorders>
+            <w:tcMar>
+              <w:top w:w="60" w:type="dxa"/>
+              <w:left w:w="120" w:type="dxa"/>
+              <w:bottom w:w="30" w:type="dxa"/>
+              <w:right w:w="120" w:type="dxa"/>
+            </w:tcMar>
+            <w:vAlign w:val="center"/>
+          </w:tcPr>
+          <w:p>
+            <w:pPr>
+              <w:pStyle w:val="30"/>
+              <w:keepNext w:val="0"/>
+              <w:keepLines w:val="0"/>
+              <w:pageBreakBefore w:val="0"/>
+              <w:widowControl w:val="0"/>
+              <w:kinsoku w:val="0"/>
+              <w:wordWrap/>
+              <w:overflowPunct/>
+              <w:topLinePunct w:val="0"/>
+              <w:autoSpaceDE w:val="0"/>
+              <w:autoSpaceDN w:val="0"/>
+              <w:bidi w:val="0"/>
+              <w:adjustRightInd w:val="0"/>
+              <w:snapToGrid w:val="0"/>
+              <w:spacing w:line="240" w:lineRule="auto"/>
+              <w:ind w:left="0" w:leftChars="0" w:right="0" w:rightChars="0" w:firstLine="0" w:firstLineChars="0"/>
+              <w:jc w:val="center"/>
+              <w:textAlignment w:val="baseline"/>
+            </w:pPr>
+            <w:r>
+              <w:t>运维项目经理</w:t>
+            </w:r>
+          </w:p>
+        </w:tc>
+        <w:tc>
+          <w:tcPr>
+            <w:tcW w:w="1857" w:type="dxa"/>
+            <w:tcBorders>
+              <w:top w:val="single" w:color="auto" w:sz="4" w:space="0"/>
+              <w:left w:val="single" w:color="auto" w:sz="4" w:space="0"/>
+              <w:bottom w:val="nil"/>
+              <w:right w:val="nil"/>
+            </w:tcBorders>
+            <w:tcMar>
+              <w:top w:w="60" w:type="dxa"/>
+              <w:left w:w="120" w:type="dxa"/>
+              <w:bottom w:w="30" w:type="dxa"/>
+              <w:right w:w="120" w:type="dxa"/>
+            </w:tcMar>
+            <w:vAlign w:val="center"/>
+          </w:tcPr>
+          <w:p>
+            <w:pPr>
+              <w:pStyle w:val="30"/>
+              <w:keepNext w:val="0"/>
+              <w:keepLines w:val="0"/>
+              <w:pageBreakBefore w:val="0"/>
+              <w:widowControl w:val="0"/>
+              <w:kinsoku w:val="0"/>
+              <w:wordWrap/>
+              <w:overflowPunct/>
+              <w:topLinePunct w:val="0"/>
+              <w:autoSpaceDE w:val="0"/>
+              <w:autoSpaceDN w:val="0"/>
+              <w:bidi w:val="0"/>
+              <w:adjustRightInd w:val="0"/>
+              <w:snapToGrid w:val="0"/>
+              <w:spacing w:line="240" w:lineRule="auto"/>
+              <w:ind w:left="0" w:leftChars="0" w:right="0" w:rightChars="0" w:firstLine="0" w:firstLineChars="0"/>
+              <w:jc w:val="left"/>
+              <w:textAlignment w:val="baseline"/>
+            </w:pPr>
+            <w:r>
+              <w:t>业务扩展、项目数量增加</w:t>
+            </w:r>
+          </w:p>
+        </w:tc>
+        <w:tc>
+          <w:tcPr>
+            <w:tcW w:w="655" w:type="dxa"/>
+            <w:tcBorders>
+              <w:top w:val="single" w:color="auto" w:sz="4" w:space="0"/>
+              <w:left w:val="single" w:color="auto" w:sz="4" w:space="0"/>
+              <w:bottom w:val="nil"/>
+              <w:right w:val="nil"/>
+            </w:tcBorders>
+            <w:tcMar>
+              <w:top w:w="60" w:type="dxa"/>
+              <w:left w:w="120" w:type="dxa"/>
+              <w:bottom w:w="30" w:type="dxa"/>
+              <w:right w:w="120" w:type="dxa"/>
+            </w:tcMar>
+            <w:vAlign w:val="center"/>
+          </w:tcPr>
+          <w:p>
+            <w:pPr>
+              <w:pStyle w:val="30"/>
+              <w:keepNext w:val="0"/>
+              <w:keepLines w:val="0"/>
+              <w:pageBreakBefore w:val="0"/>
+              <w:widowControl w:val="0"/>
+              <w:kinsoku w:val="0"/>
+              <w:wordWrap/>
+              <w:overflowPunct/>
+              <w:topLinePunct w:val="0"/>
+              <w:autoSpaceDE w:val="0"/>
+              <w:autoSpaceDN w:val="0"/>
+              <w:bidi w:val="0"/>
+              <w:adjustRightInd w:val="0"/>
+              <w:snapToGrid w:val="0"/>
+              <w:spacing w:line="240" w:lineRule="auto"/>
+              <w:ind w:left="0" w:leftChars="0" w:right="0" w:rightChars="0" w:firstLine="0" w:firstLineChars="0"/>
+              <w:jc w:val="left"/>
+              <w:textAlignment w:val="baseline"/>
+            </w:pPr>
+            <w:r>
+              <w:t>2人</w:t>
+            </w:r>
+          </w:p>
+        </w:tc>
+        <w:tc>
+          <w:tcPr>
+            <w:tcW w:w="1121" w:type="dxa"/>
+            <w:tcBorders>
+              <w:top w:val="single" w:color="auto" w:sz="4" w:space="0"/>
+              <w:left w:val="single" w:color="auto" w:sz="4" w:space="0"/>
+              <w:bottom w:val="nil"/>
+              <w:right w:val="nil"/>
+            </w:tcBorders>
+            <w:tcMar>
+              <w:top w:w="60" w:type="dxa"/>
+              <w:left w:w="120" w:type="dxa"/>
+              <w:bottom w:w="30" w:type="dxa"/>
+              <w:right w:w="120" w:type="dxa"/>
+            </w:tcMar>
+            <w:vAlign w:val="center"/>
+          </w:tcPr>
+          <w:p>
+            <w:pPr>
+              <w:pStyle w:val="30"/>
+              <w:keepNext w:val="0"/>
+              <w:keepLines w:val="0"/>
+              <w:pageBreakBefore w:val="0"/>
+              <w:widowControl w:val="0"/>
+              <w:kinsoku w:val="0"/>
+              <w:wordWrap/>
+              <w:overflowPunct/>
+              <w:topLinePunct w:val="0"/>
+              <w:autoSpaceDE w:val="0"/>
+              <w:autoSpaceDN w:val="0"/>
+              <w:bidi w:val="0"/>
+              <w:adjustRightInd w:val="0"/>
+              <w:snapToGrid w:val="0"/>
+              <w:spacing w:line="240" w:lineRule="auto"/>
+              <w:ind w:left="0" w:leftChars="0" w:right="0" w:rightChars="0" w:firstLine="0" w:firstLineChars="0"/>
+              <w:jc w:val="center"/>
+              <w:textAlignment w:val="baseline"/>
+            </w:pPr>
+            <w:r>
+              <w:t>内部储备</w:t>
+            </w:r>
+          </w:p>
+        </w:tc>
+        <w:tc>
+          <w:tcPr>
+            <w:tcW w:w="1420" w:type="dxa"/>
+            <w:tcBorders>
+              <w:top w:val="single" w:color="auto" w:sz="4" w:space="0"/>
+              <w:left w:val="single" w:color="auto" w:sz="4" w:space="0"/>
+              <w:bottom w:val="nil"/>
+              <w:right w:val="single" w:color="auto" w:sz="12" w:space="0"/>
+            </w:tcBorders>
+            <w:tcMar>
+              <w:top w:w="60" w:type="dxa"/>
+              <w:left w:w="120" w:type="dxa"/>
+              <w:bottom w:w="30" w:type="dxa"/>
+              <w:right w:w="120" w:type="dxa"/>
+            </w:tcMar>
+            <w:vAlign w:val="center"/>
+          </w:tcPr>
+          <w:p>
+            <w:pPr>
+              <w:pStyle w:val="30"/>
+              <w:keepNext w:val="0"/>
+              <w:keepLines w:val="0"/>
+              <w:pageBreakBefore w:val="0"/>
+              <w:widowControl w:val="0"/>
+              <w:kinsoku w:val="0"/>
+              <w:wordWrap/>
+              <w:overflowPunct/>
+              <w:topLinePunct w:val="0"/>
+              <w:autoSpaceDE w:val="0"/>
+              <w:autoSpaceDN w:val="0"/>
+              <w:bidi w:val="0"/>
+              <w:adjustRightInd w:val="0"/>
+              <w:snapToGrid w:val="0"/>
+              <w:spacing w:line="240" w:lineRule="auto"/>
+              <w:ind w:left="0" w:leftChars="0" w:right="0" w:rightChars="0" w:firstLine="0" w:firstLineChars="0"/>
+              <w:jc w:val="center"/>
+              <w:textAlignment w:val="baseline"/>
+            </w:pPr>
+            <w:r>
+              <w:t>2026年4月</w:t>
+            </w:r>
+          </w:p>
+        </w:tc>
+        <w:tc>
+          <w:tcPr>
+            <w:tcW w:w="1420" w:type="dxa"/>
+            <w:tcBorders>
+              <w:top w:val="single" w:color="auto" w:sz="4" w:space="0"/>
+              <w:left w:val="single" w:color="auto" w:sz="4" w:space="0"/>
+              <w:bottom w:val="nil"/>
+              <w:right w:val="single" w:color="auto" w:sz="12" w:space="0"/>
+            </w:tcBorders>
+            <w:tcMar>
+              <w:top w:w="60" w:type="dxa"/>
+              <w:left w:w="120" w:type="dxa"/>
+              <w:bottom w:w="30" w:type="dxa"/>
+              <w:right w:w="120" w:type="dxa"/>
+            </w:tcMar>
+            <w:vAlign w:val="center"/>
+          </w:tcPr>
+          <w:p>
+            <w:pPr>
+              <w:pStyle w:val="30"/>
+              <w:keepNext w:val="0"/>
+              <w:keepLines w:val="0"/>
+              <w:pageBreakBefore w:val="0"/>
+              <w:widowControl w:val="0"/>
+              <w:kinsoku w:val="0"/>
+              <w:wordWrap/>
+              <w:overflowPunct/>
+              <w:topLinePunct w:val="0"/>
+              <w:autoSpaceDE w:val="0"/>
+              <w:autoSpaceDN w:val="0"/>
+              <w:bidi w:val="0"/>
+              <w:adjustRightInd w:val="0"/>
+              <w:snapToGrid w:val="0"/>
+              <w:spacing w:line="240" w:lineRule="auto"/>
+              <w:ind w:left="0" w:leftChars="0" w:right="0" w:rightChars="0" w:firstLine="0" w:firstLineChars="0"/>
+              <w:jc w:val="center"/>
+              <w:textAlignment w:val="baseline"/>
+              <w:rPr>
+                <w:rFonts w:hint="eastAsia" w:eastAsia="宋体"/>
+                <w:lang w:val="en-US" w:eastAsia="zh-CN"/>
+              </w:rPr>
+            </w:pPr>
+            <w:r>
+              <w:rPr>
+                <w:rFonts w:hint="eastAsia"/>
+                <w:lang w:val="en-US" w:eastAsia="zh-CN"/>
+              </w:rPr>
+              <w:t>已完成</w:t>
+            </w:r>
+          </w:p>
+        </w:tc>
+      </w:tr>
+      <w:tr>
+        <w:tblPrEx>
+          <w:tblBorders>
+            <w:top w:val="none" w:color="auto" w:sz="0" w:space="0"/>
+            <w:left w:val="none" w:color="auto" w:sz="0" w:space="0"/>
+            <w:bottom w:val="none" w:color="auto" w:sz="0" w:space="0"/>
+            <w:right w:val="none" w:color="auto" w:sz="0" w:space="0"/>
+            <w:insideH w:val="none" w:color="auto" w:sz="0" w:space="0"/>
+            <w:insideV w:val="none" w:color="auto" w:sz="0" w:space="0"/>
+          </w:tblBorders>
+          <w:tblCellMar>
+            <w:top w:w="0" w:type="dxa"/>
+            <w:left w:w="10" w:type="dxa"/>
+            <w:bottom w:w="0" w:type="dxa"/>
+            <w:right w:w="10" w:type="dxa"/>
+          </w:tblCellMar>
+        </w:tblPrEx>
+        <w:trPr>
+          <w:trHeight w:val="0" w:hRule="atLeast"/>
+          <w:jc w:val="center"/>
+        </w:trPr>
+        <w:tc>
+          <w:tcPr>
+            <w:tcW w:w="583" w:type="dxa"/>
+            <w:tcBorders>
+              <w:top w:val="single" w:color="auto" w:sz="4" w:space="0"/>
+              <w:left w:val="single" w:color="auto" w:sz="12" w:space="0"/>
+              <w:bottom w:val="nil"/>
+              <w:right w:val="nil"/>
+            </w:tcBorders>
+            <w:tcMar>
+              <w:top w:w="60" w:type="dxa"/>
+              <w:left w:w="120" w:type="dxa"/>
+              <w:bottom w:w="30" w:type="dxa"/>
+              <w:right w:w="120" w:type="dxa"/>
+            </w:tcMar>
+            <w:vAlign w:val="center"/>
+          </w:tcPr>
+          <w:p>
+            <w:pPr>
+              <w:pStyle w:val="30"/>
+              <w:keepNext w:val="0"/>
+              <w:keepLines w:val="0"/>
+              <w:pageBreakBefore w:val="0"/>
+              <w:widowControl w:val="0"/>
+              <w:kinsoku w:val="0"/>
+              <w:wordWrap/>
+              <w:overflowPunct/>
+              <w:topLinePunct w:val="0"/>
+              <w:autoSpaceDE w:val="0"/>
+              <w:autoSpaceDN w:val="0"/>
+              <w:bidi w:val="0"/>
+              <w:adjustRightInd w:val="0"/>
+              <w:snapToGrid w:val="0"/>
+              <w:spacing w:line="240" w:lineRule="auto"/>
+              <w:ind w:left="0" w:leftChars="0" w:right="0" w:rightChars="0" w:firstLine="0" w:firstLineChars="0"/>
+              <w:jc w:val="center"/>
+              <w:textAlignment w:val="baseline"/>
+            </w:pPr>
+            <w:r>
+              <w:t>2</w:t>
+            </w:r>
+          </w:p>
+        </w:tc>
+        <w:tc>
+          <w:tcPr>
+            <w:tcW w:w="1485" w:type="dxa"/>
+            <w:tcBorders>
+              <w:top w:val="single" w:color="auto" w:sz="4" w:space="0"/>
+              <w:left w:val="single" w:color="auto" w:sz="4" w:space="0"/>
+              <w:bottom w:val="nil"/>
+              <w:right w:val="nil"/>
+            </w:tcBorders>
+            <w:tcMar>
+              <w:top w:w="60" w:type="dxa"/>
+              <w:left w:w="120" w:type="dxa"/>
+              <w:bottom w:w="30" w:type="dxa"/>
+              <w:right w:w="120" w:type="dxa"/>
+            </w:tcMar>
+            <w:vAlign w:val="center"/>
+          </w:tcPr>
+          <w:p>
+            <w:pPr>
+              <w:pStyle w:val="30"/>
+              <w:keepNext w:val="0"/>
+              <w:keepLines w:val="0"/>
+              <w:pageBreakBefore w:val="0"/>
+              <w:widowControl w:val="0"/>
+              <w:kinsoku w:val="0"/>
+              <w:wordWrap/>
+              <w:overflowPunct/>
+              <w:topLinePunct w:val="0"/>
+              <w:autoSpaceDE w:val="0"/>
+              <w:autoSpaceDN w:val="0"/>
+              <w:bidi w:val="0"/>
+              <w:adjustRightInd w:val="0"/>
+              <w:snapToGrid w:val="0"/>
+              <w:spacing w:line="240" w:lineRule="auto"/>
+              <w:ind w:left="0" w:leftChars="0" w:right="0" w:rightChars="0" w:firstLine="0" w:firstLineChars="0"/>
+              <w:jc w:val="center"/>
+              <w:textAlignment w:val="baseline"/>
+            </w:pPr>
+            <w:r>
+              <w:t>视频监控运维工程师</w:t>
+            </w:r>
+          </w:p>
+        </w:tc>
+        <w:tc>
+          <w:tcPr>
+            <w:tcW w:w="1857" w:type="dxa"/>
+            <w:tcBorders>
+              <w:top w:val="single" w:color="auto" w:sz="4" w:space="0"/>
+              <w:left w:val="single" w:color="auto" w:sz="4" w:space="0"/>
+              <w:bottom w:val="nil"/>
+              <w:right w:val="nil"/>
+            </w:tcBorders>
+            <w:tcMar>
+              <w:top w:w="60" w:type="dxa"/>
+              <w:left w:w="120" w:type="dxa"/>
+              <w:bottom w:w="30" w:type="dxa"/>
+              <w:right w:w="120" w:type="dxa"/>
+            </w:tcMar>
+            <w:vAlign w:val="center"/>
+          </w:tcPr>
+          <w:p>
+            <w:pPr>
+              <w:pStyle w:val="30"/>
+              <w:keepNext w:val="0"/>
+              <w:keepLines w:val="0"/>
+              <w:pageBreakBefore w:val="0"/>
+              <w:widowControl w:val="0"/>
+              <w:kinsoku w:val="0"/>
+              <w:wordWrap/>
+              <w:overflowPunct/>
+              <w:topLinePunct w:val="0"/>
+              <w:autoSpaceDE w:val="0"/>
+              <w:autoSpaceDN w:val="0"/>
+              <w:bidi w:val="0"/>
+              <w:adjustRightInd w:val="0"/>
+              <w:snapToGrid w:val="0"/>
+              <w:spacing w:line="240" w:lineRule="auto"/>
+              <w:ind w:left="0" w:leftChars="0" w:right="0" w:rightChars="0" w:firstLine="0" w:firstLineChars="0"/>
+              <w:jc w:val="left"/>
+              <w:textAlignment w:val="baseline"/>
+            </w:pPr>
+            <w:r>
+              <w:t>公安项目扩容、技术深化</w:t>
+            </w:r>
+          </w:p>
+        </w:tc>
+        <w:tc>
+          <w:tcPr>
+            <w:tcW w:w="655" w:type="dxa"/>
+            <w:tcBorders>
+              <w:top w:val="single" w:color="auto" w:sz="4" w:space="0"/>
+              <w:left w:val="single" w:color="auto" w:sz="4" w:space="0"/>
+              <w:bottom w:val="nil"/>
+              <w:right w:val="nil"/>
+            </w:tcBorders>
+            <w:tcMar>
+              <w:top w:w="60" w:type="dxa"/>
+              <w:left w:w="120" w:type="dxa"/>
+              <w:bottom w:w="30" w:type="dxa"/>
+              <w:right w:w="120" w:type="dxa"/>
+            </w:tcMar>
+            <w:vAlign w:val="center"/>
+          </w:tcPr>
+          <w:p>
+            <w:pPr>
+              <w:pStyle w:val="30"/>
+              <w:keepNext w:val="0"/>
+              <w:keepLines w:val="0"/>
+              <w:pageBreakBefore w:val="0"/>
+              <w:widowControl w:val="0"/>
+              <w:kinsoku w:val="0"/>
+              <w:wordWrap/>
+              <w:overflowPunct/>
+              <w:topLinePunct w:val="0"/>
+              <w:autoSpaceDE w:val="0"/>
+              <w:autoSpaceDN w:val="0"/>
+              <w:bidi w:val="0"/>
+              <w:adjustRightInd w:val="0"/>
+              <w:snapToGrid w:val="0"/>
+              <w:spacing w:line="240" w:lineRule="auto"/>
+              <w:ind w:left="0" w:leftChars="0" w:right="0" w:rightChars="0" w:firstLine="0" w:firstLineChars="0"/>
+              <w:jc w:val="left"/>
+              <w:textAlignment w:val="baseline"/>
+            </w:pPr>
+            <w:r>
+              <w:t>2人</w:t>
+            </w:r>
+          </w:p>
+        </w:tc>
+        <w:tc>
+          <w:tcPr>
+            <w:tcW w:w="1121" w:type="dxa"/>
+            <w:tcBorders>
+              <w:top w:val="single" w:color="auto" w:sz="4" w:space="0"/>
+              <w:left w:val="single" w:color="auto" w:sz="4" w:space="0"/>
+              <w:bottom w:val="nil"/>
+              <w:right w:val="nil"/>
+            </w:tcBorders>
+            <w:tcMar>
+              <w:top w:w="60" w:type="dxa"/>
+              <w:left w:w="120" w:type="dxa"/>
+              <w:bottom w:w="30" w:type="dxa"/>
+              <w:right w:w="120" w:type="dxa"/>
+            </w:tcMar>
+            <w:vAlign w:val="center"/>
+          </w:tcPr>
+          <w:p>
+            <w:pPr>
+              <w:pStyle w:val="30"/>
+              <w:keepNext w:val="0"/>
+              <w:keepLines w:val="0"/>
+              <w:pageBreakBefore w:val="0"/>
+              <w:widowControl w:val="0"/>
+              <w:kinsoku w:val="0"/>
+              <w:wordWrap/>
+              <w:overflowPunct/>
+              <w:topLinePunct w:val="0"/>
+              <w:autoSpaceDE w:val="0"/>
+              <w:autoSpaceDN w:val="0"/>
+              <w:bidi w:val="0"/>
+              <w:adjustRightInd w:val="0"/>
+              <w:snapToGrid w:val="0"/>
+              <w:spacing w:line="240" w:lineRule="auto"/>
+              <w:ind w:left="0" w:leftChars="0" w:right="0" w:rightChars="0" w:firstLine="0" w:firstLineChars="0"/>
+              <w:jc w:val="center"/>
+              <w:textAlignment w:val="baseline"/>
+            </w:pPr>
+            <w:r>
+              <w:t>内部+外部</w:t>
+            </w:r>
+          </w:p>
+        </w:tc>
+        <w:tc>
+          <w:tcPr>
+            <w:tcW w:w="1420" w:type="dxa"/>
+            <w:tcBorders>
+              <w:top w:val="single" w:color="auto" w:sz="4" w:space="0"/>
+              <w:left w:val="single" w:color="auto" w:sz="4" w:space="0"/>
+              <w:bottom w:val="nil"/>
+              <w:right w:val="single" w:color="auto" w:sz="12" w:space="0"/>
+            </w:tcBorders>
+            <w:tcMar>
+              <w:top w:w="60" w:type="dxa"/>
+              <w:left w:w="120" w:type="dxa"/>
+              <w:bottom w:w="30" w:type="dxa"/>
+              <w:right w:w="120" w:type="dxa"/>
+            </w:tcMar>
+            <w:vAlign w:val="center"/>
+          </w:tcPr>
+          <w:p>
+            <w:pPr>
+              <w:pStyle w:val="30"/>
+              <w:keepNext w:val="0"/>
+              <w:keepLines w:val="0"/>
+              <w:pageBreakBefore w:val="0"/>
+              <w:widowControl w:val="0"/>
+              <w:kinsoku w:val="0"/>
+              <w:wordWrap/>
+              <w:overflowPunct/>
+              <w:topLinePunct w:val="0"/>
+              <w:autoSpaceDE w:val="0"/>
+              <w:autoSpaceDN w:val="0"/>
+              <w:bidi w:val="0"/>
+              <w:adjustRightInd w:val="0"/>
+              <w:snapToGrid w:val="0"/>
+              <w:spacing w:line="240" w:lineRule="auto"/>
+              <w:ind w:left="0" w:leftChars="0" w:right="0" w:rightChars="0" w:firstLine="0" w:firstLineChars="0"/>
+              <w:jc w:val="center"/>
+              <w:textAlignment w:val="baseline"/>
+            </w:pPr>
+            <w:r>
+              <w:t>2026年6月</w:t>
+            </w:r>
+          </w:p>
+        </w:tc>
+        <w:tc>
+          <w:tcPr>
+            <w:tcW w:w="1420" w:type="dxa"/>
+            <w:tcBorders>
+              <w:top w:val="single" w:color="auto" w:sz="4" w:space="0"/>
+              <w:left w:val="single" w:color="auto" w:sz="4" w:space="0"/>
+              <w:bottom w:val="nil"/>
+              <w:right w:val="single" w:color="auto" w:sz="12" w:space="0"/>
+            </w:tcBorders>
+            <w:tcMar>
+              <w:top w:w="60" w:type="dxa"/>
+              <w:left w:w="120" w:type="dxa"/>
+              <w:bottom w:w="30" w:type="dxa"/>
+              <w:right w:w="120" w:type="dxa"/>
+            </w:tcMar>
+            <w:vAlign w:val="center"/>
+          </w:tcPr>
+          <w:p>
+            <w:pPr>
+              <w:pStyle w:val="30"/>
+              <w:keepNext w:val="0"/>
+              <w:keepLines w:val="0"/>
+              <w:pageBreakBefore w:val="0"/>
+              <w:widowControl w:val="0"/>
+              <w:kinsoku w:val="0"/>
+              <w:wordWrap/>
+              <w:overflowPunct/>
+              <w:topLinePunct w:val="0"/>
+              <w:autoSpaceDE w:val="0"/>
+              <w:autoSpaceDN w:val="0"/>
+              <w:bidi w:val="0"/>
+              <w:adjustRightInd w:val="0"/>
+              <w:snapToGrid w:val="0"/>
+              <w:spacing w:line="240" w:lineRule="auto"/>
+              <w:ind w:left="0" w:leftChars="0" w:right="0" w:rightChars="0" w:firstLine="0" w:firstLineChars="0"/>
+              <w:jc w:val="center"/>
+              <w:textAlignment w:val="baseline"/>
+              <w:rPr>
+                <w:rFonts w:hint="eastAsia" w:eastAsia="宋体"/>
+                <w:lang w:val="en-US" w:eastAsia="zh-CN"/>
+              </w:rPr>
+            </w:pPr>
+            <w:r>
+              <w:rPr>
+                <w:rFonts w:hint="eastAsia"/>
+                <w:lang w:val="en-US" w:eastAsia="zh-CN"/>
+              </w:rPr>
+              <w:t>未开始</w:t>
+            </w:r>
+          </w:p>
+        </w:tc>
+      </w:tr>
+      <w:tr>
+        <w:tblPrEx>
+          <w:tblBorders>
+            <w:top w:val="none" w:color="auto" w:sz="0" w:space="0"/>
+            <w:left w:val="none" w:color="auto" w:sz="0" w:space="0"/>
+            <w:bottom w:val="none" w:color="auto" w:sz="0" w:space="0"/>
+            <w:right w:val="none" w:color="auto" w:sz="0" w:space="0"/>
+            <w:insideH w:val="none" w:color="auto" w:sz="0" w:space="0"/>
+            <w:insideV w:val="none" w:color="auto" w:sz="0" w:space="0"/>
+          </w:tblBorders>
+          <w:tblCellMar>
+            <w:top w:w="0" w:type="dxa"/>
+            <w:left w:w="10" w:type="dxa"/>
+            <w:bottom w:w="0" w:type="dxa"/>
+            <w:right w:w="10" w:type="dxa"/>
+          </w:tblCellMar>
+        </w:tblPrEx>
+        <w:trPr>
+          <w:trHeight w:val="0" w:hRule="atLeast"/>
+          <w:jc w:val="center"/>
+        </w:trPr>
+        <w:tc>
+          <w:tcPr>
+            <w:tcW w:w="583" w:type="dxa"/>
+            <w:tcBorders>
+              <w:top w:val="single" w:color="auto" w:sz="4" w:space="0"/>
+              <w:left w:val="single" w:color="auto" w:sz="12" w:space="0"/>
+              <w:bottom w:val="single" w:color="auto" w:sz="12" w:space="0"/>
+              <w:right w:val="nil"/>
+            </w:tcBorders>
+            <w:tcMar>
+              <w:top w:w="60" w:type="dxa"/>
+              <w:left w:w="120" w:type="dxa"/>
+              <w:bottom w:w="30" w:type="dxa"/>
+              <w:right w:w="120" w:type="dxa"/>
+            </w:tcMar>
+            <w:vAlign w:val="center"/>
+          </w:tcPr>
+          <w:p>
+            <w:pPr>
+              <w:pStyle w:val="30"/>
+              <w:keepNext w:val="0"/>
+              <w:keepLines w:val="0"/>
+              <w:pageBreakBefore w:val="0"/>
+              <w:widowControl w:val="0"/>
+              <w:kinsoku w:val="0"/>
+              <w:wordWrap/>
+              <w:overflowPunct/>
+              <w:topLinePunct w:val="0"/>
+              <w:autoSpaceDE w:val="0"/>
+              <w:autoSpaceDN w:val="0"/>
+              <w:bidi w:val="0"/>
+              <w:adjustRightInd w:val="0"/>
+              <w:snapToGrid w:val="0"/>
+              <w:spacing w:line="240" w:lineRule="auto"/>
+              <w:ind w:left="0" w:leftChars="0" w:right="0" w:rightChars="0" w:firstLine="0" w:firstLineChars="0"/>
+              <w:jc w:val="center"/>
+              <w:textAlignment w:val="baseline"/>
+            </w:pPr>
+            <w:r>
+              <w:t>3</w:t>
+            </w:r>
+          </w:p>
+        </w:tc>
+        <w:tc>
+          <w:tcPr>
+            <w:tcW w:w="1485" w:type="dxa"/>
+            <w:tcBorders>
+              <w:top w:val="single" w:color="auto" w:sz="4" w:space="0"/>
+              <w:left w:val="single" w:color="auto" w:sz="4" w:space="0"/>
+              <w:bottom w:val="single" w:color="auto" w:sz="12" w:space="0"/>
+              <w:right w:val="nil"/>
+            </w:tcBorders>
+            <w:tcMar>
+              <w:top w:w="60" w:type="dxa"/>
+              <w:left w:w="120" w:type="dxa"/>
+              <w:bottom w:w="30" w:type="dxa"/>
+              <w:right w:w="120" w:type="dxa"/>
+            </w:tcMar>
+            <w:vAlign w:val="center"/>
+          </w:tcPr>
+          <w:p>
+            <w:pPr>
+              <w:pStyle w:val="30"/>
+              <w:keepNext w:val="0"/>
+              <w:keepLines w:val="0"/>
+              <w:pageBreakBefore w:val="0"/>
+              <w:widowControl w:val="0"/>
+              <w:kinsoku w:val="0"/>
+              <w:wordWrap/>
+              <w:overflowPunct/>
+              <w:topLinePunct w:val="0"/>
+              <w:autoSpaceDE w:val="0"/>
+              <w:autoSpaceDN w:val="0"/>
+              <w:bidi w:val="0"/>
+              <w:adjustRightInd w:val="0"/>
+              <w:snapToGrid w:val="0"/>
+              <w:spacing w:line="240" w:lineRule="auto"/>
+              <w:ind w:left="0" w:leftChars="0" w:right="0" w:rightChars="0" w:firstLine="0" w:firstLineChars="0"/>
+              <w:jc w:val="center"/>
+              <w:textAlignment w:val="baseline"/>
+              <w:rPr>
+                <w:rFonts w:hint="eastAsia" w:eastAsia="宋体"/>
+                <w:lang w:eastAsia="zh-CN"/>
+              </w:rPr>
+            </w:pPr>
+            <w:r>
+              <w:t>开发工程师</w:t>
+            </w:r>
+            <w:r>
+              <w:br w:type="textWrapping"/>
+            </w:r>
+            <w:r>
+              <w:rPr>
+                <w:rFonts w:hint="eastAsia"/>
+                <w:lang w:eastAsia="zh-CN"/>
+              </w:rPr>
+              <w:t>（</w:t>
+            </w:r>
+            <w:r>
+              <w:rPr>
+                <w:rFonts w:hint="eastAsia"/>
+                <w:lang w:val="en-US" w:eastAsia="zh-CN"/>
+              </w:rPr>
+              <w:t>运维工具</w:t>
+            </w:r>
+            <w:r>
+              <w:rPr>
+                <w:rFonts w:hint="eastAsia"/>
+                <w:lang w:eastAsia="zh-CN"/>
+              </w:rPr>
+              <w:t>）</w:t>
+            </w:r>
+          </w:p>
+        </w:tc>
+        <w:tc>
+          <w:tcPr>
+            <w:tcW w:w="1857" w:type="dxa"/>
+            <w:tcBorders>
+              <w:top w:val="single" w:color="auto" w:sz="4" w:space="0"/>
+              <w:left w:val="single" w:color="auto" w:sz="4" w:space="0"/>
+              <w:bottom w:val="single" w:color="auto" w:sz="12" w:space="0"/>
+              <w:right w:val="nil"/>
+            </w:tcBorders>
+            <w:tcMar>
+              <w:top w:w="60" w:type="dxa"/>
+              <w:left w:w="120" w:type="dxa"/>
+              <w:bottom w:w="30" w:type="dxa"/>
+              <w:right w:w="120" w:type="dxa"/>
+            </w:tcMar>
+            <w:vAlign w:val="center"/>
+          </w:tcPr>
+          <w:p>
+            <w:pPr>
+              <w:pStyle w:val="30"/>
+              <w:keepNext w:val="0"/>
+              <w:keepLines w:val="0"/>
+              <w:pageBreakBefore w:val="0"/>
+              <w:widowControl w:val="0"/>
+              <w:kinsoku w:val="0"/>
+              <w:wordWrap/>
+              <w:overflowPunct/>
+              <w:topLinePunct w:val="0"/>
+              <w:autoSpaceDE w:val="0"/>
+              <w:autoSpaceDN w:val="0"/>
+              <w:bidi w:val="0"/>
+              <w:adjustRightInd w:val="0"/>
+              <w:snapToGrid w:val="0"/>
+              <w:spacing w:line="240" w:lineRule="auto"/>
+              <w:ind w:left="0" w:leftChars="0" w:right="0" w:rightChars="0" w:firstLine="0" w:firstLineChars="0"/>
+              <w:jc w:val="left"/>
+              <w:textAlignment w:val="baseline"/>
+            </w:pPr>
+            <w:r>
+              <w:t>新技术研发需求（AIOps）</w:t>
+            </w:r>
+          </w:p>
+        </w:tc>
+        <w:tc>
+          <w:tcPr>
+            <w:tcW w:w="655" w:type="dxa"/>
+            <w:tcBorders>
+              <w:top w:val="single" w:color="auto" w:sz="4" w:space="0"/>
+              <w:left w:val="single" w:color="auto" w:sz="4" w:space="0"/>
+              <w:bottom w:val="single" w:color="auto" w:sz="12" w:space="0"/>
+              <w:right w:val="nil"/>
+            </w:tcBorders>
+            <w:tcMar>
+              <w:top w:w="60" w:type="dxa"/>
+              <w:left w:w="120" w:type="dxa"/>
+              <w:bottom w:w="30" w:type="dxa"/>
+              <w:right w:w="120" w:type="dxa"/>
+            </w:tcMar>
+            <w:vAlign w:val="center"/>
+          </w:tcPr>
+          <w:p>
+            <w:pPr>
+              <w:pStyle w:val="30"/>
+              <w:keepNext w:val="0"/>
+              <w:keepLines w:val="0"/>
+              <w:pageBreakBefore w:val="0"/>
+              <w:widowControl w:val="0"/>
+              <w:kinsoku w:val="0"/>
+              <w:wordWrap/>
+              <w:overflowPunct/>
+              <w:topLinePunct w:val="0"/>
+              <w:autoSpaceDE w:val="0"/>
+              <w:autoSpaceDN w:val="0"/>
+              <w:bidi w:val="0"/>
+              <w:adjustRightInd w:val="0"/>
+              <w:snapToGrid w:val="0"/>
+              <w:spacing w:line="240" w:lineRule="auto"/>
+              <w:ind w:left="0" w:leftChars="0" w:right="0" w:rightChars="0" w:firstLine="0" w:firstLineChars="0"/>
+              <w:jc w:val="left"/>
+              <w:textAlignment w:val="baseline"/>
+            </w:pPr>
+            <w:r>
+              <w:t>1人</w:t>
+            </w:r>
+          </w:p>
+        </w:tc>
+        <w:tc>
+          <w:tcPr>
+            <w:tcW w:w="1121" w:type="dxa"/>
+            <w:tcBorders>
+              <w:top w:val="single" w:color="auto" w:sz="4" w:space="0"/>
+              <w:left w:val="single" w:color="auto" w:sz="4" w:space="0"/>
+              <w:bottom w:val="single" w:color="auto" w:sz="12" w:space="0"/>
+              <w:right w:val="nil"/>
+            </w:tcBorders>
+            <w:tcMar>
+              <w:top w:w="60" w:type="dxa"/>
+              <w:left w:w="120" w:type="dxa"/>
+              <w:bottom w:w="30" w:type="dxa"/>
+              <w:right w:w="120" w:type="dxa"/>
+            </w:tcMar>
+            <w:vAlign w:val="center"/>
+          </w:tcPr>
+          <w:p>
+            <w:pPr>
+              <w:pStyle w:val="30"/>
+              <w:keepNext w:val="0"/>
+              <w:keepLines w:val="0"/>
+              <w:pageBreakBefore w:val="0"/>
+              <w:widowControl w:val="0"/>
+              <w:kinsoku w:val="0"/>
+              <w:wordWrap/>
+              <w:overflowPunct/>
+              <w:topLinePunct w:val="0"/>
+              <w:autoSpaceDE w:val="0"/>
+              <w:autoSpaceDN w:val="0"/>
+              <w:bidi w:val="0"/>
+              <w:adjustRightInd w:val="0"/>
+              <w:snapToGrid w:val="0"/>
+              <w:spacing w:line="240" w:lineRule="auto"/>
+              <w:ind w:left="0" w:leftChars="0" w:right="0" w:rightChars="0" w:firstLine="0" w:firstLineChars="0"/>
+              <w:jc w:val="center"/>
+              <w:textAlignment w:val="baseline"/>
+            </w:pPr>
+            <w:r>
+              <w:t>外部引进</w:t>
+            </w:r>
+          </w:p>
+        </w:tc>
+        <w:tc>
+          <w:tcPr>
+            <w:tcW w:w="1420" w:type="dxa"/>
+            <w:tcBorders>
+              <w:top w:val="single" w:color="auto" w:sz="4" w:space="0"/>
+              <w:left w:val="single" w:color="auto" w:sz="4" w:space="0"/>
+              <w:bottom w:val="single" w:color="auto" w:sz="12" w:space="0"/>
+              <w:right w:val="single" w:color="auto" w:sz="12" w:space="0"/>
+            </w:tcBorders>
+            <w:tcMar>
+              <w:top w:w="60" w:type="dxa"/>
+              <w:left w:w="120" w:type="dxa"/>
+              <w:bottom w:w="30" w:type="dxa"/>
+              <w:right w:w="120" w:type="dxa"/>
+            </w:tcMar>
+            <w:vAlign w:val="center"/>
+          </w:tcPr>
+          <w:p>
+            <w:pPr>
+              <w:pStyle w:val="30"/>
+              <w:keepNext w:val="0"/>
+              <w:keepLines w:val="0"/>
+              <w:pageBreakBefore w:val="0"/>
+              <w:widowControl w:val="0"/>
+              <w:kinsoku w:val="0"/>
+              <w:wordWrap/>
+              <w:overflowPunct/>
+              <w:topLinePunct w:val="0"/>
+              <w:autoSpaceDE w:val="0"/>
+              <w:autoSpaceDN w:val="0"/>
+              <w:bidi w:val="0"/>
+              <w:adjustRightInd w:val="0"/>
+              <w:snapToGrid w:val="0"/>
+              <w:spacing w:line="240" w:lineRule="auto"/>
+              <w:ind w:left="0" w:leftChars="0" w:right="0" w:rightChars="0" w:firstLine="0" w:firstLineChars="0"/>
+              <w:jc w:val="center"/>
+              <w:textAlignment w:val="baseline"/>
+            </w:pPr>
+            <w:r>
+              <w:t>2026年7月</w:t>
+            </w:r>
+          </w:p>
+        </w:tc>
+        <w:tc>
+          <w:tcPr>
+            <w:tcW w:w="1420" w:type="dxa"/>
+            <w:tcBorders>
+              <w:top w:val="single" w:color="auto" w:sz="4" w:space="0"/>
+              <w:left w:val="single" w:color="auto" w:sz="4" w:space="0"/>
+              <w:bottom w:val="single" w:color="auto" w:sz="12" w:space="0"/>
+              <w:right w:val="single" w:color="auto" w:sz="12" w:space="0"/>
+            </w:tcBorders>
+            <w:tcMar>
+              <w:top w:w="60" w:type="dxa"/>
+              <w:left w:w="120" w:type="dxa"/>
+              <w:bottom w:w="30" w:type="dxa"/>
+              <w:right w:w="120" w:type="dxa"/>
+            </w:tcMar>
+            <w:vAlign w:val="center"/>
+          </w:tcPr>
+          <w:p>
+            <w:pPr>
+              <w:pStyle w:val="30"/>
+              <w:keepNext w:val="0"/>
+              <w:keepLines w:val="0"/>
+              <w:pageBreakBefore w:val="0"/>
+              <w:widowControl w:val="0"/>
+              <w:kinsoku w:val="0"/>
+              <w:wordWrap/>
+              <w:overflowPunct/>
+              <w:topLinePunct w:val="0"/>
+              <w:autoSpaceDE w:val="0"/>
+              <w:autoSpaceDN w:val="0"/>
+              <w:bidi w:val="0"/>
+              <w:adjustRightInd w:val="0"/>
+              <w:snapToGrid w:val="0"/>
+              <w:spacing w:line="240" w:lineRule="auto"/>
+              <w:ind w:left="0" w:leftChars="0" w:right="0" w:rightChars="0" w:firstLine="0" w:firstLineChars="0"/>
+              <w:jc w:val="center"/>
+              <w:textAlignment w:val="baseline"/>
+              <w:rPr>
+                <w:rFonts w:hint="eastAsia" w:eastAsia="宋体"/>
+                <w:lang w:val="en-US" w:eastAsia="zh-CN"/>
+              </w:rPr>
+            </w:pPr>
+            <w:r>
+              <w:rPr>
+                <w:rFonts w:hint="eastAsia"/>
+                <w:lang w:val="en-US" w:eastAsia="zh-CN"/>
+              </w:rPr>
+              <w:t>未开始</w:t>
+            </w:r>
+          </w:p>
+        </w:tc>
+      </w:tr>
+    </w:tbl>
+    <w:p>
+      <w:pPr>
+        <w:pStyle w:val="30"/>
+        <w:keepNext w:val="0"/>
+        <w:keepLines w:val="0"/>
+        <w:pageBreakBefore w:val="0"/>
+        <w:widowControl w:val="0"/>
+        <w:kinsoku w:val="0"/>
+        <w:wordWrap/>
+        <w:overflowPunct/>
+        <w:topLinePunct w:val="0"/>
+        <w:autoSpaceDE w:val="0"/>
+        <w:autoSpaceDN w:val="0"/>
+        <w:bidi w:val="0"/>
+        <w:adjustRightInd w:val="0"/>
+        <w:snapToGrid w:val="0"/>
+        <w:textAlignment w:val="baseline"/>
+        <w:rPr>
+          <w:rFonts w:hint="eastAsia"/>
         </w:rPr>
       </w:pPr>
       <w:r>
@@ -4085,6 +5577,8 @@
           <w:rFonts w:hint="eastAsia"/>
         </w:rPr>
       </w:pPr>
+      <w:bookmarkStart w:id="11" w:name="heading_4"/>
+      <w:bookmarkStart w:id="12" w:name="_Toc9358"/>
       <w:r>
         <w:rPr>
           <w:rFonts w:hint="eastAsia"/>
@@ -4119,7 +5613,7 @@
           <w:rFonts w:hint="eastAsia"/>
           <w:lang w:val="en-US" w:eastAsia="zh-CN"/>
         </w:rPr>
-        <w:t>计划于2026年4月储备一名运维项目经理。</w:t>
+        <w:t>2026年4月完成2名运维项目经理的储备。</w:t>
       </w:r>
     </w:p>
     <w:p>
@@ -4140,8 +5634,6 @@
         <w:snapToGrid w:val="0"/>
         <w:textAlignment w:val="baseline"/>
       </w:pPr>
-      <w:bookmarkStart w:id="11" w:name="heading_4"/>
-      <w:bookmarkStart w:id="12" w:name="_Toc9358"/>
       <w:r>
         <w:t>人员储备KPI完成情况</w:t>
       </w:r>
@@ -4276,34 +5768,10 @@
         <w:t>招聘计划完成情况如下：</w:t>
       </w:r>
     </w:p>
-    <w:p>
-      <w:r>
-        <w:br w:type="page"/>
-      </w:r>
-    </w:p>
-    <w:p>
-      <w:pPr>
-        <w:pStyle w:val="30"/>
-        <w:keepNext w:val="0"/>
-        <w:keepLines w:val="0"/>
-        <w:pageBreakBefore w:val="0"/>
-        <w:widowControl w:val="0"/>
-        <w:kinsoku w:val="0"/>
-        <w:wordWrap/>
-        <w:overflowPunct/>
-        <w:topLinePunct w:val="0"/>
-        <w:autoSpaceDE w:val="0"/>
-        <w:autoSpaceDN w:val="0"/>
-        <w:bidi w:val="0"/>
-        <w:adjustRightInd w:val="0"/>
-        <w:snapToGrid w:val="0"/>
-        <w:textAlignment w:val="baseline"/>
-      </w:pPr>
-    </w:p>
     <w:tbl>
       <w:tblPr>
         <w:tblStyle w:val="20"/>
-        <w:tblW w:w="8517" w:type="dxa"/>
+        <w:tblW w:w="8904" w:type="dxa"/>
         <w:jc w:val="center"/>
         <w:tblBorders>
           <w:top w:val="none" w:color="auto" w:sz="0" w:space="0"/>
@@ -4323,11 +5791,11 @@
       </w:tblPr>
       <w:tblGrid>
         <w:gridCol w:w="621"/>
-        <w:gridCol w:w="1514"/>
-        <w:gridCol w:w="1872"/>
+        <w:gridCol w:w="1340"/>
+        <w:gridCol w:w="2433"/>
         <w:gridCol w:w="1585"/>
-        <w:gridCol w:w="1403"/>
-        <w:gridCol w:w="1522"/>
+        <w:gridCol w:w="1585"/>
+        <w:gridCol w:w="1340"/>
       </w:tblGrid>
       <w:tr>
         <w:tblPrEx>
@@ -4402,7 +5870,7 @@
         </w:tc>
         <w:tc>
           <w:tcPr>
-            <w:tcW w:w="1514" w:type="dxa"/>
+            <w:tcW w:w="1340" w:type="dxa"/>
             <w:tcBorders>
               <w:top w:val="single" w:color="auto" w:sz="12" w:space="0"/>
               <w:left w:val="single" w:color="auto" w:sz="4" w:space="0"/>
@@ -4451,7 +5919,7 @@
         </w:tc>
         <w:tc>
           <w:tcPr>
-            <w:tcW w:w="1872" w:type="dxa"/>
+            <w:tcW w:w="2433" w:type="dxa"/>
             <w:tcBorders>
               <w:top w:val="single" w:color="auto" w:sz="12" w:space="0"/>
               <w:left w:val="single" w:color="auto" w:sz="4" w:space="0"/>
@@ -4549,7 +6017,7 @@
         </w:tc>
         <w:tc>
           <w:tcPr>
-            <w:tcW w:w="1403" w:type="dxa"/>
+            <w:tcW w:w="1585" w:type="dxa"/>
             <w:tcBorders>
               <w:top w:val="single" w:color="auto" w:sz="12" w:space="0"/>
               <w:left w:val="single" w:color="auto" w:sz="4" w:space="0"/>
@@ -4598,7 +6066,7 @@
         </w:tc>
         <w:tc>
           <w:tcPr>
-            <w:tcW w:w="1522" w:type="dxa"/>
+            <w:tcW w:w="1340" w:type="dxa"/>
             <w:tcBorders>
               <w:top w:val="single" w:color="auto" w:sz="12" w:space="0"/>
               <w:left w:val="single" w:color="auto" w:sz="4" w:space="0"/>
@@ -4712,7 +6180,7 @@
         </w:tc>
         <w:tc>
           <w:tcPr>
-            <w:tcW w:w="1514" w:type="dxa"/>
+            <w:tcW w:w="1340" w:type="dxa"/>
             <w:tcBorders>
               <w:top w:val="single" w:color="auto" w:sz="4" w:space="0"/>
               <w:left w:val="single" w:color="auto" w:sz="4" w:space="0"/>
@@ -4755,7 +6223,7 @@
         </w:tc>
         <w:tc>
           <w:tcPr>
-            <w:tcW w:w="1872" w:type="dxa"/>
+            <w:tcW w:w="2433" w:type="dxa"/>
             <w:tcBorders>
               <w:top w:val="single" w:color="auto" w:sz="4" w:space="0"/>
               <w:left w:val="single" w:color="auto" w:sz="4" w:space="0"/>
@@ -4841,7 +6309,7 @@
         </w:tc>
         <w:tc>
           <w:tcPr>
-            <w:tcW w:w="1403" w:type="dxa"/>
+            <w:tcW w:w="1585" w:type="dxa"/>
             <w:tcBorders>
               <w:top w:val="single" w:color="auto" w:sz="4" w:space="0"/>
               <w:left w:val="single" w:color="auto" w:sz="4" w:space="0"/>
@@ -4884,7 +6352,7 @@
         </w:tc>
         <w:tc>
           <w:tcPr>
-            <w:tcW w:w="1522" w:type="dxa"/>
+            <w:tcW w:w="1340" w:type="dxa"/>
             <w:tcBorders>
               <w:top w:val="single" w:color="auto" w:sz="4" w:space="0"/>
               <w:left w:val="single" w:color="auto" w:sz="4" w:space="0"/>
@@ -4992,7 +6460,7 @@
         </w:tc>
         <w:tc>
           <w:tcPr>
-            <w:tcW w:w="1514" w:type="dxa"/>
+            <w:tcW w:w="1340" w:type="dxa"/>
             <w:tcBorders>
               <w:top w:val="single" w:color="auto" w:sz="4" w:space="0"/>
               <w:left w:val="single" w:color="auto" w:sz="4" w:space="0"/>
@@ -5035,13 +6503,14 @@
         </w:tc>
         <w:tc>
           <w:tcPr>
-            <w:tcW w:w="1872" w:type="dxa"/>
+            <w:tcW w:w="2433" w:type="dxa"/>
             <w:tcBorders>
               <w:top w:val="single" w:color="auto" w:sz="4" w:space="0"/>
               <w:left w:val="single" w:color="auto" w:sz="4" w:space="0"/>
               <w:bottom w:val="nil"/>
               <w:right w:val="nil"/>
             </w:tcBorders>
+            <w:shd w:val="clear" w:color="auto" w:fill="auto"/>
             <w:tcMar>
               <w:top w:w="60" w:type="dxa"/>
               <w:left w:w="120" w:type="dxa"/>
@@ -5070,9 +6539,39 @@
               <w:ind w:left="0" w:leftChars="0" w:right="0" w:rightChars="0" w:firstLine="0" w:firstLineChars="0"/>
               <w:jc w:val="left"/>
               <w:textAlignment w:val="baseline"/>
+              <w:rPr>
+                <w:rFonts w:hint="eastAsia" w:ascii="Arial" w:hAnsi="Arial" w:eastAsia="宋体" w:cs="Arial"/>
+                <w:snapToGrid w:val="0"/>
+                <w:color w:val="000000"/>
+                <w:kern w:val="0"/>
+                <w:sz w:val="24"/>
+                <w:szCs w:val="21"/>
+                <w:lang w:val="en-US" w:eastAsia="zh-CN" w:bidi="ar-SA"/>
+              </w:rPr>
             </w:pPr>
             <w:r>
               <w:t>运维工程师</w:t>
+            </w:r>
+            <w:r>
+              <w:rPr>
+                <w:rFonts w:hint="eastAsia"/>
+                <w:lang w:eastAsia="zh-CN"/>
+              </w:rPr>
+              <w:t>（</w:t>
+            </w:r>
+            <w:r>
+              <w:rPr>
+                <w:rFonts w:hint="eastAsia"/>
+                <w:lang w:val="en-US" w:eastAsia="zh-CN"/>
+              </w:rPr>
+              <w:t>1人</w:t>
+            </w:r>
+            <w:r>
+              <w:rPr>
+                <w:rFonts w:hint="eastAsia"/>
+                <w:lang w:eastAsia="zh-CN"/>
+              </w:rPr>
+              <w:t>）</w:t>
             </w:r>
           </w:p>
         </w:tc>
@@ -5121,7 +6620,7 @@
         </w:tc>
         <w:tc>
           <w:tcPr>
-            <w:tcW w:w="1403" w:type="dxa"/>
+            <w:tcW w:w="1585" w:type="dxa"/>
             <w:tcBorders>
               <w:top w:val="single" w:color="auto" w:sz="4" w:space="0"/>
               <w:left w:val="single" w:color="auto" w:sz="4" w:space="0"/>
@@ -5172,7 +6671,7 @@
         </w:tc>
         <w:tc>
           <w:tcPr>
-            <w:tcW w:w="1522" w:type="dxa"/>
+            <w:tcW w:w="1340" w:type="dxa"/>
             <w:tcBorders>
               <w:top w:val="single" w:color="auto" w:sz="4" w:space="0"/>
               <w:left w:val="single" w:color="auto" w:sz="4" w:space="0"/>
@@ -5280,7 +6779,7 @@
         </w:tc>
         <w:tc>
           <w:tcPr>
-            <w:tcW w:w="1514" w:type="dxa"/>
+            <w:tcW w:w="1340" w:type="dxa"/>
             <w:tcBorders>
               <w:top w:val="single" w:color="auto" w:sz="4" w:space="0"/>
               <w:left w:val="single" w:color="auto" w:sz="4" w:space="0"/>
@@ -5323,13 +6822,14 @@
         </w:tc>
         <w:tc>
           <w:tcPr>
-            <w:tcW w:w="1872" w:type="dxa"/>
+            <w:tcW w:w="2433" w:type="dxa"/>
             <w:tcBorders>
               <w:top w:val="single" w:color="auto" w:sz="4" w:space="0"/>
               <w:left w:val="single" w:color="auto" w:sz="4" w:space="0"/>
               <w:bottom w:val="nil"/>
               <w:right w:val="nil"/>
             </w:tcBorders>
+            <w:shd w:val="clear" w:color="auto" w:fill="auto"/>
             <w:tcMar>
               <w:top w:w="60" w:type="dxa"/>
               <w:left w:w="120" w:type="dxa"/>
@@ -5358,9 +6858,39 @@
               <w:ind w:left="0" w:leftChars="0" w:right="0" w:rightChars="0" w:firstLine="0" w:firstLineChars="0"/>
               <w:jc w:val="left"/>
               <w:textAlignment w:val="baseline"/>
+              <w:rPr>
+                <w:rFonts w:ascii="Arial" w:hAnsi="Arial" w:eastAsia="宋体" w:cs="Arial"/>
+                <w:snapToGrid w:val="0"/>
+                <w:color w:val="000000"/>
+                <w:kern w:val="0"/>
+                <w:sz w:val="24"/>
+                <w:szCs w:val="21"/>
+                <w:lang w:val="en-US" w:eastAsia="zh-CN" w:bidi="ar-SA"/>
+              </w:rPr>
             </w:pPr>
             <w:r>
               <w:t>开发工程师</w:t>
+            </w:r>
+            <w:r>
+              <w:rPr>
+                <w:rFonts w:hint="eastAsia"/>
+                <w:lang w:eastAsia="zh-CN"/>
+              </w:rPr>
+              <w:t>（</w:t>
+            </w:r>
+            <w:r>
+              <w:rPr>
+                <w:rFonts w:hint="eastAsia"/>
+                <w:lang w:val="en-US" w:eastAsia="zh-CN"/>
+              </w:rPr>
+              <w:t>1人</w:t>
+            </w:r>
+            <w:r>
+              <w:rPr>
+                <w:rFonts w:hint="eastAsia"/>
+                <w:lang w:eastAsia="zh-CN"/>
+              </w:rPr>
+              <w:t>）</w:t>
             </w:r>
           </w:p>
         </w:tc>
@@ -5409,7 +6939,7 @@
         </w:tc>
         <w:tc>
           <w:tcPr>
-            <w:tcW w:w="1403" w:type="dxa"/>
+            <w:tcW w:w="1585" w:type="dxa"/>
             <w:tcBorders>
               <w:top w:val="single" w:color="auto" w:sz="4" w:space="0"/>
               <w:left w:val="single" w:color="auto" w:sz="4" w:space="0"/>
@@ -5452,7 +6982,7 @@
         </w:tc>
         <w:tc>
           <w:tcPr>
-            <w:tcW w:w="1522" w:type="dxa"/>
+            <w:tcW w:w="1340" w:type="dxa"/>
             <w:tcBorders>
               <w:top w:val="single" w:color="auto" w:sz="4" w:space="0"/>
               <w:left w:val="single" w:color="auto" w:sz="4" w:space="0"/>
@@ -5560,7 +7090,7 @@
         </w:tc>
         <w:tc>
           <w:tcPr>
-            <w:tcW w:w="1514" w:type="dxa"/>
+            <w:tcW w:w="1340" w:type="dxa"/>
             <w:tcBorders>
               <w:top w:val="single" w:color="auto" w:sz="4" w:space="0"/>
               <w:left w:val="single" w:color="auto" w:sz="4" w:space="0"/>
@@ -5603,13 +7133,14 @@
         </w:tc>
         <w:tc>
           <w:tcPr>
-            <w:tcW w:w="1872" w:type="dxa"/>
+            <w:tcW w:w="2433" w:type="dxa"/>
             <w:tcBorders>
               <w:top w:val="single" w:color="auto" w:sz="4" w:space="0"/>
               <w:left w:val="single" w:color="auto" w:sz="4" w:space="0"/>
               <w:bottom w:val="nil"/>
               <w:right w:val="nil"/>
             </w:tcBorders>
+            <w:shd w:val="clear" w:color="auto" w:fill="auto"/>
             <w:tcMar>
               <w:top w:w="60" w:type="dxa"/>
               <w:left w:w="120" w:type="dxa"/>
@@ -5638,9 +7169,39 @@
               <w:ind w:left="0" w:leftChars="0" w:right="0" w:rightChars="0" w:firstLine="0" w:firstLineChars="0"/>
               <w:jc w:val="left"/>
               <w:textAlignment w:val="baseline"/>
+              <w:rPr>
+                <w:rFonts w:ascii="Arial" w:hAnsi="Arial" w:eastAsia="宋体" w:cs="Arial"/>
+                <w:snapToGrid w:val="0"/>
+                <w:color w:val="000000"/>
+                <w:kern w:val="0"/>
+                <w:sz w:val="24"/>
+                <w:szCs w:val="21"/>
+                <w:lang w:val="en-US" w:eastAsia="zh-CN" w:bidi="ar-SA"/>
+              </w:rPr>
             </w:pPr>
             <w:r>
               <w:t>服务台专员</w:t>
+            </w:r>
+            <w:r>
+              <w:rPr>
+                <w:rFonts w:hint="eastAsia"/>
+                <w:lang w:eastAsia="zh-CN"/>
+              </w:rPr>
+              <w:t>（</w:t>
+            </w:r>
+            <w:r>
+              <w:rPr>
+                <w:rFonts w:hint="eastAsia"/>
+                <w:lang w:val="en-US" w:eastAsia="zh-CN"/>
+              </w:rPr>
+              <w:t>1人</w:t>
+            </w:r>
+            <w:r>
+              <w:rPr>
+                <w:rFonts w:hint="eastAsia"/>
+                <w:lang w:eastAsia="zh-CN"/>
+              </w:rPr>
+              <w:t>）</w:t>
             </w:r>
           </w:p>
         </w:tc>
@@ -5689,7 +7250,7 @@
         </w:tc>
         <w:tc>
           <w:tcPr>
-            <w:tcW w:w="1403" w:type="dxa"/>
+            <w:tcW w:w="1585" w:type="dxa"/>
             <w:tcBorders>
               <w:top w:val="single" w:color="auto" w:sz="4" w:space="0"/>
               <w:left w:val="single" w:color="auto" w:sz="4" w:space="0"/>
@@ -5732,7 +7293,7 @@
         </w:tc>
         <w:tc>
           <w:tcPr>
-            <w:tcW w:w="1522" w:type="dxa"/>
+            <w:tcW w:w="1340" w:type="dxa"/>
             <w:tcBorders>
               <w:top w:val="single" w:color="auto" w:sz="4" w:space="0"/>
               <w:left w:val="single" w:color="auto" w:sz="4" w:space="0"/>
@@ -5840,7 +7401,7 @@
         </w:tc>
         <w:tc>
           <w:tcPr>
-            <w:tcW w:w="1514" w:type="dxa"/>
+            <w:tcW w:w="1340" w:type="dxa"/>
             <w:tcBorders>
               <w:top w:val="single" w:color="auto" w:sz="4" w:space="0"/>
               <w:left w:val="single" w:color="auto" w:sz="4" w:space="0"/>
@@ -5883,13 +7444,14 @@
         </w:tc>
         <w:tc>
           <w:tcPr>
-            <w:tcW w:w="1872" w:type="dxa"/>
+            <w:tcW w:w="2433" w:type="dxa"/>
             <w:tcBorders>
               <w:top w:val="single" w:color="auto" w:sz="4" w:space="0"/>
               <w:left w:val="single" w:color="auto" w:sz="4" w:space="0"/>
               <w:bottom w:val="single" w:color="auto" w:sz="12" w:space="0"/>
               <w:right w:val="nil"/>
             </w:tcBorders>
+            <w:shd w:val="clear" w:color="auto" w:fill="auto"/>
             <w:tcMar>
               <w:top w:w="60" w:type="dxa"/>
               <w:left w:w="120" w:type="dxa"/>
@@ -5918,9 +7480,39 @@
               <w:ind w:left="0" w:leftChars="0" w:right="0" w:rightChars="0" w:firstLine="0" w:firstLineChars="0"/>
               <w:jc w:val="left"/>
               <w:textAlignment w:val="baseline"/>
+              <w:rPr>
+                <w:rFonts w:ascii="Arial" w:hAnsi="Arial" w:eastAsia="宋体" w:cs="Arial"/>
+                <w:snapToGrid w:val="0"/>
+                <w:color w:val="000000"/>
+                <w:kern w:val="0"/>
+                <w:sz w:val="24"/>
+                <w:szCs w:val="21"/>
+                <w:lang w:val="en-US" w:eastAsia="zh-CN" w:bidi="ar-SA"/>
+              </w:rPr>
             </w:pPr>
             <w:r>
               <w:t>质量管理专员</w:t>
+            </w:r>
+            <w:r>
+              <w:rPr>
+                <w:rFonts w:hint="eastAsia"/>
+                <w:lang w:eastAsia="zh-CN"/>
+              </w:rPr>
+              <w:t>（</w:t>
+            </w:r>
+            <w:r>
+              <w:rPr>
+                <w:rFonts w:hint="eastAsia"/>
+                <w:lang w:val="en-US" w:eastAsia="zh-CN"/>
+              </w:rPr>
+              <w:t>1人</w:t>
+            </w:r>
+            <w:r>
+              <w:rPr>
+                <w:rFonts w:hint="eastAsia"/>
+                <w:lang w:eastAsia="zh-CN"/>
+              </w:rPr>
+              <w:t>）</w:t>
             </w:r>
           </w:p>
         </w:tc>
@@ -5969,7 +7561,7 @@
         </w:tc>
         <w:tc>
           <w:tcPr>
-            <w:tcW w:w="1403" w:type="dxa"/>
+            <w:tcW w:w="1585" w:type="dxa"/>
             <w:tcBorders>
               <w:top w:val="single" w:color="auto" w:sz="4" w:space="0"/>
               <w:left w:val="single" w:color="auto" w:sz="4" w:space="0"/>
@@ -6012,7 +7604,7 @@
         </w:tc>
         <w:tc>
           <w:tcPr>
-            <w:tcW w:w="1522" w:type="dxa"/>
+            <w:tcW w:w="1340" w:type="dxa"/>
             <w:tcBorders>
               <w:top w:val="single" w:color="auto" w:sz="4" w:space="0"/>
               <w:left w:val="single" w:color="auto" w:sz="4" w:space="0"/>
@@ -6170,8 +7762,8 @@
         <w:snapToGrid w:val="0"/>
         <w:textAlignment w:val="baseline"/>
       </w:pPr>
-      <w:bookmarkStart w:id="19" w:name="heading_8"/>
-      <w:bookmarkStart w:id="20" w:name="_Toc22596"/>
+      <w:bookmarkStart w:id="19" w:name="_Toc22596"/>
+      <w:bookmarkStart w:id="20" w:name="heading_8"/>
       <w:r>
         <w:t>人员备份完成情况</w:t>
       </w:r>
@@ -6196,8 +7788,8 @@
         <w:snapToGrid w:val="0"/>
         <w:textAlignment w:val="baseline"/>
       </w:pPr>
-      <w:bookmarkStart w:id="21" w:name="_Toc9495"/>
-      <w:bookmarkStart w:id="22" w:name="heading_9"/>
+      <w:bookmarkStart w:id="21" w:name="heading_9"/>
+      <w:bookmarkStart w:id="22" w:name="_Toc9495"/>
       <w:r>
         <w:t>人员备份详情</w:t>
       </w:r>
@@ -7393,8 +8985,8 @@
         <w:snapToGrid w:val="0"/>
         <w:textAlignment w:val="baseline"/>
       </w:pPr>
-      <w:bookmarkStart w:id="27" w:name="_Toc31484"/>
-      <w:bookmarkStart w:id="28" w:name="heading_12"/>
+      <w:bookmarkStart w:id="27" w:name="heading_12"/>
+      <w:bookmarkStart w:id="28" w:name="_Toc31484"/>
       <w:r>
         <w:t>人员培训情况详情</w:t>
       </w:r>
@@ -11672,8 +13264,8 @@
         <w:snapToGrid w:val="0"/>
         <w:textAlignment w:val="baseline"/>
       </w:pPr>
-      <w:bookmarkStart w:id="31" w:name="heading_14"/>
-      <w:bookmarkStart w:id="32" w:name="_Toc3222"/>
+      <w:bookmarkStart w:id="31" w:name="_Toc3222"/>
+      <w:bookmarkStart w:id="32" w:name="heading_14"/>
       <w:r>
         <w:t>人员绩效考核完成情况</w:t>
       </w:r>
@@ -11698,8 +13290,8 @@
         <w:snapToGrid w:val="0"/>
         <w:textAlignment w:val="baseline"/>
       </w:pPr>
-      <w:bookmarkStart w:id="33" w:name="heading_15"/>
-      <w:bookmarkStart w:id="34" w:name="_Toc22328"/>
+      <w:bookmarkStart w:id="33" w:name="_Toc22328"/>
+      <w:bookmarkStart w:id="34" w:name="heading_15"/>
       <w:r>
         <w:t>人员绩效考核详情</w:t>
       </w:r>
@@ -12941,8 +14533,8 @@
         <w:snapToGrid w:val="0"/>
         <w:textAlignment w:val="baseline"/>
       </w:pPr>
-      <w:bookmarkStart w:id="35" w:name="_Toc7252"/>
-      <w:bookmarkStart w:id="36" w:name="heading_16"/>
+      <w:bookmarkStart w:id="35" w:name="heading_16"/>
+      <w:bookmarkStart w:id="36" w:name="_Toc7252"/>
       <w:r>
         <w:t>人员绩效考核KPI完成情况</w:t>
       </w:r>
@@ -13035,7 +14627,17 @@
       <w:bookmarkStart w:id="37" w:name="_Toc24748"/>
       <w:bookmarkStart w:id="38" w:name="heading_17"/>
       <w:r>
-        <w:t>人员技能评定完成情况</w:t>
+        <w:t>人员</w:t>
+      </w:r>
+      <w:r>
+        <w:rPr>
+          <w:rFonts w:hint="eastAsia"/>
+          <w:lang w:val="en-US" w:eastAsia="zh-CN"/>
+        </w:rPr>
+        <w:t>能力评价</w:t>
+      </w:r>
+      <w:r>
+        <w:t>完成情况</w:t>
       </w:r>
       <w:bookmarkEnd w:id="37"/>
       <w:bookmarkEnd w:id="38"/>
@@ -13058,10 +14660,20 @@
         <w:snapToGrid w:val="0"/>
         <w:textAlignment w:val="baseline"/>
       </w:pPr>
-      <w:bookmarkStart w:id="39" w:name="heading_18"/>
-      <w:bookmarkStart w:id="40" w:name="_Toc4235"/>
+      <w:bookmarkStart w:id="39" w:name="_Toc4235"/>
+      <w:bookmarkStart w:id="40" w:name="heading_18"/>
       <w:r>
-        <w:t>人员技能评定详情</w:t>
+        <w:t>人员</w:t>
+      </w:r>
+      <w:r>
+        <w:rPr>
+          <w:rFonts w:hint="eastAsia"/>
+          <w:lang w:eastAsia="zh-CN"/>
+        </w:rPr>
+        <w:t>能力评价</w:t>
+      </w:r>
+      <w:r>
+        <w:t>详情</w:t>
       </w:r>
       <w:bookmarkEnd w:id="39"/>
       <w:bookmarkEnd w:id="40"/>
@@ -13085,7 +14697,14 @@
         <w:textAlignment w:val="baseline"/>
       </w:pPr>
       <w:r>
-        <w:t>技能评定工作按年度计划推进，</w:t>
+        <w:rPr>
+          <w:rFonts w:hint="eastAsia"/>
+          <w:lang w:eastAsia="zh-CN"/>
+        </w:rPr>
+        <w:t>能力评价</w:t>
+      </w:r>
+      <w:r>
+        <w:t>工作按年度计划推进，</w:t>
       </w:r>
       <w:r>
         <w:rPr>
@@ -13095,7 +14714,17 @@
         <w:t>截止2026年4月</w:t>
       </w:r>
       <w:r>
-        <w:t>主要完成评定前的准备工作：</w:t>
+        <w:t>主要完成</w:t>
+      </w:r>
+      <w:r>
+        <w:rPr>
+          <w:rFonts w:hint="eastAsia"/>
+          <w:lang w:val="en-US" w:eastAsia="zh-CN"/>
+        </w:rPr>
+        <w:t>评价</w:t>
+      </w:r>
+      <w:r>
+        <w:t>前的准备工作：</w:t>
       </w:r>
     </w:p>
     <w:tbl>
@@ -13135,12 +14764,6 @@
             <w:insideH w:val="none" w:color="auto" w:sz="0" w:space="0"/>
             <w:insideV w:val="none" w:color="auto" w:sz="0" w:space="0"/>
           </w:tblBorders>
-          <w:tblCellMar>
-            <w:top w:w="0" w:type="dxa"/>
-            <w:left w:w="10" w:type="dxa"/>
-            <w:bottom w:w="0" w:type="dxa"/>
-            <w:right w:w="10" w:type="dxa"/>
-          </w:tblCellMar>
         </w:tblPrEx>
         <w:trPr>
           <w:trHeight w:val="0" w:hRule="atLeast"/>
@@ -13188,11 +14811,21 @@
                 <w:b/>
               </w:rPr>
             </w:pPr>
-            <w:r>
-              <w:rPr>
+            <w:bookmarkStart w:id="51" w:name="_GoBack"/>
+            <w:bookmarkEnd w:id="51"/>
+            <w:r>
+              <w:rPr>
+                <w:rFonts w:hint="eastAsia"/>
                 <w:b/>
-              </w:rPr>
-              <w:t>评定关键环节</w:t>
+                <w:lang w:eastAsia="zh-CN"/>
+              </w:rPr>
+              <w:t>评价</w:t>
+            </w:r>
+            <w:r>
+              <w:rPr>
+                <w:b/>
+              </w:rPr>
+              <w:t>关键环节</w:t>
             </w:r>
           </w:p>
         </w:tc>
@@ -13385,6 +15018,396 @@
                 <w:b/>
               </w:rPr>
               <w:t>状态</w:t>
+            </w:r>
+          </w:p>
+        </w:tc>
+      </w:tr>
+      <w:tr>
+        <w:tblPrEx>
+          <w:tblBorders>
+            <w:top w:val="none" w:color="auto" w:sz="0" w:space="0"/>
+            <w:left w:val="none" w:color="auto" w:sz="0" w:space="0"/>
+            <w:bottom w:val="none" w:color="auto" w:sz="0" w:space="0"/>
+            <w:right w:val="none" w:color="auto" w:sz="0" w:space="0"/>
+            <w:insideH w:val="none" w:color="auto" w:sz="0" w:space="0"/>
+            <w:insideV w:val="none" w:color="auto" w:sz="0" w:space="0"/>
+          </w:tblBorders>
+        </w:tblPrEx>
+        <w:trPr>
+          <w:trHeight w:val="0" w:hRule="atLeast"/>
+          <w:jc w:val="center"/>
+        </w:trPr>
+        <w:tc>
+          <w:tcPr>
+            <w:tcW w:w="1891" w:type="dxa"/>
+            <w:tcBorders>
+              <w:top w:val="single" w:color="auto" w:sz="4" w:space="0"/>
+              <w:left w:val="single" w:color="auto" w:sz="12" w:space="0"/>
+              <w:bottom w:val="nil"/>
+              <w:right w:val="nil"/>
+            </w:tcBorders>
+            <w:tcMar>
+              <w:top w:w="60" w:type="dxa"/>
+              <w:left w:w="120" w:type="dxa"/>
+              <w:bottom w:w="30" w:type="dxa"/>
+              <w:right w:w="120" w:type="dxa"/>
+            </w:tcMar>
+            <w:vAlign w:val="center"/>
+          </w:tcPr>
+          <w:p>
+            <w:pPr>
+              <w:pStyle w:val="30"/>
+              <w:keepNext w:val="0"/>
+              <w:keepLines w:val="0"/>
+              <w:pageBreakBefore w:val="0"/>
+              <w:widowControl w:val="0"/>
+              <w:kinsoku w:val="0"/>
+              <w:wordWrap/>
+              <w:overflowPunct/>
+              <w:topLinePunct w:val="0"/>
+              <w:autoSpaceDE w:val="0"/>
+              <w:autoSpaceDN w:val="0"/>
+              <w:bidi w:val="0"/>
+              <w:adjustRightInd w:val="0"/>
+              <w:snapToGrid w:val="0"/>
+              <w:spacing w:line="240" w:lineRule="auto"/>
+              <w:ind w:left="0" w:leftChars="0" w:right="0" w:rightChars="0" w:firstLine="0" w:firstLineChars="0"/>
+              <w:jc w:val="center"/>
+              <w:textAlignment w:val="baseline"/>
+            </w:pPr>
+            <w:r>
+              <w:rPr>
+                <w:rFonts w:hint="eastAsia"/>
+                <w:lang w:eastAsia="zh-CN"/>
+              </w:rPr>
+              <w:t>评价</w:t>
+            </w:r>
+            <w:r>
+              <w:t>标准确认</w:t>
+            </w:r>
+          </w:p>
+        </w:tc>
+        <w:tc>
+          <w:tcPr>
+            <w:tcW w:w="2827" w:type="dxa"/>
+            <w:tcBorders>
+              <w:top w:val="single" w:color="auto" w:sz="4" w:space="0"/>
+              <w:left w:val="single" w:color="auto" w:sz="4" w:space="0"/>
+              <w:bottom w:val="nil"/>
+              <w:right w:val="nil"/>
+            </w:tcBorders>
+            <w:tcMar>
+              <w:top w:w="60" w:type="dxa"/>
+              <w:left w:w="120" w:type="dxa"/>
+              <w:bottom w:w="30" w:type="dxa"/>
+              <w:right w:w="120" w:type="dxa"/>
+            </w:tcMar>
+            <w:vAlign w:val="center"/>
+          </w:tcPr>
+          <w:p>
+            <w:pPr>
+              <w:pStyle w:val="30"/>
+              <w:keepNext w:val="0"/>
+              <w:keepLines w:val="0"/>
+              <w:pageBreakBefore w:val="0"/>
+              <w:widowControl w:val="0"/>
+              <w:kinsoku w:val="0"/>
+              <w:wordWrap/>
+              <w:overflowPunct/>
+              <w:topLinePunct w:val="0"/>
+              <w:autoSpaceDE w:val="0"/>
+              <w:autoSpaceDN w:val="0"/>
+              <w:bidi w:val="0"/>
+              <w:adjustRightInd w:val="0"/>
+              <w:snapToGrid w:val="0"/>
+              <w:spacing w:line="240" w:lineRule="auto"/>
+              <w:ind w:left="0" w:leftChars="0" w:right="0" w:rightChars="0" w:firstLine="0" w:firstLineChars="0"/>
+              <w:jc w:val="center"/>
+              <w:textAlignment w:val="baseline"/>
+            </w:pPr>
+            <w:r>
+              <w:t>沿用T1-T5五级技能模型</w:t>
+            </w:r>
+          </w:p>
+        </w:tc>
+        <w:tc>
+          <w:tcPr>
+            <w:tcW w:w="2459" w:type="dxa"/>
+            <w:tcBorders>
+              <w:top w:val="single" w:color="auto" w:sz="4" w:space="0"/>
+              <w:left w:val="single" w:color="auto" w:sz="4" w:space="0"/>
+              <w:bottom w:val="nil"/>
+              <w:right w:val="nil"/>
+            </w:tcBorders>
+            <w:tcMar>
+              <w:top w:w="60" w:type="dxa"/>
+              <w:left w:w="120" w:type="dxa"/>
+              <w:bottom w:w="30" w:type="dxa"/>
+              <w:right w:w="120" w:type="dxa"/>
+            </w:tcMar>
+            <w:vAlign w:val="center"/>
+          </w:tcPr>
+          <w:p>
+            <w:pPr>
+              <w:pStyle w:val="30"/>
+              <w:keepNext w:val="0"/>
+              <w:keepLines w:val="0"/>
+              <w:pageBreakBefore w:val="0"/>
+              <w:widowControl w:val="0"/>
+              <w:kinsoku w:val="0"/>
+              <w:wordWrap/>
+              <w:overflowPunct/>
+              <w:topLinePunct w:val="0"/>
+              <w:autoSpaceDE w:val="0"/>
+              <w:autoSpaceDN w:val="0"/>
+              <w:bidi w:val="0"/>
+              <w:adjustRightInd w:val="0"/>
+              <w:snapToGrid w:val="0"/>
+              <w:spacing w:line="240" w:lineRule="auto"/>
+              <w:ind w:left="0" w:leftChars="0" w:right="0" w:rightChars="0" w:firstLine="0" w:firstLineChars="0"/>
+              <w:jc w:val="left"/>
+              <w:textAlignment w:val="baseline"/>
+            </w:pPr>
+            <w:r>
+              <w:t>已确认并发布</w:t>
+            </w:r>
+          </w:p>
+        </w:tc>
+        <w:tc>
+          <w:tcPr>
+            <w:tcW w:w="1704" w:type="dxa"/>
+            <w:tcBorders>
+              <w:top w:val="single" w:color="auto" w:sz="4" w:space="0"/>
+              <w:left w:val="single" w:color="auto" w:sz="4" w:space="0"/>
+              <w:bottom w:val="nil"/>
+              <w:right w:val="single" w:color="auto" w:sz="12" w:space="0"/>
+            </w:tcBorders>
+            <w:tcMar>
+              <w:top w:w="60" w:type="dxa"/>
+              <w:left w:w="120" w:type="dxa"/>
+              <w:bottom w:w="30" w:type="dxa"/>
+              <w:right w:w="120" w:type="dxa"/>
+            </w:tcMar>
+            <w:vAlign w:val="center"/>
+          </w:tcPr>
+          <w:p>
+            <w:pPr>
+              <w:pStyle w:val="30"/>
+              <w:keepNext w:val="0"/>
+              <w:keepLines w:val="0"/>
+              <w:pageBreakBefore w:val="0"/>
+              <w:widowControl w:val="0"/>
+              <w:kinsoku w:val="0"/>
+              <w:wordWrap/>
+              <w:overflowPunct/>
+              <w:topLinePunct w:val="0"/>
+              <w:autoSpaceDE w:val="0"/>
+              <w:autoSpaceDN w:val="0"/>
+              <w:bidi w:val="0"/>
+              <w:adjustRightInd w:val="0"/>
+              <w:snapToGrid w:val="0"/>
+              <w:spacing w:line="240" w:lineRule="auto"/>
+              <w:ind w:left="0" w:leftChars="0" w:right="0" w:rightChars="0" w:firstLine="0" w:firstLineChars="0"/>
+              <w:jc w:val="left"/>
+              <w:textAlignment w:val="baseline"/>
+            </w:pPr>
+            <w:r>
+              <w:t>完成</w:t>
+            </w:r>
+          </w:p>
+        </w:tc>
+      </w:tr>
+      <w:tr>
+        <w:tblPrEx>
+          <w:tblBorders>
+            <w:top w:val="none" w:color="auto" w:sz="0" w:space="0"/>
+            <w:left w:val="none" w:color="auto" w:sz="0" w:space="0"/>
+            <w:bottom w:val="none" w:color="auto" w:sz="0" w:space="0"/>
+            <w:right w:val="none" w:color="auto" w:sz="0" w:space="0"/>
+            <w:insideH w:val="none" w:color="auto" w:sz="0" w:space="0"/>
+            <w:insideV w:val="none" w:color="auto" w:sz="0" w:space="0"/>
+          </w:tblBorders>
+        </w:tblPrEx>
+        <w:trPr>
+          <w:trHeight w:val="0" w:hRule="atLeast"/>
+          <w:jc w:val="center"/>
+        </w:trPr>
+        <w:tc>
+          <w:tcPr>
+            <w:tcW w:w="1891" w:type="dxa"/>
+            <w:tcBorders>
+              <w:top w:val="single" w:color="auto" w:sz="4" w:space="0"/>
+              <w:left w:val="single" w:color="auto" w:sz="12" w:space="0"/>
+              <w:bottom w:val="nil"/>
+              <w:right w:val="nil"/>
+            </w:tcBorders>
+            <w:tcMar>
+              <w:top w:w="60" w:type="dxa"/>
+              <w:left w:w="120" w:type="dxa"/>
+              <w:bottom w:w="30" w:type="dxa"/>
+              <w:right w:w="120" w:type="dxa"/>
+            </w:tcMar>
+            <w:vAlign w:val="center"/>
+          </w:tcPr>
+          <w:p>
+            <w:pPr>
+              <w:pStyle w:val="30"/>
+              <w:keepNext w:val="0"/>
+              <w:keepLines w:val="0"/>
+              <w:pageBreakBefore w:val="0"/>
+              <w:widowControl w:val="0"/>
+              <w:kinsoku w:val="0"/>
+              <w:wordWrap/>
+              <w:overflowPunct/>
+              <w:topLinePunct w:val="0"/>
+              <w:autoSpaceDE w:val="0"/>
+              <w:autoSpaceDN w:val="0"/>
+              <w:bidi w:val="0"/>
+              <w:adjustRightInd w:val="0"/>
+              <w:snapToGrid w:val="0"/>
+              <w:spacing w:line="240" w:lineRule="auto"/>
+              <w:ind w:left="0" w:leftChars="0" w:right="0" w:rightChars="0" w:firstLine="0" w:firstLineChars="0"/>
+              <w:jc w:val="center"/>
+              <w:textAlignment w:val="baseline"/>
+            </w:pPr>
+            <w:r>
+              <w:rPr>
+                <w:rFonts w:hint="eastAsia"/>
+                <w:lang w:eastAsia="zh-CN"/>
+              </w:rPr>
+              <w:t>评价</w:t>
+            </w:r>
+            <w:r>
+              <w:t>流程准备</w:t>
+            </w:r>
+          </w:p>
+        </w:tc>
+        <w:tc>
+          <w:tcPr>
+            <w:tcW w:w="2827" w:type="dxa"/>
+            <w:tcBorders>
+              <w:top w:val="single" w:color="auto" w:sz="4" w:space="0"/>
+              <w:left w:val="single" w:color="auto" w:sz="4" w:space="0"/>
+              <w:bottom w:val="nil"/>
+              <w:right w:val="nil"/>
+            </w:tcBorders>
+            <w:tcMar>
+              <w:top w:w="60" w:type="dxa"/>
+              <w:left w:w="120" w:type="dxa"/>
+              <w:bottom w:w="30" w:type="dxa"/>
+              <w:right w:w="120" w:type="dxa"/>
+            </w:tcMar>
+            <w:vAlign w:val="center"/>
+          </w:tcPr>
+          <w:p>
+            <w:pPr>
+              <w:pStyle w:val="30"/>
+              <w:keepNext w:val="0"/>
+              <w:keepLines w:val="0"/>
+              <w:pageBreakBefore w:val="0"/>
+              <w:widowControl w:val="0"/>
+              <w:kinsoku w:val="0"/>
+              <w:wordWrap/>
+              <w:overflowPunct/>
+              <w:topLinePunct w:val="0"/>
+              <w:autoSpaceDE w:val="0"/>
+              <w:autoSpaceDN w:val="0"/>
+              <w:bidi w:val="0"/>
+              <w:adjustRightInd w:val="0"/>
+              <w:snapToGrid w:val="0"/>
+              <w:spacing w:line="240" w:lineRule="auto"/>
+              <w:ind w:left="0" w:leftChars="0" w:right="0" w:rightChars="0" w:firstLine="0" w:firstLineChars="0"/>
+              <w:jc w:val="center"/>
+              <w:textAlignment w:val="baseline"/>
+            </w:pPr>
+            <w:r>
+              <w:t>明确“申请-审核-评审-审批-应用”闭环流程</w:t>
+            </w:r>
+          </w:p>
+        </w:tc>
+        <w:tc>
+          <w:tcPr>
+            <w:tcW w:w="2459" w:type="dxa"/>
+            <w:tcBorders>
+              <w:top w:val="single" w:color="auto" w:sz="4" w:space="0"/>
+              <w:left w:val="single" w:color="auto" w:sz="4" w:space="0"/>
+              <w:bottom w:val="nil"/>
+              <w:right w:val="nil"/>
+            </w:tcBorders>
+            <w:tcMar>
+              <w:top w:w="60" w:type="dxa"/>
+              <w:left w:w="120" w:type="dxa"/>
+              <w:bottom w:w="30" w:type="dxa"/>
+              <w:right w:w="120" w:type="dxa"/>
+            </w:tcMar>
+            <w:vAlign w:val="center"/>
+          </w:tcPr>
+          <w:p>
+            <w:pPr>
+              <w:pStyle w:val="30"/>
+              <w:keepNext w:val="0"/>
+              <w:keepLines w:val="0"/>
+              <w:pageBreakBefore w:val="0"/>
+              <w:widowControl w:val="0"/>
+              <w:kinsoku w:val="0"/>
+              <w:wordWrap/>
+              <w:overflowPunct/>
+              <w:topLinePunct w:val="0"/>
+              <w:autoSpaceDE w:val="0"/>
+              <w:autoSpaceDN w:val="0"/>
+              <w:bidi w:val="0"/>
+              <w:adjustRightInd w:val="0"/>
+              <w:snapToGrid w:val="0"/>
+              <w:spacing w:line="240" w:lineRule="auto"/>
+              <w:ind w:left="0" w:leftChars="0" w:right="0" w:rightChars="0" w:firstLine="0" w:firstLineChars="0"/>
+              <w:jc w:val="left"/>
+              <w:textAlignment w:val="baseline"/>
+            </w:pPr>
+            <w:r>
+              <w:t>流程文档已就绪</w:t>
+            </w:r>
+          </w:p>
+        </w:tc>
+        <w:tc>
+          <w:tcPr>
+            <w:tcW w:w="1704" w:type="dxa"/>
+            <w:tcBorders>
+              <w:top w:val="single" w:color="auto" w:sz="4" w:space="0"/>
+              <w:left w:val="single" w:color="auto" w:sz="4" w:space="0"/>
+              <w:bottom w:val="nil"/>
+              <w:right w:val="single" w:color="auto" w:sz="12" w:space="0"/>
+            </w:tcBorders>
+            <w:tcMar>
+              <w:top w:w="60" w:type="dxa"/>
+              <w:left w:w="120" w:type="dxa"/>
+              <w:bottom w:w="30" w:type="dxa"/>
+              <w:right w:w="120" w:type="dxa"/>
+            </w:tcMar>
+            <w:vAlign w:val="center"/>
+          </w:tcPr>
+          <w:p>
+            <w:pPr>
+              <w:pStyle w:val="30"/>
+              <w:keepNext w:val="0"/>
+              <w:keepLines w:val="0"/>
+              <w:pageBreakBefore w:val="0"/>
+              <w:widowControl w:val="0"/>
+              <w:kinsoku w:val="0"/>
+              <w:wordWrap/>
+              <w:overflowPunct/>
+              <w:topLinePunct w:val="0"/>
+              <w:autoSpaceDE w:val="0"/>
+              <w:autoSpaceDN w:val="0"/>
+              <w:bidi w:val="0"/>
+              <w:adjustRightInd w:val="0"/>
+              <w:snapToGrid w:val="0"/>
+              <w:spacing w:line="240" w:lineRule="auto"/>
+              <w:ind w:left="0" w:leftChars="0" w:right="0" w:rightChars="0" w:firstLine="0" w:firstLineChars="0"/>
+              <w:jc w:val="left"/>
+              <w:textAlignment w:val="baseline"/>
+            </w:pPr>
+            <w:r>
+              <w:t>完成</w:t>
             </w:r>
           </w:p>
         </w:tc>
@@ -13416,394 +15439,6 @@
             <w:tcBorders>
               <w:top w:val="single" w:color="auto" w:sz="4" w:space="0"/>
               <w:left w:val="single" w:color="auto" w:sz="12" w:space="0"/>
-              <w:bottom w:val="nil"/>
-              <w:right w:val="nil"/>
-            </w:tcBorders>
-            <w:tcMar>
-              <w:top w:w="60" w:type="dxa"/>
-              <w:left w:w="120" w:type="dxa"/>
-              <w:bottom w:w="30" w:type="dxa"/>
-              <w:right w:w="120" w:type="dxa"/>
-            </w:tcMar>
-            <w:vAlign w:val="center"/>
-          </w:tcPr>
-          <w:p>
-            <w:pPr>
-              <w:pStyle w:val="30"/>
-              <w:keepNext w:val="0"/>
-              <w:keepLines w:val="0"/>
-              <w:pageBreakBefore w:val="0"/>
-              <w:widowControl w:val="0"/>
-              <w:kinsoku w:val="0"/>
-              <w:wordWrap/>
-              <w:overflowPunct/>
-              <w:topLinePunct w:val="0"/>
-              <w:autoSpaceDE w:val="0"/>
-              <w:autoSpaceDN w:val="0"/>
-              <w:bidi w:val="0"/>
-              <w:adjustRightInd w:val="0"/>
-              <w:snapToGrid w:val="0"/>
-              <w:spacing w:line="240" w:lineRule="auto"/>
-              <w:ind w:left="0" w:leftChars="0" w:right="0" w:rightChars="0" w:firstLine="0" w:firstLineChars="0"/>
-              <w:jc w:val="center"/>
-              <w:textAlignment w:val="baseline"/>
-            </w:pPr>
-            <w:r>
-              <w:t>评定标准确认</w:t>
-            </w:r>
-          </w:p>
-        </w:tc>
-        <w:tc>
-          <w:tcPr>
-            <w:tcW w:w="2827" w:type="dxa"/>
-            <w:tcBorders>
-              <w:top w:val="single" w:color="auto" w:sz="4" w:space="0"/>
-              <w:left w:val="single" w:color="auto" w:sz="4" w:space="0"/>
-              <w:bottom w:val="nil"/>
-              <w:right w:val="nil"/>
-            </w:tcBorders>
-            <w:tcMar>
-              <w:top w:w="60" w:type="dxa"/>
-              <w:left w:w="120" w:type="dxa"/>
-              <w:bottom w:w="30" w:type="dxa"/>
-              <w:right w:w="120" w:type="dxa"/>
-            </w:tcMar>
-            <w:vAlign w:val="center"/>
-          </w:tcPr>
-          <w:p>
-            <w:pPr>
-              <w:pStyle w:val="30"/>
-              <w:keepNext w:val="0"/>
-              <w:keepLines w:val="0"/>
-              <w:pageBreakBefore w:val="0"/>
-              <w:widowControl w:val="0"/>
-              <w:kinsoku w:val="0"/>
-              <w:wordWrap/>
-              <w:overflowPunct/>
-              <w:topLinePunct w:val="0"/>
-              <w:autoSpaceDE w:val="0"/>
-              <w:autoSpaceDN w:val="0"/>
-              <w:bidi w:val="0"/>
-              <w:adjustRightInd w:val="0"/>
-              <w:snapToGrid w:val="0"/>
-              <w:spacing w:line="240" w:lineRule="auto"/>
-              <w:ind w:left="0" w:leftChars="0" w:right="0" w:rightChars="0" w:firstLine="0" w:firstLineChars="0"/>
-              <w:jc w:val="center"/>
-              <w:textAlignment w:val="baseline"/>
-            </w:pPr>
-            <w:r>
-              <w:t>沿用T1-T5五级技能模型</w:t>
-            </w:r>
-          </w:p>
-        </w:tc>
-        <w:tc>
-          <w:tcPr>
-            <w:tcW w:w="2459" w:type="dxa"/>
-            <w:tcBorders>
-              <w:top w:val="single" w:color="auto" w:sz="4" w:space="0"/>
-              <w:left w:val="single" w:color="auto" w:sz="4" w:space="0"/>
-              <w:bottom w:val="nil"/>
-              <w:right w:val="nil"/>
-            </w:tcBorders>
-            <w:tcMar>
-              <w:top w:w="60" w:type="dxa"/>
-              <w:left w:w="120" w:type="dxa"/>
-              <w:bottom w:w="30" w:type="dxa"/>
-              <w:right w:w="120" w:type="dxa"/>
-            </w:tcMar>
-            <w:vAlign w:val="center"/>
-          </w:tcPr>
-          <w:p>
-            <w:pPr>
-              <w:pStyle w:val="30"/>
-              <w:keepNext w:val="0"/>
-              <w:keepLines w:val="0"/>
-              <w:pageBreakBefore w:val="0"/>
-              <w:widowControl w:val="0"/>
-              <w:kinsoku w:val="0"/>
-              <w:wordWrap/>
-              <w:overflowPunct/>
-              <w:topLinePunct w:val="0"/>
-              <w:autoSpaceDE w:val="0"/>
-              <w:autoSpaceDN w:val="0"/>
-              <w:bidi w:val="0"/>
-              <w:adjustRightInd w:val="0"/>
-              <w:snapToGrid w:val="0"/>
-              <w:spacing w:line="240" w:lineRule="auto"/>
-              <w:ind w:left="0" w:leftChars="0" w:right="0" w:rightChars="0" w:firstLine="0" w:firstLineChars="0"/>
-              <w:jc w:val="left"/>
-              <w:textAlignment w:val="baseline"/>
-            </w:pPr>
-            <w:r>
-              <w:t>已确认并发布</w:t>
-            </w:r>
-          </w:p>
-        </w:tc>
-        <w:tc>
-          <w:tcPr>
-            <w:tcW w:w="1704" w:type="dxa"/>
-            <w:tcBorders>
-              <w:top w:val="single" w:color="auto" w:sz="4" w:space="0"/>
-              <w:left w:val="single" w:color="auto" w:sz="4" w:space="0"/>
-              <w:bottom w:val="nil"/>
-              <w:right w:val="single" w:color="auto" w:sz="12" w:space="0"/>
-            </w:tcBorders>
-            <w:tcMar>
-              <w:top w:w="60" w:type="dxa"/>
-              <w:left w:w="120" w:type="dxa"/>
-              <w:bottom w:w="30" w:type="dxa"/>
-              <w:right w:w="120" w:type="dxa"/>
-            </w:tcMar>
-            <w:vAlign w:val="center"/>
-          </w:tcPr>
-          <w:p>
-            <w:pPr>
-              <w:pStyle w:val="30"/>
-              <w:keepNext w:val="0"/>
-              <w:keepLines w:val="0"/>
-              <w:pageBreakBefore w:val="0"/>
-              <w:widowControl w:val="0"/>
-              <w:kinsoku w:val="0"/>
-              <w:wordWrap/>
-              <w:overflowPunct/>
-              <w:topLinePunct w:val="0"/>
-              <w:autoSpaceDE w:val="0"/>
-              <w:autoSpaceDN w:val="0"/>
-              <w:bidi w:val="0"/>
-              <w:adjustRightInd w:val="0"/>
-              <w:snapToGrid w:val="0"/>
-              <w:spacing w:line="240" w:lineRule="auto"/>
-              <w:ind w:left="0" w:leftChars="0" w:right="0" w:rightChars="0" w:firstLine="0" w:firstLineChars="0"/>
-              <w:jc w:val="left"/>
-              <w:textAlignment w:val="baseline"/>
-            </w:pPr>
-            <w:r>
-              <w:t>完成</w:t>
-            </w:r>
-          </w:p>
-        </w:tc>
-      </w:tr>
-      <w:tr>
-        <w:tblPrEx>
-          <w:tblBorders>
-            <w:top w:val="none" w:color="auto" w:sz="0" w:space="0"/>
-            <w:left w:val="none" w:color="auto" w:sz="0" w:space="0"/>
-            <w:bottom w:val="none" w:color="auto" w:sz="0" w:space="0"/>
-            <w:right w:val="none" w:color="auto" w:sz="0" w:space="0"/>
-            <w:insideH w:val="none" w:color="auto" w:sz="0" w:space="0"/>
-            <w:insideV w:val="none" w:color="auto" w:sz="0" w:space="0"/>
-          </w:tblBorders>
-          <w:tblCellMar>
-            <w:top w:w="0" w:type="dxa"/>
-            <w:left w:w="10" w:type="dxa"/>
-            <w:bottom w:w="0" w:type="dxa"/>
-            <w:right w:w="10" w:type="dxa"/>
-          </w:tblCellMar>
-        </w:tblPrEx>
-        <w:trPr>
-          <w:trHeight w:val="0" w:hRule="atLeast"/>
-          <w:jc w:val="center"/>
-        </w:trPr>
-        <w:tc>
-          <w:tcPr>
-            <w:tcW w:w="1891" w:type="dxa"/>
-            <w:tcBorders>
-              <w:top w:val="single" w:color="auto" w:sz="4" w:space="0"/>
-              <w:left w:val="single" w:color="auto" w:sz="12" w:space="0"/>
-              <w:bottom w:val="nil"/>
-              <w:right w:val="nil"/>
-            </w:tcBorders>
-            <w:tcMar>
-              <w:top w:w="60" w:type="dxa"/>
-              <w:left w:w="120" w:type="dxa"/>
-              <w:bottom w:w="30" w:type="dxa"/>
-              <w:right w:w="120" w:type="dxa"/>
-            </w:tcMar>
-            <w:vAlign w:val="center"/>
-          </w:tcPr>
-          <w:p>
-            <w:pPr>
-              <w:pStyle w:val="30"/>
-              <w:keepNext w:val="0"/>
-              <w:keepLines w:val="0"/>
-              <w:pageBreakBefore w:val="0"/>
-              <w:widowControl w:val="0"/>
-              <w:kinsoku w:val="0"/>
-              <w:wordWrap/>
-              <w:overflowPunct/>
-              <w:topLinePunct w:val="0"/>
-              <w:autoSpaceDE w:val="0"/>
-              <w:autoSpaceDN w:val="0"/>
-              <w:bidi w:val="0"/>
-              <w:adjustRightInd w:val="0"/>
-              <w:snapToGrid w:val="0"/>
-              <w:spacing w:line="240" w:lineRule="auto"/>
-              <w:ind w:left="0" w:leftChars="0" w:right="0" w:rightChars="0" w:firstLine="0" w:firstLineChars="0"/>
-              <w:jc w:val="center"/>
-              <w:textAlignment w:val="baseline"/>
-            </w:pPr>
-            <w:r>
-              <w:t>评定流程准备</w:t>
-            </w:r>
-          </w:p>
-        </w:tc>
-        <w:tc>
-          <w:tcPr>
-            <w:tcW w:w="2827" w:type="dxa"/>
-            <w:tcBorders>
-              <w:top w:val="single" w:color="auto" w:sz="4" w:space="0"/>
-              <w:left w:val="single" w:color="auto" w:sz="4" w:space="0"/>
-              <w:bottom w:val="nil"/>
-              <w:right w:val="nil"/>
-            </w:tcBorders>
-            <w:tcMar>
-              <w:top w:w="60" w:type="dxa"/>
-              <w:left w:w="120" w:type="dxa"/>
-              <w:bottom w:w="30" w:type="dxa"/>
-              <w:right w:w="120" w:type="dxa"/>
-            </w:tcMar>
-            <w:vAlign w:val="center"/>
-          </w:tcPr>
-          <w:p>
-            <w:pPr>
-              <w:pStyle w:val="30"/>
-              <w:keepNext w:val="0"/>
-              <w:keepLines w:val="0"/>
-              <w:pageBreakBefore w:val="0"/>
-              <w:widowControl w:val="0"/>
-              <w:kinsoku w:val="0"/>
-              <w:wordWrap/>
-              <w:overflowPunct/>
-              <w:topLinePunct w:val="0"/>
-              <w:autoSpaceDE w:val="0"/>
-              <w:autoSpaceDN w:val="0"/>
-              <w:bidi w:val="0"/>
-              <w:adjustRightInd w:val="0"/>
-              <w:snapToGrid w:val="0"/>
-              <w:spacing w:line="240" w:lineRule="auto"/>
-              <w:ind w:left="0" w:leftChars="0" w:right="0" w:rightChars="0" w:firstLine="0" w:firstLineChars="0"/>
-              <w:jc w:val="center"/>
-              <w:textAlignment w:val="baseline"/>
-            </w:pPr>
-            <w:r>
-              <w:t>明确“申请-审核-评审-审批-应用”闭环流程</w:t>
-            </w:r>
-          </w:p>
-        </w:tc>
-        <w:tc>
-          <w:tcPr>
-            <w:tcW w:w="2459" w:type="dxa"/>
-            <w:tcBorders>
-              <w:top w:val="single" w:color="auto" w:sz="4" w:space="0"/>
-              <w:left w:val="single" w:color="auto" w:sz="4" w:space="0"/>
-              <w:bottom w:val="nil"/>
-              <w:right w:val="nil"/>
-            </w:tcBorders>
-            <w:tcMar>
-              <w:top w:w="60" w:type="dxa"/>
-              <w:left w:w="120" w:type="dxa"/>
-              <w:bottom w:w="30" w:type="dxa"/>
-              <w:right w:w="120" w:type="dxa"/>
-            </w:tcMar>
-            <w:vAlign w:val="center"/>
-          </w:tcPr>
-          <w:p>
-            <w:pPr>
-              <w:pStyle w:val="30"/>
-              <w:keepNext w:val="0"/>
-              <w:keepLines w:val="0"/>
-              <w:pageBreakBefore w:val="0"/>
-              <w:widowControl w:val="0"/>
-              <w:kinsoku w:val="0"/>
-              <w:wordWrap/>
-              <w:overflowPunct/>
-              <w:topLinePunct w:val="0"/>
-              <w:autoSpaceDE w:val="0"/>
-              <w:autoSpaceDN w:val="0"/>
-              <w:bidi w:val="0"/>
-              <w:adjustRightInd w:val="0"/>
-              <w:snapToGrid w:val="0"/>
-              <w:spacing w:line="240" w:lineRule="auto"/>
-              <w:ind w:left="0" w:leftChars="0" w:right="0" w:rightChars="0" w:firstLine="0" w:firstLineChars="0"/>
-              <w:jc w:val="left"/>
-              <w:textAlignment w:val="baseline"/>
-            </w:pPr>
-            <w:r>
-              <w:t>流程文档已就绪</w:t>
-            </w:r>
-          </w:p>
-        </w:tc>
-        <w:tc>
-          <w:tcPr>
-            <w:tcW w:w="1704" w:type="dxa"/>
-            <w:tcBorders>
-              <w:top w:val="single" w:color="auto" w:sz="4" w:space="0"/>
-              <w:left w:val="single" w:color="auto" w:sz="4" w:space="0"/>
-              <w:bottom w:val="nil"/>
-              <w:right w:val="single" w:color="auto" w:sz="12" w:space="0"/>
-            </w:tcBorders>
-            <w:tcMar>
-              <w:top w:w="60" w:type="dxa"/>
-              <w:left w:w="120" w:type="dxa"/>
-              <w:bottom w:w="30" w:type="dxa"/>
-              <w:right w:w="120" w:type="dxa"/>
-            </w:tcMar>
-            <w:vAlign w:val="center"/>
-          </w:tcPr>
-          <w:p>
-            <w:pPr>
-              <w:pStyle w:val="30"/>
-              <w:keepNext w:val="0"/>
-              <w:keepLines w:val="0"/>
-              <w:pageBreakBefore w:val="0"/>
-              <w:widowControl w:val="0"/>
-              <w:kinsoku w:val="0"/>
-              <w:wordWrap/>
-              <w:overflowPunct/>
-              <w:topLinePunct w:val="0"/>
-              <w:autoSpaceDE w:val="0"/>
-              <w:autoSpaceDN w:val="0"/>
-              <w:bidi w:val="0"/>
-              <w:adjustRightInd w:val="0"/>
-              <w:snapToGrid w:val="0"/>
-              <w:spacing w:line="240" w:lineRule="auto"/>
-              <w:ind w:left="0" w:leftChars="0" w:right="0" w:rightChars="0" w:firstLine="0" w:firstLineChars="0"/>
-              <w:jc w:val="left"/>
-              <w:textAlignment w:val="baseline"/>
-            </w:pPr>
-            <w:r>
-              <w:t>完成</w:t>
-            </w:r>
-          </w:p>
-        </w:tc>
-      </w:tr>
-      <w:tr>
-        <w:tblPrEx>
-          <w:tblBorders>
-            <w:top w:val="none" w:color="auto" w:sz="0" w:space="0"/>
-            <w:left w:val="none" w:color="auto" w:sz="0" w:space="0"/>
-            <w:bottom w:val="none" w:color="auto" w:sz="0" w:space="0"/>
-            <w:right w:val="none" w:color="auto" w:sz="0" w:space="0"/>
-            <w:insideH w:val="none" w:color="auto" w:sz="0" w:space="0"/>
-            <w:insideV w:val="none" w:color="auto" w:sz="0" w:space="0"/>
-          </w:tblBorders>
-          <w:tblCellMar>
-            <w:top w:w="0" w:type="dxa"/>
-            <w:left w:w="10" w:type="dxa"/>
-            <w:bottom w:w="0" w:type="dxa"/>
-            <w:right w:w="10" w:type="dxa"/>
-          </w:tblCellMar>
-        </w:tblPrEx>
-        <w:trPr>
-          <w:trHeight w:val="0" w:hRule="atLeast"/>
-          <w:jc w:val="center"/>
-        </w:trPr>
-        <w:tc>
-          <w:tcPr>
-            <w:tcW w:w="1891" w:type="dxa"/>
-            <w:tcBorders>
-              <w:top w:val="single" w:color="auto" w:sz="4" w:space="0"/>
-              <w:left w:val="single" w:color="auto" w:sz="12" w:space="0"/>
               <w:bottom w:val="single" w:color="auto" w:sz="12" w:space="0"/>
               <w:right w:val="nil"/>
             </w:tcBorders>
@@ -13837,7 +15472,14 @@
               <w:textAlignment w:val="baseline"/>
             </w:pPr>
             <w:r>
-              <w:t>评定时间规划</w:t>
+              <w:rPr>
+                <w:rFonts w:hint="eastAsia"/>
+                <w:lang w:eastAsia="zh-CN"/>
+              </w:rPr>
+              <w:t>评价</w:t>
+            </w:r>
+            <w:r>
+              <w:t>时间规划</w:t>
             </w:r>
           </w:p>
         </w:tc>
@@ -13990,12 +15632,20 @@
         <w:snapToGrid w:val="0"/>
         <w:textAlignment w:val="baseline"/>
       </w:pPr>
-      <w:bookmarkStart w:id="41" w:name="heading_19"/>
-      <w:bookmarkStart w:id="42" w:name="_Toc8807"/>
-      <w:bookmarkStart w:id="51" w:name="_GoBack"/>
-      <w:bookmarkEnd w:id="51"/>
+      <w:bookmarkStart w:id="41" w:name="_Toc8807"/>
+      <w:bookmarkStart w:id="42" w:name="heading_19"/>
       <w:r>
-        <w:t>人员技能评定KPI完成情况</w:t>
+        <w:t>人员</w:t>
+      </w:r>
+      <w:r>
+        <w:rPr>
+          <w:rFonts w:hint="eastAsia"/>
+          <w:lang w:eastAsia="zh-CN"/>
+        </w:rPr>
+        <w:t>能力评价</w:t>
+      </w:r>
+      <w:r>
+        <w:t>KPI完成情况</w:t>
       </w:r>
       <w:bookmarkEnd w:id="41"/>
       <w:bookmarkEnd w:id="42"/>
@@ -14019,7 +15669,47 @@
         <w:textAlignment w:val="baseline"/>
       </w:pPr>
       <w:r>
-        <w:t>人员技能评定的考核指标是每年度技能评定覆盖率，计算方式为：实际进行技能评定的人数/应进行技能评定的人数×100%。目标值是≥80%。</w:t>
+        <w:t>人员</w:t>
+      </w:r>
+      <w:r>
+        <w:rPr>
+          <w:rFonts w:hint="eastAsia"/>
+          <w:lang w:eastAsia="zh-CN"/>
+        </w:rPr>
+        <w:t>能力评价</w:t>
+      </w:r>
+      <w:r>
+        <w:t>的考核指标是每年度</w:t>
+      </w:r>
+      <w:r>
+        <w:rPr>
+          <w:rFonts w:hint="eastAsia"/>
+          <w:lang w:eastAsia="zh-CN"/>
+        </w:rPr>
+        <w:t>能力评价</w:t>
+      </w:r>
+      <w:r>
+        <w:t>覆盖率，计算方式为：实际进行</w:t>
+      </w:r>
+      <w:r>
+        <w:rPr>
+          <w:rFonts w:hint="eastAsia"/>
+          <w:lang w:eastAsia="zh-CN"/>
+        </w:rPr>
+        <w:t>能力评价</w:t>
+      </w:r>
+      <w:r>
+        <w:t>的人数/应进行</w:t>
+      </w:r>
+      <w:r>
+        <w:rPr>
+          <w:rFonts w:hint="eastAsia"/>
+          <w:lang w:eastAsia="zh-CN"/>
+        </w:rPr>
+        <w:t>能力评价</w:t>
+      </w:r>
+      <w:r>
+        <w:t>的人数×100%。目标值是≥80%。</w:t>
       </w:r>
     </w:p>
     <w:p>
@@ -14041,7 +15731,14 @@
         <w:textAlignment w:val="baseline"/>
       </w:pPr>
       <w:r>
-        <w:t>技能评定工作将于2026年12月集中开展，</w:t>
+        <w:rPr>
+          <w:rFonts w:hint="eastAsia"/>
+          <w:lang w:eastAsia="zh-CN"/>
+        </w:rPr>
+        <w:t>能力评价</w:t>
+      </w:r>
+      <w:r>
+        <w:t>工作将于2026年12月集中开展，</w:t>
       </w:r>
       <w:r>
         <w:rPr>
@@ -14051,7 +15748,17 @@
         <w:t>截止2026年4月</w:t>
       </w:r>
       <w:r>
-        <w:t>暂不涉及评定覆盖率统计，按计划正常推进。</w:t>
+        <w:t>暂不涉及</w:t>
+      </w:r>
+      <w:r>
+        <w:rPr>
+          <w:rFonts w:hint="eastAsia"/>
+          <w:lang w:eastAsia="zh-CN"/>
+        </w:rPr>
+        <w:t>评价</w:t>
+      </w:r>
+      <w:r>
+        <w:t>覆盖率统计，按计划正常推进。</w:t>
       </w:r>
     </w:p>
     <w:p>
@@ -14072,8 +15779,8 @@
         <w:snapToGrid w:val="0"/>
         <w:textAlignment w:val="baseline"/>
       </w:pPr>
-      <w:bookmarkStart w:id="43" w:name="_Toc32733"/>
-      <w:bookmarkStart w:id="44" w:name="heading_21"/>
+      <w:bookmarkStart w:id="43" w:name="heading_21"/>
+      <w:bookmarkStart w:id="44" w:name="_Toc32733"/>
       <w:r>
         <w:t>存在问题与改进建议</w:t>
       </w:r>
@@ -14098,8 +15805,8 @@
         <w:snapToGrid w:val="0"/>
         <w:textAlignment w:val="baseline"/>
       </w:pPr>
-      <w:bookmarkStart w:id="45" w:name="_Toc2058"/>
-      <w:bookmarkStart w:id="46" w:name="heading_22"/>
+      <w:bookmarkStart w:id="45" w:name="heading_22"/>
+      <w:bookmarkStart w:id="46" w:name="_Toc2058"/>
       <w:r>
         <w:t>已识别问题</w:t>
       </w:r>
@@ -14224,8 +15931,8 @@
         <w:snapToGrid w:val="0"/>
         <w:textAlignment w:val="baseline"/>
       </w:pPr>
-      <w:bookmarkStart w:id="49" w:name="heading_25"/>
-      <w:bookmarkStart w:id="50" w:name="_Toc24167"/>
+      <w:bookmarkStart w:id="49" w:name="_Toc24167"/>
+      <w:bookmarkStart w:id="50" w:name="heading_25"/>
       <w:r>
         <w:t>结论</w:t>
       </w:r>

--- a/5.人员管理/2.运行记录类文件/TXHS-05-13-2026年度1-4月人员管理报告.docx
+++ b/5.人员管理/2.运行记录类文件/TXHS-05-13-2026年度1-4月人员管理报告.docx
@@ -21,8 +21,8 @@
         <w:spacing w:before="3120" w:beforeLines="1000"/>
         <w:textAlignment w:val="baseline"/>
       </w:pPr>
-      <w:bookmarkStart w:id="0" w:name="_Toc19276"/>
-      <w:bookmarkStart w:id="1" w:name="_Toc27047"/>
+      <w:bookmarkStart w:id="0" w:name="_Toc27047"/>
+      <w:bookmarkStart w:id="1" w:name="_Toc21462"/>
       <w:r>
         <w:drawing>
           <wp:anchor distT="0" distB="0" distL="114300" distR="114300" simplePos="0" relativeHeight="251661312" behindDoc="1" locked="0" layoutInCell="1" allowOverlap="1">
@@ -212,7 +212,7 @@
           <w:lang w:val="en-US" w:eastAsia="zh-CN"/>
         </w:rPr>
       </w:pPr>
-      <w:bookmarkStart w:id="2" w:name="_Toc3329"/>
+      <w:bookmarkStart w:id="2" w:name="_Toc22946"/>
       <w:r>
         <w:rPr>
           <w:rFonts w:hint="eastAsia"/>
@@ -884,6 +884,12 @@
             <w:insideH w:val="single" w:color="000000" w:sz="2" w:space="0"/>
             <w:insideV w:val="single" w:color="000000" w:sz="2" w:space="0"/>
           </w:tblBorders>
+          <w:tblCellMar>
+            <w:top w:w="0" w:type="dxa"/>
+            <w:left w:w="0" w:type="dxa"/>
+            <w:bottom w:w="0" w:type="dxa"/>
+            <w:right w:w="0" w:type="dxa"/>
+          </w:tblCellMar>
         </w:tblPrEx>
         <w:trPr>
           <w:trHeight w:val="593" w:hRule="atLeast"/>
@@ -2147,7 +2153,7 @@
               <w:rFonts w:hint="eastAsia" w:ascii="宋体" w:hAnsi="宋体" w:eastAsia="宋体" w:cs="宋体"/>
               <w:szCs w:val="24"/>
             </w:rPr>
-            <w:instrText xml:space="preserve"> HYPERLINK \l _Toc19276 </w:instrText>
+            <w:instrText xml:space="preserve"> HYPERLINK \l _Toc21462 </w:instrText>
           </w:r>
           <w:r>
             <w:rPr>
@@ -2170,7 +2176,7 @@
             <w:fldChar w:fldCharType="begin"/>
           </w:r>
           <w:r>
-            <w:instrText xml:space="preserve"> PAGEREF _Toc19276 \h </w:instrText>
+            <w:instrText xml:space="preserve"> PAGEREF _Toc21462 \h </w:instrText>
           </w:r>
           <w:r>
             <w:fldChar w:fldCharType="separate"/>
@@ -2208,7 +2214,7 @@
               <w:rFonts w:hint="eastAsia" w:ascii="宋体" w:hAnsi="宋体" w:eastAsia="宋体" w:cs="宋体"/>
               <w:szCs w:val="24"/>
             </w:rPr>
-            <w:instrText xml:space="preserve"> HYPERLINK \l _Toc3329 </w:instrText>
+            <w:instrText xml:space="preserve"> HYPERLINK \l _Toc22946 </w:instrText>
           </w:r>
           <w:r>
             <w:rPr>
@@ -2222,7 +2228,7 @@
               <w:rFonts w:hint="eastAsia"/>
               <w:lang w:val="en-US" w:eastAsia="zh-CN"/>
             </w:rPr>
-            <w:t>2026年度1-3月人员管理报告</w:t>
+            <w:t>2026年度1-4月人员管理报告</w:t>
           </w:r>
           <w:r>
             <w:tab/>
@@ -2231,7 +2237,7 @@
             <w:fldChar w:fldCharType="begin"/>
           </w:r>
           <w:r>
-            <w:instrText xml:space="preserve"> PAGEREF _Toc3329 \h </w:instrText>
+            <w:instrText xml:space="preserve"> PAGEREF _Toc22946 \h </w:instrText>
           </w:r>
           <w:r>
             <w:fldChar w:fldCharType="separate"/>
@@ -2269,7 +2275,7 @@
               <w:rFonts w:hint="eastAsia" w:ascii="宋体" w:hAnsi="宋体" w:eastAsia="宋体" w:cs="宋体"/>
               <w:szCs w:val="24"/>
             </w:rPr>
-            <w:instrText xml:space="preserve"> HYPERLINK \l _Toc1076 </w:instrText>
+            <w:instrText xml:space="preserve"> HYPERLINK \l _Toc25522 </w:instrText>
           </w:r>
           <w:r>
             <w:rPr>
@@ -2294,7 +2300,7 @@
             <w:fldChar w:fldCharType="begin"/>
           </w:r>
           <w:r>
-            <w:instrText xml:space="preserve"> PAGEREF _Toc1076 \h </w:instrText>
+            <w:instrText xml:space="preserve"> PAGEREF _Toc25522 \h </w:instrText>
           </w:r>
           <w:r>
             <w:fldChar w:fldCharType="separate"/>
@@ -2332,7 +2338,7 @@
               <w:rFonts w:hint="eastAsia" w:ascii="宋体" w:hAnsi="宋体" w:eastAsia="宋体" w:cs="宋体"/>
               <w:szCs w:val="24"/>
             </w:rPr>
-            <w:instrText xml:space="preserve"> HYPERLINK \l _Toc28759 </w:instrText>
+            <w:instrText xml:space="preserve"> HYPERLINK \l _Toc6486 </w:instrText>
           </w:r>
           <w:r>
             <w:rPr>
@@ -2357,7 +2363,7 @@
             <w:fldChar w:fldCharType="begin"/>
           </w:r>
           <w:r>
-            <w:instrText xml:space="preserve"> PAGEREF _Toc28759 \h </w:instrText>
+            <w:instrText xml:space="preserve"> PAGEREF _Toc6486 \h </w:instrText>
           </w:r>
           <w:r>
             <w:fldChar w:fldCharType="separate"/>
@@ -2395,7 +2401,7 @@
               <w:rFonts w:hint="eastAsia" w:ascii="宋体" w:hAnsi="宋体" w:eastAsia="宋体" w:cs="宋体"/>
               <w:szCs w:val="24"/>
             </w:rPr>
-            <w:instrText xml:space="preserve"> HYPERLINK \l _Toc25262 </w:instrText>
+            <w:instrText xml:space="preserve"> HYPERLINK \l _Toc19037 </w:instrText>
           </w:r>
           <w:r>
             <w:rPr>
@@ -2420,7 +2426,7 @@
             <w:fldChar w:fldCharType="begin"/>
           </w:r>
           <w:r>
-            <w:instrText xml:space="preserve"> PAGEREF _Toc25262 \h </w:instrText>
+            <w:instrText xml:space="preserve"> PAGEREF _Toc19037 \h </w:instrText>
           </w:r>
           <w:r>
             <w:fldChar w:fldCharType="separate"/>
@@ -2458,7 +2464,7 @@
               <w:rFonts w:hint="eastAsia" w:ascii="宋体" w:hAnsi="宋体" w:eastAsia="宋体" w:cs="宋体"/>
               <w:szCs w:val="24"/>
             </w:rPr>
-            <w:instrText xml:space="preserve"> HYPERLINK \l _Toc9108 </w:instrText>
+            <w:instrText xml:space="preserve"> HYPERLINK \l _Toc6433 </w:instrText>
           </w:r>
           <w:r>
             <w:rPr>
@@ -2483,7 +2489,7 @@
             <w:fldChar w:fldCharType="begin"/>
           </w:r>
           <w:r>
-            <w:instrText xml:space="preserve"> PAGEREF _Toc9108 \h </w:instrText>
+            <w:instrText xml:space="preserve"> PAGEREF _Toc6433 \h </w:instrText>
           </w:r>
           <w:r>
             <w:fldChar w:fldCharType="separate"/>
@@ -2521,7 +2527,7 @@
               <w:rFonts w:hint="eastAsia" w:ascii="宋体" w:hAnsi="宋体" w:eastAsia="宋体" w:cs="宋体"/>
               <w:szCs w:val="24"/>
             </w:rPr>
-            <w:instrText xml:space="preserve"> HYPERLINK \l _Toc9358 </w:instrText>
+            <w:instrText xml:space="preserve"> HYPERLINK \l _Toc16442 </w:instrText>
           </w:r>
           <w:r>
             <w:rPr>
@@ -2546,7 +2552,7 @@
             <w:fldChar w:fldCharType="begin"/>
           </w:r>
           <w:r>
-            <w:instrText xml:space="preserve"> PAGEREF _Toc9358 \h </w:instrText>
+            <w:instrText xml:space="preserve"> PAGEREF _Toc16442 \h </w:instrText>
           </w:r>
           <w:r>
             <w:fldChar w:fldCharType="separate"/>
@@ -2584,7 +2590,7 @@
               <w:rFonts w:hint="eastAsia" w:ascii="宋体" w:hAnsi="宋体" w:eastAsia="宋体" w:cs="宋体"/>
               <w:szCs w:val="24"/>
             </w:rPr>
-            <w:instrText xml:space="preserve"> HYPERLINK \l _Toc29772 </w:instrText>
+            <w:instrText xml:space="preserve"> HYPERLINK \l _Toc9716 </w:instrText>
           </w:r>
           <w:r>
             <w:rPr>
@@ -2609,13 +2615,13 @@
             <w:fldChar w:fldCharType="begin"/>
           </w:r>
           <w:r>
-            <w:instrText xml:space="preserve"> PAGEREF _Toc29772 \h </w:instrText>
+            <w:instrText xml:space="preserve"> PAGEREF _Toc9716 \h </w:instrText>
           </w:r>
           <w:r>
             <w:fldChar w:fldCharType="separate"/>
           </w:r>
           <w:r>
-            <w:t>4</w:t>
+            <w:t>5</w:t>
           </w:r>
           <w:r>
             <w:fldChar w:fldCharType="end"/>
@@ -2647,7 +2653,7 @@
               <w:rFonts w:hint="eastAsia" w:ascii="宋体" w:hAnsi="宋体" w:eastAsia="宋体" w:cs="宋体"/>
               <w:szCs w:val="24"/>
             </w:rPr>
-            <w:instrText xml:space="preserve"> HYPERLINK \l _Toc29692 </w:instrText>
+            <w:instrText xml:space="preserve"> HYPERLINK \l _Toc25636 </w:instrText>
           </w:r>
           <w:r>
             <w:rPr>
@@ -2672,13 +2678,13 @@
             <w:fldChar w:fldCharType="begin"/>
           </w:r>
           <w:r>
-            <w:instrText xml:space="preserve"> PAGEREF _Toc29692 \h </w:instrText>
+            <w:instrText xml:space="preserve"> PAGEREF _Toc25636 \h </w:instrText>
           </w:r>
           <w:r>
             <w:fldChar w:fldCharType="separate"/>
           </w:r>
           <w:r>
-            <w:t>4</w:t>
+            <w:t>5</w:t>
           </w:r>
           <w:r>
             <w:fldChar w:fldCharType="end"/>
@@ -2710,7 +2716,7 @@
               <w:rFonts w:hint="eastAsia" w:ascii="宋体" w:hAnsi="宋体" w:eastAsia="宋体" w:cs="宋体"/>
               <w:szCs w:val="24"/>
             </w:rPr>
-            <w:instrText xml:space="preserve"> HYPERLINK \l _Toc13153 </w:instrText>
+            <w:instrText xml:space="preserve"> HYPERLINK \l _Toc6693 </w:instrText>
           </w:r>
           <w:r>
             <w:rPr>
@@ -2735,7 +2741,7 @@
             <w:fldChar w:fldCharType="begin"/>
           </w:r>
           <w:r>
-            <w:instrText xml:space="preserve"> PAGEREF _Toc13153 \h </w:instrText>
+            <w:instrText xml:space="preserve"> PAGEREF _Toc6693 \h </w:instrText>
           </w:r>
           <w:r>
             <w:fldChar w:fldCharType="separate"/>
@@ -2773,7 +2779,7 @@
               <w:rFonts w:hint="eastAsia" w:ascii="宋体" w:hAnsi="宋体" w:eastAsia="宋体" w:cs="宋体"/>
               <w:szCs w:val="24"/>
             </w:rPr>
-            <w:instrText xml:space="preserve"> HYPERLINK \l _Toc22596 </w:instrText>
+            <w:instrText xml:space="preserve"> HYPERLINK \l _Toc10852 </w:instrText>
           </w:r>
           <w:r>
             <w:rPr>
@@ -2798,7 +2804,7 @@
             <w:fldChar w:fldCharType="begin"/>
           </w:r>
           <w:r>
-            <w:instrText xml:space="preserve"> PAGEREF _Toc22596 \h </w:instrText>
+            <w:instrText xml:space="preserve"> PAGEREF _Toc10852 \h </w:instrText>
           </w:r>
           <w:r>
             <w:fldChar w:fldCharType="separate"/>
@@ -2836,7 +2842,7 @@
               <w:rFonts w:hint="eastAsia" w:ascii="宋体" w:hAnsi="宋体" w:eastAsia="宋体" w:cs="宋体"/>
               <w:szCs w:val="24"/>
             </w:rPr>
-            <w:instrText xml:space="preserve"> HYPERLINK \l _Toc9495 </w:instrText>
+            <w:instrText xml:space="preserve"> HYPERLINK \l _Toc5912 </w:instrText>
           </w:r>
           <w:r>
             <w:rPr>
@@ -2861,7 +2867,7 @@
             <w:fldChar w:fldCharType="begin"/>
           </w:r>
           <w:r>
-            <w:instrText xml:space="preserve"> PAGEREF _Toc9495 \h </w:instrText>
+            <w:instrText xml:space="preserve"> PAGEREF _Toc5912 \h </w:instrText>
           </w:r>
           <w:r>
             <w:fldChar w:fldCharType="separate"/>
@@ -2899,7 +2905,7 @@
               <w:rFonts w:hint="eastAsia" w:ascii="宋体" w:hAnsi="宋体" w:eastAsia="宋体" w:cs="宋体"/>
               <w:szCs w:val="24"/>
             </w:rPr>
-            <w:instrText xml:space="preserve"> HYPERLINK \l _Toc7706 </w:instrText>
+            <w:instrText xml:space="preserve"> HYPERLINK \l _Toc7188 </w:instrText>
           </w:r>
           <w:r>
             <w:rPr>
@@ -2924,13 +2930,13 @@
             <w:fldChar w:fldCharType="begin"/>
           </w:r>
           <w:r>
-            <w:instrText xml:space="preserve"> PAGEREF _Toc7706 \h </w:instrText>
+            <w:instrText xml:space="preserve"> PAGEREF _Toc7188 \h </w:instrText>
           </w:r>
           <w:r>
             <w:fldChar w:fldCharType="separate"/>
           </w:r>
           <w:r>
-            <w:t>5</w:t>
+            <w:t>6</w:t>
           </w:r>
           <w:r>
             <w:fldChar w:fldCharType="end"/>
@@ -2962,7 +2968,7 @@
               <w:rFonts w:hint="eastAsia" w:ascii="宋体" w:hAnsi="宋体" w:eastAsia="宋体" w:cs="宋体"/>
               <w:szCs w:val="24"/>
             </w:rPr>
-            <w:instrText xml:space="preserve"> HYPERLINK \l _Toc7883 </w:instrText>
+            <w:instrText xml:space="preserve"> HYPERLINK \l _Toc389 </w:instrText>
           </w:r>
           <w:r>
             <w:rPr>
@@ -2987,13 +2993,13 @@
             <w:fldChar w:fldCharType="begin"/>
           </w:r>
           <w:r>
-            <w:instrText xml:space="preserve"> PAGEREF _Toc7883 \h </w:instrText>
+            <w:instrText xml:space="preserve"> PAGEREF _Toc389 \h </w:instrText>
           </w:r>
           <w:r>
             <w:fldChar w:fldCharType="separate"/>
           </w:r>
           <w:r>
-            <w:t>5</w:t>
+            <w:t>6</w:t>
           </w:r>
           <w:r>
             <w:fldChar w:fldCharType="end"/>
@@ -3025,7 +3031,7 @@
               <w:rFonts w:hint="eastAsia" w:ascii="宋体" w:hAnsi="宋体" w:eastAsia="宋体" w:cs="宋体"/>
               <w:szCs w:val="24"/>
             </w:rPr>
-            <w:instrText xml:space="preserve"> HYPERLINK \l _Toc31484 </w:instrText>
+            <w:instrText xml:space="preserve"> HYPERLINK \l _Toc13049 </w:instrText>
           </w:r>
           <w:r>
             <w:rPr>
@@ -3050,13 +3056,13 @@
             <w:fldChar w:fldCharType="begin"/>
           </w:r>
           <w:r>
-            <w:instrText xml:space="preserve"> PAGEREF _Toc31484 \h </w:instrText>
+            <w:instrText xml:space="preserve"> PAGEREF _Toc13049 \h </w:instrText>
           </w:r>
           <w:r>
             <w:fldChar w:fldCharType="separate"/>
           </w:r>
           <w:r>
-            <w:t>5</w:t>
+            <w:t>6</w:t>
           </w:r>
           <w:r>
             <w:fldChar w:fldCharType="end"/>
@@ -3088,7 +3094,7 @@
               <w:rFonts w:hint="eastAsia" w:ascii="宋体" w:hAnsi="宋体" w:eastAsia="宋体" w:cs="宋体"/>
               <w:szCs w:val="24"/>
             </w:rPr>
-            <w:instrText xml:space="preserve"> HYPERLINK \l _Toc10062 </w:instrText>
+            <w:instrText xml:space="preserve"> HYPERLINK \l _Toc31862 </w:instrText>
           </w:r>
           <w:r>
             <w:rPr>
@@ -3113,13 +3119,13 @@
             <w:fldChar w:fldCharType="begin"/>
           </w:r>
           <w:r>
-            <w:instrText xml:space="preserve"> PAGEREF _Toc10062 \h </w:instrText>
+            <w:instrText xml:space="preserve"> PAGEREF _Toc31862 \h </w:instrText>
           </w:r>
           <w:r>
             <w:fldChar w:fldCharType="separate"/>
           </w:r>
           <w:r>
-            <w:t>6</w:t>
+            <w:t>7</w:t>
           </w:r>
           <w:r>
             <w:fldChar w:fldCharType="end"/>
@@ -3151,7 +3157,7 @@
               <w:rFonts w:hint="eastAsia" w:ascii="宋体" w:hAnsi="宋体" w:eastAsia="宋体" w:cs="宋体"/>
               <w:szCs w:val="24"/>
             </w:rPr>
-            <w:instrText xml:space="preserve"> HYPERLINK \l _Toc3222 </w:instrText>
+            <w:instrText xml:space="preserve"> HYPERLINK \l _Toc15583 </w:instrText>
           </w:r>
           <w:r>
             <w:rPr>
@@ -3176,13 +3182,13 @@
             <w:fldChar w:fldCharType="begin"/>
           </w:r>
           <w:r>
-            <w:instrText xml:space="preserve"> PAGEREF _Toc3222 \h </w:instrText>
+            <w:instrText xml:space="preserve"> PAGEREF _Toc15583 \h </w:instrText>
           </w:r>
           <w:r>
             <w:fldChar w:fldCharType="separate"/>
           </w:r>
           <w:r>
-            <w:t>6</w:t>
+            <w:t>7</w:t>
           </w:r>
           <w:r>
             <w:fldChar w:fldCharType="end"/>
@@ -3214,7 +3220,7 @@
               <w:rFonts w:hint="eastAsia" w:ascii="宋体" w:hAnsi="宋体" w:eastAsia="宋体" w:cs="宋体"/>
               <w:szCs w:val="24"/>
             </w:rPr>
-            <w:instrText xml:space="preserve"> HYPERLINK \l _Toc22328 </w:instrText>
+            <w:instrText xml:space="preserve"> HYPERLINK \l _Toc16823 </w:instrText>
           </w:r>
           <w:r>
             <w:rPr>
@@ -3239,7 +3245,7 @@
             <w:fldChar w:fldCharType="begin"/>
           </w:r>
           <w:r>
-            <w:instrText xml:space="preserve"> PAGEREF _Toc22328 \h </w:instrText>
+            <w:instrText xml:space="preserve"> PAGEREF _Toc16823 \h </w:instrText>
           </w:r>
           <w:r>
             <w:fldChar w:fldCharType="separate"/>
@@ -3277,7 +3283,7 @@
               <w:rFonts w:hint="eastAsia" w:ascii="宋体" w:hAnsi="宋体" w:eastAsia="宋体" w:cs="宋体"/>
               <w:szCs w:val="24"/>
             </w:rPr>
-            <w:instrText xml:space="preserve"> HYPERLINK \l _Toc7252 </w:instrText>
+            <w:instrText xml:space="preserve"> HYPERLINK \l _Toc19177 </w:instrText>
           </w:r>
           <w:r>
             <w:rPr>
@@ -3302,7 +3308,7 @@
             <w:fldChar w:fldCharType="begin"/>
           </w:r>
           <w:r>
-            <w:instrText xml:space="preserve"> PAGEREF _Toc7252 \h </w:instrText>
+            <w:instrText xml:space="preserve"> PAGEREF _Toc19177 \h </w:instrText>
           </w:r>
           <w:r>
             <w:fldChar w:fldCharType="separate"/>
@@ -3340,7 +3346,7 @@
               <w:rFonts w:hint="eastAsia" w:ascii="宋体" w:hAnsi="宋体" w:eastAsia="宋体" w:cs="宋体"/>
               <w:szCs w:val="24"/>
             </w:rPr>
-            <w:instrText xml:space="preserve"> HYPERLINK \l _Toc24748 </w:instrText>
+            <w:instrText xml:space="preserve"> HYPERLINK \l _Toc27218 </w:instrText>
           </w:r>
           <w:r>
             <w:rPr>
@@ -3361,7 +3367,7 @@
           <w:r>
             <w:rPr>
               <w:rFonts w:hint="eastAsia"/>
-              <w:lang w:eastAsia="zh-CN"/>
+              <w:lang w:val="en-US" w:eastAsia="zh-CN"/>
             </w:rPr>
             <w:t>能力评价</w:t>
           </w:r>
@@ -3375,13 +3381,13 @@
             <w:fldChar w:fldCharType="begin"/>
           </w:r>
           <w:r>
-            <w:instrText xml:space="preserve"> PAGEREF _Toc24748 \h </w:instrText>
+            <w:instrText xml:space="preserve"> PAGEREF _Toc27218 \h </w:instrText>
           </w:r>
           <w:r>
             <w:fldChar w:fldCharType="separate"/>
           </w:r>
           <w:r>
-            <w:t>7</w:t>
+            <w:t>8</w:t>
           </w:r>
           <w:r>
             <w:fldChar w:fldCharType="end"/>
@@ -3413,7 +3419,7 @@
               <w:rFonts w:hint="eastAsia" w:ascii="宋体" w:hAnsi="宋体" w:eastAsia="宋体" w:cs="宋体"/>
               <w:szCs w:val="24"/>
             </w:rPr>
-            <w:instrText xml:space="preserve"> HYPERLINK \l _Toc4235 </w:instrText>
+            <w:instrText xml:space="preserve"> HYPERLINK \l _Toc5256 </w:instrText>
           </w:r>
           <w:r>
             <w:rPr>
@@ -3448,13 +3454,13 @@
             <w:fldChar w:fldCharType="begin"/>
           </w:r>
           <w:r>
-            <w:instrText xml:space="preserve"> PAGEREF _Toc4235 \h </w:instrText>
+            <w:instrText xml:space="preserve"> PAGEREF _Toc5256 \h </w:instrText>
           </w:r>
           <w:r>
             <w:fldChar w:fldCharType="separate"/>
           </w:r>
           <w:r>
-            <w:t>7</w:t>
+            <w:t>8</w:t>
           </w:r>
           <w:r>
             <w:fldChar w:fldCharType="end"/>
@@ -3486,7 +3492,7 @@
               <w:rFonts w:hint="eastAsia" w:ascii="宋体" w:hAnsi="宋体" w:eastAsia="宋体" w:cs="宋体"/>
               <w:szCs w:val="24"/>
             </w:rPr>
-            <w:instrText xml:space="preserve"> HYPERLINK \l _Toc8807 </w:instrText>
+            <w:instrText xml:space="preserve"> HYPERLINK \l _Toc4164 </w:instrText>
           </w:r>
           <w:r>
             <w:rPr>
@@ -3502,7 +3508,7 @@
             <w:t xml:space="preserve">2.6.2. </w:t>
           </w:r>
           <w:r>
-            <w:t>2.6.2 人员</w:t>
+            <w:t>人员</w:t>
           </w:r>
           <w:r>
             <w:rPr>
@@ -3521,13 +3527,13 @@
             <w:fldChar w:fldCharType="begin"/>
           </w:r>
           <w:r>
-            <w:instrText xml:space="preserve"> PAGEREF _Toc8807 \h </w:instrText>
+            <w:instrText xml:space="preserve"> PAGEREF _Toc4164 \h </w:instrText>
           </w:r>
           <w:r>
             <w:fldChar w:fldCharType="separate"/>
           </w:r>
           <w:r>
-            <w:t>7</w:t>
+            <w:t>8</w:t>
           </w:r>
           <w:r>
             <w:fldChar w:fldCharType="end"/>
@@ -3559,7 +3565,7 @@
               <w:rFonts w:hint="eastAsia" w:ascii="宋体" w:hAnsi="宋体" w:eastAsia="宋体" w:cs="宋体"/>
               <w:szCs w:val="24"/>
             </w:rPr>
-            <w:instrText xml:space="preserve"> HYPERLINK \l _Toc32733 </w:instrText>
+            <w:instrText xml:space="preserve"> HYPERLINK \l _Toc13035 </w:instrText>
           </w:r>
           <w:r>
             <w:rPr>
@@ -3584,7 +3590,7 @@
             <w:fldChar w:fldCharType="begin"/>
           </w:r>
           <w:r>
-            <w:instrText xml:space="preserve"> PAGEREF _Toc32733 \h </w:instrText>
+            <w:instrText xml:space="preserve"> PAGEREF _Toc13035 \h </w:instrText>
           </w:r>
           <w:r>
             <w:fldChar w:fldCharType="separate"/>
@@ -3622,7 +3628,7 @@
               <w:rFonts w:hint="eastAsia" w:ascii="宋体" w:hAnsi="宋体" w:eastAsia="宋体" w:cs="宋体"/>
               <w:szCs w:val="24"/>
             </w:rPr>
-            <w:instrText xml:space="preserve"> HYPERLINK \l _Toc2058 </w:instrText>
+            <w:instrText xml:space="preserve"> HYPERLINK \l _Toc14997 </w:instrText>
           </w:r>
           <w:r>
             <w:rPr>
@@ -3647,7 +3653,7 @@
             <w:fldChar w:fldCharType="begin"/>
           </w:r>
           <w:r>
-            <w:instrText xml:space="preserve"> PAGEREF _Toc2058 \h </w:instrText>
+            <w:instrText xml:space="preserve"> PAGEREF _Toc14997 \h </w:instrText>
           </w:r>
           <w:r>
             <w:fldChar w:fldCharType="separate"/>
@@ -3685,7 +3691,7 @@
               <w:rFonts w:hint="eastAsia" w:ascii="宋体" w:hAnsi="宋体" w:eastAsia="宋体" w:cs="宋体"/>
               <w:szCs w:val="24"/>
             </w:rPr>
-            <w:instrText xml:space="preserve"> HYPERLINK \l _Toc16581 </w:instrText>
+            <w:instrText xml:space="preserve"> HYPERLINK \l _Toc293 </w:instrText>
           </w:r>
           <w:r>
             <w:rPr>
@@ -3710,7 +3716,7 @@
             <w:fldChar w:fldCharType="begin"/>
           </w:r>
           <w:r>
-            <w:instrText xml:space="preserve"> PAGEREF _Toc16581 \h </w:instrText>
+            <w:instrText xml:space="preserve"> PAGEREF _Toc293 \h </w:instrText>
           </w:r>
           <w:r>
             <w:fldChar w:fldCharType="separate"/>
@@ -3748,7 +3754,7 @@
               <w:rFonts w:hint="eastAsia" w:ascii="宋体" w:hAnsi="宋体" w:eastAsia="宋体" w:cs="宋体"/>
               <w:szCs w:val="24"/>
             </w:rPr>
-            <w:instrText xml:space="preserve"> HYPERLINK \l _Toc18948 </w:instrText>
+            <w:instrText xml:space="preserve"> HYPERLINK \l _Toc20345 </w:instrText>
           </w:r>
           <w:r>
             <w:rPr>
@@ -3764,7 +3770,7 @@
             <w:t xml:space="preserve">4. </w:t>
           </w:r>
           <w:r>
-            <w:t>下阶段工作计划</w:t>
+            <w:t>结论</w:t>
           </w:r>
           <w:r>
             <w:tab/>
@@ -3773,76 +3779,13 @@
             <w:fldChar w:fldCharType="begin"/>
           </w:r>
           <w:r>
-            <w:instrText xml:space="preserve"> PAGEREF _Toc18948 \h </w:instrText>
+            <w:instrText xml:space="preserve"> PAGEREF _Toc20345 \h </w:instrText>
           </w:r>
           <w:r>
             <w:fldChar w:fldCharType="separate"/>
           </w:r>
           <w:r>
-            <w:t>8</w:t>
-          </w:r>
-          <w:r>
-            <w:fldChar w:fldCharType="end"/>
-          </w:r>
-          <w:r>
-            <w:rPr>
-              <w:rFonts w:hint="eastAsia" w:ascii="宋体" w:hAnsi="宋体" w:eastAsia="宋体" w:cs="宋体"/>
-              <w:szCs w:val="24"/>
-            </w:rPr>
-            <w:fldChar w:fldCharType="end"/>
-          </w:r>
-        </w:p>
-        <w:p>
-          <w:pPr>
-            <w:pStyle w:val="16"/>
-            <w:tabs>
-              <w:tab w:val="right" w:leader="dot" w:pos="8306"/>
-            </w:tabs>
-          </w:pPr>
-          <w:r>
-            <w:rPr>
-              <w:rFonts w:hint="eastAsia" w:ascii="宋体" w:hAnsi="宋体" w:eastAsia="宋体" w:cs="宋体"/>
-              <w:szCs w:val="24"/>
-            </w:rPr>
-            <w:fldChar w:fldCharType="begin"/>
-          </w:r>
-          <w:r>
-            <w:rPr>
-              <w:rFonts w:hint="eastAsia" w:ascii="宋体" w:hAnsi="宋体" w:eastAsia="宋体" w:cs="宋体"/>
-              <w:szCs w:val="24"/>
-            </w:rPr>
-            <w:instrText xml:space="preserve"> HYPERLINK \l _Toc24167 </w:instrText>
-          </w:r>
-          <w:r>
-            <w:rPr>
-              <w:rFonts w:hint="eastAsia" w:ascii="宋体" w:hAnsi="宋体" w:eastAsia="宋体" w:cs="宋体"/>
-              <w:szCs w:val="24"/>
-            </w:rPr>
-            <w:fldChar w:fldCharType="separate"/>
-          </w:r>
-          <w:r>
-            <w:rPr>
-              <w:rFonts w:hint="default"/>
-            </w:rPr>
-            <w:t xml:space="preserve">5. </w:t>
-          </w:r>
-          <w:r>
-            <w:t>结论</w:t>
-          </w:r>
-          <w:r>
-            <w:tab/>
-          </w:r>
-          <w:r>
-            <w:fldChar w:fldCharType="begin"/>
-          </w:r>
-          <w:r>
-            <w:instrText xml:space="preserve"> PAGEREF _Toc24167 \h </w:instrText>
-          </w:r>
-          <w:r>
-            <w:fldChar w:fldCharType="separate"/>
-          </w:r>
-          <w:r>
-            <w:t>8</w:t>
+            <w:t>9</w:t>
           </w:r>
           <w:r>
             <w:fldChar w:fldCharType="end"/>
@@ -3949,7 +3892,7 @@
         <w:textAlignment w:val="baseline"/>
       </w:pPr>
       <w:bookmarkStart w:id="3" w:name="heading_0"/>
-      <w:bookmarkStart w:id="4" w:name="_Toc1076"/>
+      <w:bookmarkStart w:id="4" w:name="_Toc25522"/>
       <w:r>
         <w:t>总体概述</w:t>
       </w:r>
@@ -4017,7 +3960,7 @@
         <w:textAlignment w:val="baseline"/>
       </w:pPr>
       <w:bookmarkStart w:id="5" w:name="heading_1"/>
-      <w:bookmarkStart w:id="6" w:name="_Toc28759"/>
+      <w:bookmarkStart w:id="6" w:name="_Toc6486"/>
       <w:r>
         <w:t>计划执行成果</w:t>
       </w:r>
@@ -4042,8 +3985,8 @@
         <w:snapToGrid w:val="0"/>
         <w:textAlignment w:val="baseline"/>
       </w:pPr>
-      <w:bookmarkStart w:id="7" w:name="_Toc25262"/>
-      <w:bookmarkStart w:id="8" w:name="heading_2"/>
+      <w:bookmarkStart w:id="7" w:name="heading_2"/>
+      <w:bookmarkStart w:id="8" w:name="_Toc19037"/>
       <w:r>
         <w:t>人员储备完成情况</w:t>
       </w:r>
@@ -4068,8 +4011,8 @@
         <w:snapToGrid w:val="0"/>
         <w:textAlignment w:val="baseline"/>
       </w:pPr>
-      <w:bookmarkStart w:id="9" w:name="_Toc9108"/>
-      <w:bookmarkStart w:id="10" w:name="heading_3"/>
+      <w:bookmarkStart w:id="9" w:name="heading_3"/>
+      <w:bookmarkStart w:id="10" w:name="_Toc6433"/>
       <w:r>
         <w:t>人员储备详情</w:t>
       </w:r>
@@ -5578,7 +5521,6 @@
         </w:rPr>
       </w:pPr>
       <w:bookmarkStart w:id="11" w:name="heading_4"/>
-      <w:bookmarkStart w:id="12" w:name="_Toc9358"/>
       <w:r>
         <w:rPr>
           <w:rFonts w:hint="eastAsia"/>
@@ -5634,6 +5576,7 @@
         <w:snapToGrid w:val="0"/>
         <w:textAlignment w:val="baseline"/>
       </w:pPr>
+      <w:bookmarkStart w:id="12" w:name="_Toc16442"/>
       <w:r>
         <w:t>人员储备KPI完成情况</w:t>
       </w:r>
@@ -5712,8 +5655,8 @@
         <w:snapToGrid w:val="0"/>
         <w:textAlignment w:val="baseline"/>
       </w:pPr>
-      <w:bookmarkStart w:id="13" w:name="_Toc29772"/>
-      <w:bookmarkStart w:id="14" w:name="heading_5"/>
+      <w:bookmarkStart w:id="13" w:name="heading_5"/>
+      <w:bookmarkStart w:id="14" w:name="_Toc9716"/>
       <w:r>
         <w:t>人员招聘完成情况</w:t>
       </w:r>
@@ -5739,7 +5682,7 @@
         <w:textAlignment w:val="baseline"/>
       </w:pPr>
       <w:bookmarkStart w:id="15" w:name="heading_6"/>
-      <w:bookmarkStart w:id="16" w:name="_Toc29692"/>
+      <w:bookmarkStart w:id="16" w:name="_Toc25636"/>
       <w:r>
         <w:t>人员招聘情况详情</w:t>
       </w:r>
@@ -7666,7 +7609,7 @@
         <w:textAlignment w:val="baseline"/>
       </w:pPr>
       <w:bookmarkStart w:id="17" w:name="heading_7"/>
-      <w:bookmarkStart w:id="18" w:name="_Toc13153"/>
+      <w:bookmarkStart w:id="18" w:name="_Toc6693"/>
       <w:r>
         <w:t>人员招聘KPI完成情况</w:t>
       </w:r>
@@ -7762,8 +7705,8 @@
         <w:snapToGrid w:val="0"/>
         <w:textAlignment w:val="baseline"/>
       </w:pPr>
-      <w:bookmarkStart w:id="19" w:name="_Toc22596"/>
-      <w:bookmarkStart w:id="20" w:name="heading_8"/>
+      <w:bookmarkStart w:id="19" w:name="heading_8"/>
+      <w:bookmarkStart w:id="20" w:name="_Toc10852"/>
       <w:r>
         <w:t>人员备份完成情况</w:t>
       </w:r>
@@ -7789,7 +7732,7 @@
         <w:textAlignment w:val="baseline"/>
       </w:pPr>
       <w:bookmarkStart w:id="21" w:name="heading_9"/>
-      <w:bookmarkStart w:id="22" w:name="_Toc9495"/>
+      <w:bookmarkStart w:id="22" w:name="_Toc5912"/>
       <w:r>
         <w:t>人员备份详情</w:t>
       </w:r>
@@ -7815,7 +7758,16 @@
         <w:textAlignment w:val="baseline"/>
       </w:pPr>
       <w:r>
-        <w:t>2026年第一季度备份计划执行情况如下：</w:t>
+        <w:rPr>
+          <w:rFonts w:hint="eastAsia"/>
+          <w:lang w:val="en-US" w:eastAsia="zh-CN"/>
+        </w:rPr>
+        <w:t>截止2026年4月，</w:t>
+      </w:r>
+      <w:bookmarkStart w:id="51" w:name="_GoBack"/>
+      <w:bookmarkEnd w:id="51"/>
+      <w:r>
+        <w:t>备份计划执行情况如下：</w:t>
       </w:r>
     </w:p>
     <w:tbl>
@@ -8880,7 +8832,7 @@
         <w:textAlignment w:val="baseline"/>
       </w:pPr>
       <w:bookmarkStart w:id="23" w:name="heading_10"/>
-      <w:bookmarkStart w:id="24" w:name="_Toc7706"/>
+      <w:bookmarkStart w:id="24" w:name="_Toc7188"/>
       <w:r>
         <w:t>人员备份KPI完成情况</w:t>
       </w:r>
@@ -8960,7 +8912,7 @@
         <w:textAlignment w:val="baseline"/>
       </w:pPr>
       <w:bookmarkStart w:id="25" w:name="heading_11"/>
-      <w:bookmarkStart w:id="26" w:name="_Toc7883"/>
+      <w:bookmarkStart w:id="26" w:name="_Toc389"/>
       <w:r>
         <w:t>人员培训完成情况</w:t>
       </w:r>
@@ -8986,7 +8938,7 @@
         <w:textAlignment w:val="baseline"/>
       </w:pPr>
       <w:bookmarkStart w:id="27" w:name="heading_12"/>
-      <w:bookmarkStart w:id="28" w:name="_Toc31484"/>
+      <w:bookmarkStart w:id="28" w:name="_Toc13049"/>
       <w:r>
         <w:t>人员培训情况详情</w:t>
       </w:r>
@@ -11509,12 +11461,6 @@
             <w:insideH w:val="none" w:color="auto" w:sz="0" w:space="0"/>
             <w:insideV w:val="none" w:color="auto" w:sz="0" w:space="0"/>
           </w:tblBorders>
-          <w:tblCellMar>
-            <w:top w:w="0" w:type="dxa"/>
-            <w:left w:w="10" w:type="dxa"/>
-            <w:bottom w:w="0" w:type="dxa"/>
-            <w:right w:w="10" w:type="dxa"/>
-          </w:tblCellMar>
         </w:tblPrEx>
         <w:trPr>
           <w:trHeight w:val="0" w:hRule="atLeast"/>
@@ -13128,7 +13074,7 @@
         <w:snapToGrid w:val="0"/>
         <w:textAlignment w:val="baseline"/>
       </w:pPr>
-      <w:bookmarkStart w:id="30" w:name="_Toc10062"/>
+      <w:bookmarkStart w:id="30" w:name="_Toc31862"/>
       <w:r>
         <w:t>人员培训KPI完成情况</w:t>
       </w:r>
@@ -13264,8 +13210,8 @@
         <w:snapToGrid w:val="0"/>
         <w:textAlignment w:val="baseline"/>
       </w:pPr>
-      <w:bookmarkStart w:id="31" w:name="_Toc3222"/>
-      <w:bookmarkStart w:id="32" w:name="heading_14"/>
+      <w:bookmarkStart w:id="31" w:name="heading_14"/>
+      <w:bookmarkStart w:id="32" w:name="_Toc15583"/>
       <w:r>
         <w:t>人员绩效考核完成情况</w:t>
       </w:r>
@@ -13290,8 +13236,8 @@
         <w:snapToGrid w:val="0"/>
         <w:textAlignment w:val="baseline"/>
       </w:pPr>
-      <w:bookmarkStart w:id="33" w:name="_Toc22328"/>
-      <w:bookmarkStart w:id="34" w:name="heading_15"/>
+      <w:bookmarkStart w:id="33" w:name="heading_15"/>
+      <w:bookmarkStart w:id="34" w:name="_Toc16823"/>
       <w:r>
         <w:t>人员绩效考核详情</w:t>
       </w:r>
@@ -14534,7 +14480,7 @@
         <w:textAlignment w:val="baseline"/>
       </w:pPr>
       <w:bookmarkStart w:id="35" w:name="heading_16"/>
-      <w:bookmarkStart w:id="36" w:name="_Toc7252"/>
+      <w:bookmarkStart w:id="36" w:name="_Toc19177"/>
       <w:r>
         <w:t>人员绩效考核KPI完成情况</w:t>
       </w:r>
@@ -14624,8 +14570,8 @@
         <w:snapToGrid w:val="0"/>
         <w:textAlignment w:val="baseline"/>
       </w:pPr>
-      <w:bookmarkStart w:id="37" w:name="_Toc24748"/>
-      <w:bookmarkStart w:id="38" w:name="heading_17"/>
+      <w:bookmarkStart w:id="37" w:name="heading_17"/>
+      <w:bookmarkStart w:id="38" w:name="_Toc27218"/>
       <w:r>
         <w:t>人员</w:t>
       </w:r>
@@ -14660,8 +14606,8 @@
         <w:snapToGrid w:val="0"/>
         <w:textAlignment w:val="baseline"/>
       </w:pPr>
-      <w:bookmarkStart w:id="39" w:name="_Toc4235"/>
-      <w:bookmarkStart w:id="40" w:name="heading_18"/>
+      <w:bookmarkStart w:id="39" w:name="heading_18"/>
+      <w:bookmarkStart w:id="40" w:name="_Toc5256"/>
       <w:r>
         <w:t>人员</w:t>
       </w:r>
@@ -14764,6 +14710,12 @@
             <w:insideH w:val="none" w:color="auto" w:sz="0" w:space="0"/>
             <w:insideV w:val="none" w:color="auto" w:sz="0" w:space="0"/>
           </w:tblBorders>
+          <w:tblCellMar>
+            <w:top w:w="0" w:type="dxa"/>
+            <w:left w:w="10" w:type="dxa"/>
+            <w:bottom w:w="0" w:type="dxa"/>
+            <w:right w:w="10" w:type="dxa"/>
+          </w:tblCellMar>
         </w:tblPrEx>
         <w:trPr>
           <w:trHeight w:val="0" w:hRule="atLeast"/>
@@ -14811,8 +14763,6 @@
                 <w:b/>
               </w:rPr>
             </w:pPr>
-            <w:bookmarkStart w:id="51" w:name="_GoBack"/>
-            <w:bookmarkEnd w:id="51"/>
             <w:r>
               <w:rPr>
                 <w:rFonts w:hint="eastAsia"/>
@@ -15018,396 +14968,6 @@
                 <w:b/>
               </w:rPr>
               <w:t>状态</w:t>
-            </w:r>
-          </w:p>
-        </w:tc>
-      </w:tr>
-      <w:tr>
-        <w:tblPrEx>
-          <w:tblBorders>
-            <w:top w:val="none" w:color="auto" w:sz="0" w:space="0"/>
-            <w:left w:val="none" w:color="auto" w:sz="0" w:space="0"/>
-            <w:bottom w:val="none" w:color="auto" w:sz="0" w:space="0"/>
-            <w:right w:val="none" w:color="auto" w:sz="0" w:space="0"/>
-            <w:insideH w:val="none" w:color="auto" w:sz="0" w:space="0"/>
-            <w:insideV w:val="none" w:color="auto" w:sz="0" w:space="0"/>
-          </w:tblBorders>
-        </w:tblPrEx>
-        <w:trPr>
-          <w:trHeight w:val="0" w:hRule="atLeast"/>
-          <w:jc w:val="center"/>
-        </w:trPr>
-        <w:tc>
-          <w:tcPr>
-            <w:tcW w:w="1891" w:type="dxa"/>
-            <w:tcBorders>
-              <w:top w:val="single" w:color="auto" w:sz="4" w:space="0"/>
-              <w:left w:val="single" w:color="auto" w:sz="12" w:space="0"/>
-              <w:bottom w:val="nil"/>
-              <w:right w:val="nil"/>
-            </w:tcBorders>
-            <w:tcMar>
-              <w:top w:w="60" w:type="dxa"/>
-              <w:left w:w="120" w:type="dxa"/>
-              <w:bottom w:w="30" w:type="dxa"/>
-              <w:right w:w="120" w:type="dxa"/>
-            </w:tcMar>
-            <w:vAlign w:val="center"/>
-          </w:tcPr>
-          <w:p>
-            <w:pPr>
-              <w:pStyle w:val="30"/>
-              <w:keepNext w:val="0"/>
-              <w:keepLines w:val="0"/>
-              <w:pageBreakBefore w:val="0"/>
-              <w:widowControl w:val="0"/>
-              <w:kinsoku w:val="0"/>
-              <w:wordWrap/>
-              <w:overflowPunct/>
-              <w:topLinePunct w:val="0"/>
-              <w:autoSpaceDE w:val="0"/>
-              <w:autoSpaceDN w:val="0"/>
-              <w:bidi w:val="0"/>
-              <w:adjustRightInd w:val="0"/>
-              <w:snapToGrid w:val="0"/>
-              <w:spacing w:line="240" w:lineRule="auto"/>
-              <w:ind w:left="0" w:leftChars="0" w:right="0" w:rightChars="0" w:firstLine="0" w:firstLineChars="0"/>
-              <w:jc w:val="center"/>
-              <w:textAlignment w:val="baseline"/>
-            </w:pPr>
-            <w:r>
-              <w:rPr>
-                <w:rFonts w:hint="eastAsia"/>
-                <w:lang w:eastAsia="zh-CN"/>
-              </w:rPr>
-              <w:t>评价</w:t>
-            </w:r>
-            <w:r>
-              <w:t>标准确认</w:t>
-            </w:r>
-          </w:p>
-        </w:tc>
-        <w:tc>
-          <w:tcPr>
-            <w:tcW w:w="2827" w:type="dxa"/>
-            <w:tcBorders>
-              <w:top w:val="single" w:color="auto" w:sz="4" w:space="0"/>
-              <w:left w:val="single" w:color="auto" w:sz="4" w:space="0"/>
-              <w:bottom w:val="nil"/>
-              <w:right w:val="nil"/>
-            </w:tcBorders>
-            <w:tcMar>
-              <w:top w:w="60" w:type="dxa"/>
-              <w:left w:w="120" w:type="dxa"/>
-              <w:bottom w:w="30" w:type="dxa"/>
-              <w:right w:w="120" w:type="dxa"/>
-            </w:tcMar>
-            <w:vAlign w:val="center"/>
-          </w:tcPr>
-          <w:p>
-            <w:pPr>
-              <w:pStyle w:val="30"/>
-              <w:keepNext w:val="0"/>
-              <w:keepLines w:val="0"/>
-              <w:pageBreakBefore w:val="0"/>
-              <w:widowControl w:val="0"/>
-              <w:kinsoku w:val="0"/>
-              <w:wordWrap/>
-              <w:overflowPunct/>
-              <w:topLinePunct w:val="0"/>
-              <w:autoSpaceDE w:val="0"/>
-              <w:autoSpaceDN w:val="0"/>
-              <w:bidi w:val="0"/>
-              <w:adjustRightInd w:val="0"/>
-              <w:snapToGrid w:val="0"/>
-              <w:spacing w:line="240" w:lineRule="auto"/>
-              <w:ind w:left="0" w:leftChars="0" w:right="0" w:rightChars="0" w:firstLine="0" w:firstLineChars="0"/>
-              <w:jc w:val="center"/>
-              <w:textAlignment w:val="baseline"/>
-            </w:pPr>
-            <w:r>
-              <w:t>沿用T1-T5五级技能模型</w:t>
-            </w:r>
-          </w:p>
-        </w:tc>
-        <w:tc>
-          <w:tcPr>
-            <w:tcW w:w="2459" w:type="dxa"/>
-            <w:tcBorders>
-              <w:top w:val="single" w:color="auto" w:sz="4" w:space="0"/>
-              <w:left w:val="single" w:color="auto" w:sz="4" w:space="0"/>
-              <w:bottom w:val="nil"/>
-              <w:right w:val="nil"/>
-            </w:tcBorders>
-            <w:tcMar>
-              <w:top w:w="60" w:type="dxa"/>
-              <w:left w:w="120" w:type="dxa"/>
-              <w:bottom w:w="30" w:type="dxa"/>
-              <w:right w:w="120" w:type="dxa"/>
-            </w:tcMar>
-            <w:vAlign w:val="center"/>
-          </w:tcPr>
-          <w:p>
-            <w:pPr>
-              <w:pStyle w:val="30"/>
-              <w:keepNext w:val="0"/>
-              <w:keepLines w:val="0"/>
-              <w:pageBreakBefore w:val="0"/>
-              <w:widowControl w:val="0"/>
-              <w:kinsoku w:val="0"/>
-              <w:wordWrap/>
-              <w:overflowPunct/>
-              <w:topLinePunct w:val="0"/>
-              <w:autoSpaceDE w:val="0"/>
-              <w:autoSpaceDN w:val="0"/>
-              <w:bidi w:val="0"/>
-              <w:adjustRightInd w:val="0"/>
-              <w:snapToGrid w:val="0"/>
-              <w:spacing w:line="240" w:lineRule="auto"/>
-              <w:ind w:left="0" w:leftChars="0" w:right="0" w:rightChars="0" w:firstLine="0" w:firstLineChars="0"/>
-              <w:jc w:val="left"/>
-              <w:textAlignment w:val="baseline"/>
-            </w:pPr>
-            <w:r>
-              <w:t>已确认并发布</w:t>
-            </w:r>
-          </w:p>
-        </w:tc>
-        <w:tc>
-          <w:tcPr>
-            <w:tcW w:w="1704" w:type="dxa"/>
-            <w:tcBorders>
-              <w:top w:val="single" w:color="auto" w:sz="4" w:space="0"/>
-              <w:left w:val="single" w:color="auto" w:sz="4" w:space="0"/>
-              <w:bottom w:val="nil"/>
-              <w:right w:val="single" w:color="auto" w:sz="12" w:space="0"/>
-            </w:tcBorders>
-            <w:tcMar>
-              <w:top w:w="60" w:type="dxa"/>
-              <w:left w:w="120" w:type="dxa"/>
-              <w:bottom w:w="30" w:type="dxa"/>
-              <w:right w:w="120" w:type="dxa"/>
-            </w:tcMar>
-            <w:vAlign w:val="center"/>
-          </w:tcPr>
-          <w:p>
-            <w:pPr>
-              <w:pStyle w:val="30"/>
-              <w:keepNext w:val="0"/>
-              <w:keepLines w:val="0"/>
-              <w:pageBreakBefore w:val="0"/>
-              <w:widowControl w:val="0"/>
-              <w:kinsoku w:val="0"/>
-              <w:wordWrap/>
-              <w:overflowPunct/>
-              <w:topLinePunct w:val="0"/>
-              <w:autoSpaceDE w:val="0"/>
-              <w:autoSpaceDN w:val="0"/>
-              <w:bidi w:val="0"/>
-              <w:adjustRightInd w:val="0"/>
-              <w:snapToGrid w:val="0"/>
-              <w:spacing w:line="240" w:lineRule="auto"/>
-              <w:ind w:left="0" w:leftChars="0" w:right="0" w:rightChars="0" w:firstLine="0" w:firstLineChars="0"/>
-              <w:jc w:val="left"/>
-              <w:textAlignment w:val="baseline"/>
-            </w:pPr>
-            <w:r>
-              <w:t>完成</w:t>
-            </w:r>
-          </w:p>
-        </w:tc>
-      </w:tr>
-      <w:tr>
-        <w:tblPrEx>
-          <w:tblBorders>
-            <w:top w:val="none" w:color="auto" w:sz="0" w:space="0"/>
-            <w:left w:val="none" w:color="auto" w:sz="0" w:space="0"/>
-            <w:bottom w:val="none" w:color="auto" w:sz="0" w:space="0"/>
-            <w:right w:val="none" w:color="auto" w:sz="0" w:space="0"/>
-            <w:insideH w:val="none" w:color="auto" w:sz="0" w:space="0"/>
-            <w:insideV w:val="none" w:color="auto" w:sz="0" w:space="0"/>
-          </w:tblBorders>
-        </w:tblPrEx>
-        <w:trPr>
-          <w:trHeight w:val="0" w:hRule="atLeast"/>
-          <w:jc w:val="center"/>
-        </w:trPr>
-        <w:tc>
-          <w:tcPr>
-            <w:tcW w:w="1891" w:type="dxa"/>
-            <w:tcBorders>
-              <w:top w:val="single" w:color="auto" w:sz="4" w:space="0"/>
-              <w:left w:val="single" w:color="auto" w:sz="12" w:space="0"/>
-              <w:bottom w:val="nil"/>
-              <w:right w:val="nil"/>
-            </w:tcBorders>
-            <w:tcMar>
-              <w:top w:w="60" w:type="dxa"/>
-              <w:left w:w="120" w:type="dxa"/>
-              <w:bottom w:w="30" w:type="dxa"/>
-              <w:right w:w="120" w:type="dxa"/>
-            </w:tcMar>
-            <w:vAlign w:val="center"/>
-          </w:tcPr>
-          <w:p>
-            <w:pPr>
-              <w:pStyle w:val="30"/>
-              <w:keepNext w:val="0"/>
-              <w:keepLines w:val="0"/>
-              <w:pageBreakBefore w:val="0"/>
-              <w:widowControl w:val="0"/>
-              <w:kinsoku w:val="0"/>
-              <w:wordWrap/>
-              <w:overflowPunct/>
-              <w:topLinePunct w:val="0"/>
-              <w:autoSpaceDE w:val="0"/>
-              <w:autoSpaceDN w:val="0"/>
-              <w:bidi w:val="0"/>
-              <w:adjustRightInd w:val="0"/>
-              <w:snapToGrid w:val="0"/>
-              <w:spacing w:line="240" w:lineRule="auto"/>
-              <w:ind w:left="0" w:leftChars="0" w:right="0" w:rightChars="0" w:firstLine="0" w:firstLineChars="0"/>
-              <w:jc w:val="center"/>
-              <w:textAlignment w:val="baseline"/>
-            </w:pPr>
-            <w:r>
-              <w:rPr>
-                <w:rFonts w:hint="eastAsia"/>
-                <w:lang w:eastAsia="zh-CN"/>
-              </w:rPr>
-              <w:t>评价</w:t>
-            </w:r>
-            <w:r>
-              <w:t>流程准备</w:t>
-            </w:r>
-          </w:p>
-        </w:tc>
-        <w:tc>
-          <w:tcPr>
-            <w:tcW w:w="2827" w:type="dxa"/>
-            <w:tcBorders>
-              <w:top w:val="single" w:color="auto" w:sz="4" w:space="0"/>
-              <w:left w:val="single" w:color="auto" w:sz="4" w:space="0"/>
-              <w:bottom w:val="nil"/>
-              <w:right w:val="nil"/>
-            </w:tcBorders>
-            <w:tcMar>
-              <w:top w:w="60" w:type="dxa"/>
-              <w:left w:w="120" w:type="dxa"/>
-              <w:bottom w:w="30" w:type="dxa"/>
-              <w:right w:w="120" w:type="dxa"/>
-            </w:tcMar>
-            <w:vAlign w:val="center"/>
-          </w:tcPr>
-          <w:p>
-            <w:pPr>
-              <w:pStyle w:val="30"/>
-              <w:keepNext w:val="0"/>
-              <w:keepLines w:val="0"/>
-              <w:pageBreakBefore w:val="0"/>
-              <w:widowControl w:val="0"/>
-              <w:kinsoku w:val="0"/>
-              <w:wordWrap/>
-              <w:overflowPunct/>
-              <w:topLinePunct w:val="0"/>
-              <w:autoSpaceDE w:val="0"/>
-              <w:autoSpaceDN w:val="0"/>
-              <w:bidi w:val="0"/>
-              <w:adjustRightInd w:val="0"/>
-              <w:snapToGrid w:val="0"/>
-              <w:spacing w:line="240" w:lineRule="auto"/>
-              <w:ind w:left="0" w:leftChars="0" w:right="0" w:rightChars="0" w:firstLine="0" w:firstLineChars="0"/>
-              <w:jc w:val="center"/>
-              <w:textAlignment w:val="baseline"/>
-            </w:pPr>
-            <w:r>
-              <w:t>明确“申请-审核-评审-审批-应用”闭环流程</w:t>
-            </w:r>
-          </w:p>
-        </w:tc>
-        <w:tc>
-          <w:tcPr>
-            <w:tcW w:w="2459" w:type="dxa"/>
-            <w:tcBorders>
-              <w:top w:val="single" w:color="auto" w:sz="4" w:space="0"/>
-              <w:left w:val="single" w:color="auto" w:sz="4" w:space="0"/>
-              <w:bottom w:val="nil"/>
-              <w:right w:val="nil"/>
-            </w:tcBorders>
-            <w:tcMar>
-              <w:top w:w="60" w:type="dxa"/>
-              <w:left w:w="120" w:type="dxa"/>
-              <w:bottom w:w="30" w:type="dxa"/>
-              <w:right w:w="120" w:type="dxa"/>
-            </w:tcMar>
-            <w:vAlign w:val="center"/>
-          </w:tcPr>
-          <w:p>
-            <w:pPr>
-              <w:pStyle w:val="30"/>
-              <w:keepNext w:val="0"/>
-              <w:keepLines w:val="0"/>
-              <w:pageBreakBefore w:val="0"/>
-              <w:widowControl w:val="0"/>
-              <w:kinsoku w:val="0"/>
-              <w:wordWrap/>
-              <w:overflowPunct/>
-              <w:topLinePunct w:val="0"/>
-              <w:autoSpaceDE w:val="0"/>
-              <w:autoSpaceDN w:val="0"/>
-              <w:bidi w:val="0"/>
-              <w:adjustRightInd w:val="0"/>
-              <w:snapToGrid w:val="0"/>
-              <w:spacing w:line="240" w:lineRule="auto"/>
-              <w:ind w:left="0" w:leftChars="0" w:right="0" w:rightChars="0" w:firstLine="0" w:firstLineChars="0"/>
-              <w:jc w:val="left"/>
-              <w:textAlignment w:val="baseline"/>
-            </w:pPr>
-            <w:r>
-              <w:t>流程文档已就绪</w:t>
-            </w:r>
-          </w:p>
-        </w:tc>
-        <w:tc>
-          <w:tcPr>
-            <w:tcW w:w="1704" w:type="dxa"/>
-            <w:tcBorders>
-              <w:top w:val="single" w:color="auto" w:sz="4" w:space="0"/>
-              <w:left w:val="single" w:color="auto" w:sz="4" w:space="0"/>
-              <w:bottom w:val="nil"/>
-              <w:right w:val="single" w:color="auto" w:sz="12" w:space="0"/>
-            </w:tcBorders>
-            <w:tcMar>
-              <w:top w:w="60" w:type="dxa"/>
-              <w:left w:w="120" w:type="dxa"/>
-              <w:bottom w:w="30" w:type="dxa"/>
-              <w:right w:w="120" w:type="dxa"/>
-            </w:tcMar>
-            <w:vAlign w:val="center"/>
-          </w:tcPr>
-          <w:p>
-            <w:pPr>
-              <w:pStyle w:val="30"/>
-              <w:keepNext w:val="0"/>
-              <w:keepLines w:val="0"/>
-              <w:pageBreakBefore w:val="0"/>
-              <w:widowControl w:val="0"/>
-              <w:kinsoku w:val="0"/>
-              <w:wordWrap/>
-              <w:overflowPunct/>
-              <w:topLinePunct w:val="0"/>
-              <w:autoSpaceDE w:val="0"/>
-              <w:autoSpaceDN w:val="0"/>
-              <w:bidi w:val="0"/>
-              <w:adjustRightInd w:val="0"/>
-              <w:snapToGrid w:val="0"/>
-              <w:spacing w:line="240" w:lineRule="auto"/>
-              <w:ind w:left="0" w:leftChars="0" w:right="0" w:rightChars="0" w:firstLine="0" w:firstLineChars="0"/>
-              <w:jc w:val="left"/>
-              <w:textAlignment w:val="baseline"/>
-            </w:pPr>
-            <w:r>
-              <w:t>完成</w:t>
             </w:r>
           </w:p>
         </w:tc>
@@ -15439,6 +14999,408 @@
             <w:tcBorders>
               <w:top w:val="single" w:color="auto" w:sz="4" w:space="0"/>
               <w:left w:val="single" w:color="auto" w:sz="12" w:space="0"/>
+              <w:bottom w:val="nil"/>
+              <w:right w:val="nil"/>
+            </w:tcBorders>
+            <w:tcMar>
+              <w:top w:w="60" w:type="dxa"/>
+              <w:left w:w="120" w:type="dxa"/>
+              <w:bottom w:w="30" w:type="dxa"/>
+              <w:right w:w="120" w:type="dxa"/>
+            </w:tcMar>
+            <w:vAlign w:val="center"/>
+          </w:tcPr>
+          <w:p>
+            <w:pPr>
+              <w:pStyle w:val="30"/>
+              <w:keepNext w:val="0"/>
+              <w:keepLines w:val="0"/>
+              <w:pageBreakBefore w:val="0"/>
+              <w:widowControl w:val="0"/>
+              <w:kinsoku w:val="0"/>
+              <w:wordWrap/>
+              <w:overflowPunct/>
+              <w:topLinePunct w:val="0"/>
+              <w:autoSpaceDE w:val="0"/>
+              <w:autoSpaceDN w:val="0"/>
+              <w:bidi w:val="0"/>
+              <w:adjustRightInd w:val="0"/>
+              <w:snapToGrid w:val="0"/>
+              <w:spacing w:line="240" w:lineRule="auto"/>
+              <w:ind w:left="0" w:leftChars="0" w:right="0" w:rightChars="0" w:firstLine="0" w:firstLineChars="0"/>
+              <w:jc w:val="center"/>
+              <w:textAlignment w:val="baseline"/>
+            </w:pPr>
+            <w:r>
+              <w:rPr>
+                <w:rFonts w:hint="eastAsia"/>
+                <w:lang w:eastAsia="zh-CN"/>
+              </w:rPr>
+              <w:t>评价</w:t>
+            </w:r>
+            <w:r>
+              <w:t>标准确认</w:t>
+            </w:r>
+          </w:p>
+        </w:tc>
+        <w:tc>
+          <w:tcPr>
+            <w:tcW w:w="2827" w:type="dxa"/>
+            <w:tcBorders>
+              <w:top w:val="single" w:color="auto" w:sz="4" w:space="0"/>
+              <w:left w:val="single" w:color="auto" w:sz="4" w:space="0"/>
+              <w:bottom w:val="nil"/>
+              <w:right w:val="nil"/>
+            </w:tcBorders>
+            <w:tcMar>
+              <w:top w:w="60" w:type="dxa"/>
+              <w:left w:w="120" w:type="dxa"/>
+              <w:bottom w:w="30" w:type="dxa"/>
+              <w:right w:w="120" w:type="dxa"/>
+            </w:tcMar>
+            <w:vAlign w:val="center"/>
+          </w:tcPr>
+          <w:p>
+            <w:pPr>
+              <w:pStyle w:val="30"/>
+              <w:keepNext w:val="0"/>
+              <w:keepLines w:val="0"/>
+              <w:pageBreakBefore w:val="0"/>
+              <w:widowControl w:val="0"/>
+              <w:kinsoku w:val="0"/>
+              <w:wordWrap/>
+              <w:overflowPunct/>
+              <w:topLinePunct w:val="0"/>
+              <w:autoSpaceDE w:val="0"/>
+              <w:autoSpaceDN w:val="0"/>
+              <w:bidi w:val="0"/>
+              <w:adjustRightInd w:val="0"/>
+              <w:snapToGrid w:val="0"/>
+              <w:spacing w:line="240" w:lineRule="auto"/>
+              <w:ind w:left="0" w:leftChars="0" w:right="0" w:rightChars="0" w:firstLine="0" w:firstLineChars="0"/>
+              <w:jc w:val="center"/>
+              <w:textAlignment w:val="baseline"/>
+            </w:pPr>
+            <w:r>
+              <w:t>沿用T1-T5五级技能模型</w:t>
+            </w:r>
+          </w:p>
+        </w:tc>
+        <w:tc>
+          <w:tcPr>
+            <w:tcW w:w="2459" w:type="dxa"/>
+            <w:tcBorders>
+              <w:top w:val="single" w:color="auto" w:sz="4" w:space="0"/>
+              <w:left w:val="single" w:color="auto" w:sz="4" w:space="0"/>
+              <w:bottom w:val="nil"/>
+              <w:right w:val="nil"/>
+            </w:tcBorders>
+            <w:tcMar>
+              <w:top w:w="60" w:type="dxa"/>
+              <w:left w:w="120" w:type="dxa"/>
+              <w:bottom w:w="30" w:type="dxa"/>
+              <w:right w:w="120" w:type="dxa"/>
+            </w:tcMar>
+            <w:vAlign w:val="center"/>
+          </w:tcPr>
+          <w:p>
+            <w:pPr>
+              <w:pStyle w:val="30"/>
+              <w:keepNext w:val="0"/>
+              <w:keepLines w:val="0"/>
+              <w:pageBreakBefore w:val="0"/>
+              <w:widowControl w:val="0"/>
+              <w:kinsoku w:val="0"/>
+              <w:wordWrap/>
+              <w:overflowPunct/>
+              <w:topLinePunct w:val="0"/>
+              <w:autoSpaceDE w:val="0"/>
+              <w:autoSpaceDN w:val="0"/>
+              <w:bidi w:val="0"/>
+              <w:adjustRightInd w:val="0"/>
+              <w:snapToGrid w:val="0"/>
+              <w:spacing w:line="240" w:lineRule="auto"/>
+              <w:ind w:left="0" w:leftChars="0" w:right="0" w:rightChars="0" w:firstLine="0" w:firstLineChars="0"/>
+              <w:jc w:val="left"/>
+              <w:textAlignment w:val="baseline"/>
+            </w:pPr>
+            <w:r>
+              <w:t>已确认并发布</w:t>
+            </w:r>
+          </w:p>
+        </w:tc>
+        <w:tc>
+          <w:tcPr>
+            <w:tcW w:w="1704" w:type="dxa"/>
+            <w:tcBorders>
+              <w:top w:val="single" w:color="auto" w:sz="4" w:space="0"/>
+              <w:left w:val="single" w:color="auto" w:sz="4" w:space="0"/>
+              <w:bottom w:val="nil"/>
+              <w:right w:val="single" w:color="auto" w:sz="12" w:space="0"/>
+            </w:tcBorders>
+            <w:tcMar>
+              <w:top w:w="60" w:type="dxa"/>
+              <w:left w:w="120" w:type="dxa"/>
+              <w:bottom w:w="30" w:type="dxa"/>
+              <w:right w:w="120" w:type="dxa"/>
+            </w:tcMar>
+            <w:vAlign w:val="center"/>
+          </w:tcPr>
+          <w:p>
+            <w:pPr>
+              <w:pStyle w:val="30"/>
+              <w:keepNext w:val="0"/>
+              <w:keepLines w:val="0"/>
+              <w:pageBreakBefore w:val="0"/>
+              <w:widowControl w:val="0"/>
+              <w:kinsoku w:val="0"/>
+              <w:wordWrap/>
+              <w:overflowPunct/>
+              <w:topLinePunct w:val="0"/>
+              <w:autoSpaceDE w:val="0"/>
+              <w:autoSpaceDN w:val="0"/>
+              <w:bidi w:val="0"/>
+              <w:adjustRightInd w:val="0"/>
+              <w:snapToGrid w:val="0"/>
+              <w:spacing w:line="240" w:lineRule="auto"/>
+              <w:ind w:left="0" w:leftChars="0" w:right="0" w:rightChars="0" w:firstLine="0" w:firstLineChars="0"/>
+              <w:jc w:val="left"/>
+              <w:textAlignment w:val="baseline"/>
+            </w:pPr>
+            <w:r>
+              <w:t>完成</w:t>
+            </w:r>
+          </w:p>
+        </w:tc>
+      </w:tr>
+      <w:tr>
+        <w:tblPrEx>
+          <w:tblBorders>
+            <w:top w:val="none" w:color="auto" w:sz="0" w:space="0"/>
+            <w:left w:val="none" w:color="auto" w:sz="0" w:space="0"/>
+            <w:bottom w:val="none" w:color="auto" w:sz="0" w:space="0"/>
+            <w:right w:val="none" w:color="auto" w:sz="0" w:space="0"/>
+            <w:insideH w:val="none" w:color="auto" w:sz="0" w:space="0"/>
+            <w:insideV w:val="none" w:color="auto" w:sz="0" w:space="0"/>
+          </w:tblBorders>
+          <w:tblCellMar>
+            <w:top w:w="0" w:type="dxa"/>
+            <w:left w:w="10" w:type="dxa"/>
+            <w:bottom w:w="0" w:type="dxa"/>
+            <w:right w:w="10" w:type="dxa"/>
+          </w:tblCellMar>
+        </w:tblPrEx>
+        <w:trPr>
+          <w:trHeight w:val="0" w:hRule="atLeast"/>
+          <w:jc w:val="center"/>
+        </w:trPr>
+        <w:tc>
+          <w:tcPr>
+            <w:tcW w:w="1891" w:type="dxa"/>
+            <w:tcBorders>
+              <w:top w:val="single" w:color="auto" w:sz="4" w:space="0"/>
+              <w:left w:val="single" w:color="auto" w:sz="12" w:space="0"/>
+              <w:bottom w:val="nil"/>
+              <w:right w:val="nil"/>
+            </w:tcBorders>
+            <w:tcMar>
+              <w:top w:w="60" w:type="dxa"/>
+              <w:left w:w="120" w:type="dxa"/>
+              <w:bottom w:w="30" w:type="dxa"/>
+              <w:right w:w="120" w:type="dxa"/>
+            </w:tcMar>
+            <w:vAlign w:val="center"/>
+          </w:tcPr>
+          <w:p>
+            <w:pPr>
+              <w:pStyle w:val="30"/>
+              <w:keepNext w:val="0"/>
+              <w:keepLines w:val="0"/>
+              <w:pageBreakBefore w:val="0"/>
+              <w:widowControl w:val="0"/>
+              <w:kinsoku w:val="0"/>
+              <w:wordWrap/>
+              <w:overflowPunct/>
+              <w:topLinePunct w:val="0"/>
+              <w:autoSpaceDE w:val="0"/>
+              <w:autoSpaceDN w:val="0"/>
+              <w:bidi w:val="0"/>
+              <w:adjustRightInd w:val="0"/>
+              <w:snapToGrid w:val="0"/>
+              <w:spacing w:line="240" w:lineRule="auto"/>
+              <w:ind w:left="0" w:leftChars="0" w:right="0" w:rightChars="0" w:firstLine="0" w:firstLineChars="0"/>
+              <w:jc w:val="center"/>
+              <w:textAlignment w:val="baseline"/>
+            </w:pPr>
+            <w:r>
+              <w:rPr>
+                <w:rFonts w:hint="eastAsia"/>
+                <w:lang w:eastAsia="zh-CN"/>
+              </w:rPr>
+              <w:t>评价</w:t>
+            </w:r>
+            <w:r>
+              <w:t>流程准备</w:t>
+            </w:r>
+          </w:p>
+        </w:tc>
+        <w:tc>
+          <w:tcPr>
+            <w:tcW w:w="2827" w:type="dxa"/>
+            <w:tcBorders>
+              <w:top w:val="single" w:color="auto" w:sz="4" w:space="0"/>
+              <w:left w:val="single" w:color="auto" w:sz="4" w:space="0"/>
+              <w:bottom w:val="nil"/>
+              <w:right w:val="nil"/>
+            </w:tcBorders>
+            <w:tcMar>
+              <w:top w:w="60" w:type="dxa"/>
+              <w:left w:w="120" w:type="dxa"/>
+              <w:bottom w:w="30" w:type="dxa"/>
+              <w:right w:w="120" w:type="dxa"/>
+            </w:tcMar>
+            <w:vAlign w:val="center"/>
+          </w:tcPr>
+          <w:p>
+            <w:pPr>
+              <w:pStyle w:val="30"/>
+              <w:keepNext w:val="0"/>
+              <w:keepLines w:val="0"/>
+              <w:pageBreakBefore w:val="0"/>
+              <w:widowControl w:val="0"/>
+              <w:kinsoku w:val="0"/>
+              <w:wordWrap/>
+              <w:overflowPunct/>
+              <w:topLinePunct w:val="0"/>
+              <w:autoSpaceDE w:val="0"/>
+              <w:autoSpaceDN w:val="0"/>
+              <w:bidi w:val="0"/>
+              <w:adjustRightInd w:val="0"/>
+              <w:snapToGrid w:val="0"/>
+              <w:spacing w:line="240" w:lineRule="auto"/>
+              <w:ind w:left="0" w:leftChars="0" w:right="0" w:rightChars="0" w:firstLine="0" w:firstLineChars="0"/>
+              <w:jc w:val="center"/>
+              <w:textAlignment w:val="baseline"/>
+            </w:pPr>
+            <w:r>
+              <w:t>明确“申请-审核-评审-审批-应用”闭环流程</w:t>
+            </w:r>
+          </w:p>
+        </w:tc>
+        <w:tc>
+          <w:tcPr>
+            <w:tcW w:w="2459" w:type="dxa"/>
+            <w:tcBorders>
+              <w:top w:val="single" w:color="auto" w:sz="4" w:space="0"/>
+              <w:left w:val="single" w:color="auto" w:sz="4" w:space="0"/>
+              <w:bottom w:val="nil"/>
+              <w:right w:val="nil"/>
+            </w:tcBorders>
+            <w:tcMar>
+              <w:top w:w="60" w:type="dxa"/>
+              <w:left w:w="120" w:type="dxa"/>
+              <w:bottom w:w="30" w:type="dxa"/>
+              <w:right w:w="120" w:type="dxa"/>
+            </w:tcMar>
+            <w:vAlign w:val="center"/>
+          </w:tcPr>
+          <w:p>
+            <w:pPr>
+              <w:pStyle w:val="30"/>
+              <w:keepNext w:val="0"/>
+              <w:keepLines w:val="0"/>
+              <w:pageBreakBefore w:val="0"/>
+              <w:widowControl w:val="0"/>
+              <w:kinsoku w:val="0"/>
+              <w:wordWrap/>
+              <w:overflowPunct/>
+              <w:topLinePunct w:val="0"/>
+              <w:autoSpaceDE w:val="0"/>
+              <w:autoSpaceDN w:val="0"/>
+              <w:bidi w:val="0"/>
+              <w:adjustRightInd w:val="0"/>
+              <w:snapToGrid w:val="0"/>
+              <w:spacing w:line="240" w:lineRule="auto"/>
+              <w:ind w:left="0" w:leftChars="0" w:right="0" w:rightChars="0" w:firstLine="0" w:firstLineChars="0"/>
+              <w:jc w:val="left"/>
+              <w:textAlignment w:val="baseline"/>
+            </w:pPr>
+            <w:r>
+              <w:t>流程文档已就绪</w:t>
+            </w:r>
+          </w:p>
+        </w:tc>
+        <w:tc>
+          <w:tcPr>
+            <w:tcW w:w="1704" w:type="dxa"/>
+            <w:tcBorders>
+              <w:top w:val="single" w:color="auto" w:sz="4" w:space="0"/>
+              <w:left w:val="single" w:color="auto" w:sz="4" w:space="0"/>
+              <w:bottom w:val="nil"/>
+              <w:right w:val="single" w:color="auto" w:sz="12" w:space="0"/>
+            </w:tcBorders>
+            <w:tcMar>
+              <w:top w:w="60" w:type="dxa"/>
+              <w:left w:w="120" w:type="dxa"/>
+              <w:bottom w:w="30" w:type="dxa"/>
+              <w:right w:w="120" w:type="dxa"/>
+            </w:tcMar>
+            <w:vAlign w:val="center"/>
+          </w:tcPr>
+          <w:p>
+            <w:pPr>
+              <w:pStyle w:val="30"/>
+              <w:keepNext w:val="0"/>
+              <w:keepLines w:val="0"/>
+              <w:pageBreakBefore w:val="0"/>
+              <w:widowControl w:val="0"/>
+              <w:kinsoku w:val="0"/>
+              <w:wordWrap/>
+              <w:overflowPunct/>
+              <w:topLinePunct w:val="0"/>
+              <w:autoSpaceDE w:val="0"/>
+              <w:autoSpaceDN w:val="0"/>
+              <w:bidi w:val="0"/>
+              <w:adjustRightInd w:val="0"/>
+              <w:snapToGrid w:val="0"/>
+              <w:spacing w:line="240" w:lineRule="auto"/>
+              <w:ind w:left="0" w:leftChars="0" w:right="0" w:rightChars="0" w:firstLine="0" w:firstLineChars="0"/>
+              <w:jc w:val="left"/>
+              <w:textAlignment w:val="baseline"/>
+            </w:pPr>
+            <w:r>
+              <w:t>完成</w:t>
+            </w:r>
+          </w:p>
+        </w:tc>
+      </w:tr>
+      <w:tr>
+        <w:tblPrEx>
+          <w:tblBorders>
+            <w:top w:val="none" w:color="auto" w:sz="0" w:space="0"/>
+            <w:left w:val="none" w:color="auto" w:sz="0" w:space="0"/>
+            <w:bottom w:val="none" w:color="auto" w:sz="0" w:space="0"/>
+            <w:right w:val="none" w:color="auto" w:sz="0" w:space="0"/>
+            <w:insideH w:val="none" w:color="auto" w:sz="0" w:space="0"/>
+            <w:insideV w:val="none" w:color="auto" w:sz="0" w:space="0"/>
+          </w:tblBorders>
+          <w:tblCellMar>
+            <w:top w:w="0" w:type="dxa"/>
+            <w:left w:w="10" w:type="dxa"/>
+            <w:bottom w:w="0" w:type="dxa"/>
+            <w:right w:w="10" w:type="dxa"/>
+          </w:tblCellMar>
+        </w:tblPrEx>
+        <w:trPr>
+          <w:trHeight w:val="0" w:hRule="atLeast"/>
+          <w:jc w:val="center"/>
+        </w:trPr>
+        <w:tc>
+          <w:tcPr>
+            <w:tcW w:w="1891" w:type="dxa"/>
+            <w:tcBorders>
+              <w:top w:val="single" w:color="auto" w:sz="4" w:space="0"/>
+              <w:left w:val="single" w:color="auto" w:sz="12" w:space="0"/>
               <w:bottom w:val="single" w:color="auto" w:sz="12" w:space="0"/>
               <w:right w:val="nil"/>
             </w:tcBorders>
@@ -15632,8 +15594,8 @@
         <w:snapToGrid w:val="0"/>
         <w:textAlignment w:val="baseline"/>
       </w:pPr>
-      <w:bookmarkStart w:id="41" w:name="_Toc8807"/>
-      <w:bookmarkStart w:id="42" w:name="heading_19"/>
+      <w:bookmarkStart w:id="41" w:name="heading_19"/>
+      <w:bookmarkStart w:id="42" w:name="_Toc4164"/>
       <w:r>
         <w:t>人员</w:t>
       </w:r>
@@ -15780,7 +15742,7 @@
         <w:textAlignment w:val="baseline"/>
       </w:pPr>
       <w:bookmarkStart w:id="43" w:name="heading_21"/>
-      <w:bookmarkStart w:id="44" w:name="_Toc32733"/>
+      <w:bookmarkStart w:id="44" w:name="_Toc13035"/>
       <w:r>
         <w:t>存在问题与改进建议</w:t>
       </w:r>
@@ -15806,7 +15768,7 @@
         <w:textAlignment w:val="baseline"/>
       </w:pPr>
       <w:bookmarkStart w:id="45" w:name="heading_22"/>
-      <w:bookmarkStart w:id="46" w:name="_Toc2058"/>
+      <w:bookmarkStart w:id="46" w:name="_Toc14997"/>
       <w:r>
         <w:t>已识别问题</w:t>
       </w:r>
@@ -15854,7 +15816,7 @@
         <w:textAlignment w:val="baseline"/>
       </w:pPr>
       <w:bookmarkStart w:id="47" w:name="heading_23"/>
-      <w:bookmarkStart w:id="48" w:name="_Toc16581"/>
+      <w:bookmarkStart w:id="48" w:name="_Toc293"/>
       <w:r>
         <w:t>持续改进方向</w:t>
       </w:r>
@@ -15931,8 +15893,8 @@
         <w:snapToGrid w:val="0"/>
         <w:textAlignment w:val="baseline"/>
       </w:pPr>
-      <w:bookmarkStart w:id="49" w:name="_Toc24167"/>
-      <w:bookmarkStart w:id="50" w:name="heading_25"/>
+      <w:bookmarkStart w:id="49" w:name="heading_25"/>
+      <w:bookmarkStart w:id="50" w:name="_Toc20345"/>
       <w:r>
         <w:t>结论</w:t>
       </w:r>
